--- a/source/Руководство по услугам.docx
+++ b/source/Руководство по услугам.docx
@@ -126,7 +126,144 @@
             </w:rPr>
             <w:fldChar w:fldCharType="separate"/>
           </w:r>
-          <w:hyperlink w:anchor="_Toc169617460" w:history="1">
+          <w:bookmarkStart w:id="0" w:name="_GoBack"/>
+          <w:bookmarkEnd w:id="0"/>
+          <w:r>
+            <w:rPr>
+              <w:rStyle w:val="a6"/>
+              <w:noProof/>
+            </w:rPr>
+            <w:fldChar w:fldCharType="begin"/>
+          </w:r>
+          <w:r>
+            <w:rPr>
+              <w:rStyle w:val="a6"/>
+              <w:noProof/>
+            </w:rPr>
+            <w:instrText xml:space="preserve"> </w:instrText>
+          </w:r>
+          <w:r>
+            <w:rPr>
+              <w:noProof/>
+            </w:rPr>
+            <w:instrText>HYPERLINK \l "_Toc225341958"</w:instrText>
+          </w:r>
+          <w:r>
+            <w:rPr>
+              <w:rStyle w:val="a6"/>
+              <w:noProof/>
+            </w:rPr>
+            <w:instrText xml:space="preserve"> </w:instrText>
+          </w:r>
+          <w:r>
+            <w:rPr>
+              <w:rStyle w:val="a6"/>
+              <w:noProof/>
+            </w:rPr>
+          </w:r>
+          <w:r>
+            <w:rPr>
+              <w:rStyle w:val="a6"/>
+              <w:noProof/>
+            </w:rPr>
+            <w:fldChar w:fldCharType="separate"/>
+          </w:r>
+          <w:r>
+            <w:rPr>
+              <w:rStyle w:val="a6"/>
+              <w:rFonts w:ascii="Times New Roman" w:hAnsi="Times New Roman" w:cs="Times New Roman"/>
+              <w:b/>
+              <w:noProof/>
+            </w:rPr>
+            <w:t>1.</w:t>
+          </w:r>
+          <w:r>
+            <w:rPr>
+              <w:rFonts w:eastAsiaTheme="minorEastAsia"/>
+              <w:noProof/>
+              <w:lang w:eastAsia="ru-RU"/>
+            </w:rPr>
+            <w:tab/>
+          </w:r>
+          <w:r>
+            <w:rPr>
+              <w:rStyle w:val="a6"/>
+              <w:rFonts w:ascii="Times New Roman" w:hAnsi="Times New Roman" w:cs="Times New Roman"/>
+              <w:b/>
+              <w:noProof/>
+            </w:rPr>
+            <w:t>Введение.</w:t>
+          </w:r>
+          <w:r>
+            <w:rPr>
+              <w:noProof/>
+              <w:webHidden/>
+            </w:rPr>
+            <w:tab/>
+          </w:r>
+          <w:r>
+            <w:rPr>
+              <w:noProof/>
+              <w:webHidden/>
+            </w:rPr>
+            <w:fldChar w:fldCharType="begin"/>
+          </w:r>
+          <w:r>
+            <w:rPr>
+              <w:noProof/>
+              <w:webHidden/>
+            </w:rPr>
+            <w:instrText xml:space="preserve"> PAGEREF _Toc225341958 \h </w:instrText>
+          </w:r>
+          <w:r>
+            <w:rPr>
+              <w:noProof/>
+              <w:webHidden/>
+            </w:rPr>
+          </w:r>
+          <w:r>
+            <w:rPr>
+              <w:noProof/>
+              <w:webHidden/>
+            </w:rPr>
+            <w:fldChar w:fldCharType="separate"/>
+          </w:r>
+          <w:r>
+            <w:rPr>
+              <w:noProof/>
+              <w:webHidden/>
+            </w:rPr>
+            <w:t>2</w:t>
+          </w:r>
+          <w:r>
+            <w:rPr>
+              <w:noProof/>
+              <w:webHidden/>
+            </w:rPr>
+            <w:fldChar w:fldCharType="end"/>
+          </w:r>
+          <w:r>
+            <w:rPr>
+              <w:rStyle w:val="a6"/>
+              <w:noProof/>
+            </w:rPr>
+            <w:fldChar w:fldCharType="end"/>
+          </w:r>
+        </w:p>
+        <w:p>
+          <w:pPr>
+            <w:pStyle w:val="11"/>
+            <w:tabs>
+              <w:tab w:val="left" w:pos="440"/>
+              <w:tab w:val="right" w:leader="dot" w:pos="9345"/>
+            </w:tabs>
+            <w:rPr>
+              <w:rFonts w:eastAsiaTheme="minorEastAsia"/>
+              <w:noProof/>
+              <w:lang w:eastAsia="ru-RU"/>
+            </w:rPr>
+          </w:pPr>
+          <w:hyperlink w:anchor="_Toc225341959" w:history="1">
             <w:r>
               <w:rPr>
                 <w:rStyle w:val="a6"/>
@@ -134,7 +271,7 @@
                 <w:b/>
                 <w:noProof/>
               </w:rPr>
-              <w:t>1.</w:t>
+              <w:t>2.</w:t>
             </w:r>
             <w:r>
               <w:rPr>
@@ -151,7 +288,7 @@
                 <w:b/>
                 <w:noProof/>
               </w:rPr>
-              <w:t>Введение.</w:t>
+              <w:t>Программное обеспечение.</w:t>
             </w:r>
             <w:r>
               <w:rPr>
@@ -172,7 +309,7 @@
                 <w:noProof/>
                 <w:webHidden/>
               </w:rPr>
-              <w:instrText xml:space="preserve"> PAGEREF _Toc169617460 \h </w:instrText>
+              <w:instrText xml:space="preserve"> PAGEREF _Toc225341959 \h </w:instrText>
             </w:r>
             <w:r>
               <w:rPr>
@@ -192,7 +329,702 @@
                 <w:noProof/>
                 <w:webHidden/>
               </w:rPr>
-              <w:t>2</w:t>
+              <w:t>3</w:t>
+            </w:r>
+            <w:r>
+              <w:rPr>
+                <w:noProof/>
+                <w:webHidden/>
+              </w:rPr>
+              <w:fldChar w:fldCharType="end"/>
+            </w:r>
+          </w:hyperlink>
+        </w:p>
+        <w:p>
+          <w:pPr>
+            <w:pStyle w:val="21"/>
+            <w:tabs>
+              <w:tab w:val="right" w:leader="dot" w:pos="9345"/>
+            </w:tabs>
+            <w:rPr>
+              <w:rFonts w:eastAsiaTheme="minorEastAsia"/>
+              <w:noProof/>
+              <w:lang w:eastAsia="ru-RU"/>
+            </w:rPr>
+          </w:pPr>
+          <w:hyperlink w:anchor="_Toc225341960" w:history="1">
+            <w:r>
+              <w:rPr>
+                <w:rStyle w:val="a6"/>
+                <w:rFonts w:ascii="Times New Roman" w:hAnsi="Times New Roman" w:cs="Times New Roman"/>
+                <w:b/>
+                <w:noProof/>
+              </w:rPr>
+              <w:t>2.1. Другие версии</w:t>
+            </w:r>
+            <w:r>
+              <w:rPr>
+                <w:noProof/>
+                <w:webHidden/>
+              </w:rPr>
+              <w:tab/>
+            </w:r>
+            <w:r>
+              <w:rPr>
+                <w:noProof/>
+                <w:webHidden/>
+              </w:rPr>
+              <w:fldChar w:fldCharType="begin"/>
+            </w:r>
+            <w:r>
+              <w:rPr>
+                <w:noProof/>
+                <w:webHidden/>
+              </w:rPr>
+              <w:instrText xml:space="preserve"> PAGEREF _Toc225341960 \h </w:instrText>
+            </w:r>
+            <w:r>
+              <w:rPr>
+                <w:noProof/>
+                <w:webHidden/>
+              </w:rPr>
+            </w:r>
+            <w:r>
+              <w:rPr>
+                <w:noProof/>
+                <w:webHidden/>
+              </w:rPr>
+              <w:fldChar w:fldCharType="separate"/>
+            </w:r>
+            <w:r>
+              <w:rPr>
+                <w:noProof/>
+                <w:webHidden/>
+              </w:rPr>
+              <w:t>5</w:t>
+            </w:r>
+            <w:r>
+              <w:rPr>
+                <w:noProof/>
+                <w:webHidden/>
+              </w:rPr>
+              <w:fldChar w:fldCharType="end"/>
+            </w:r>
+          </w:hyperlink>
+        </w:p>
+        <w:p>
+          <w:pPr>
+            <w:pStyle w:val="21"/>
+            <w:tabs>
+              <w:tab w:val="right" w:leader="dot" w:pos="9345"/>
+            </w:tabs>
+            <w:rPr>
+              <w:rFonts w:eastAsiaTheme="minorEastAsia"/>
+              <w:noProof/>
+              <w:lang w:eastAsia="ru-RU"/>
+            </w:rPr>
+          </w:pPr>
+          <w:hyperlink w:anchor="_Toc225341961" w:history="1">
+            <w:r>
+              <w:rPr>
+                <w:rStyle w:val="a6"/>
+                <w:rFonts w:ascii="Times New Roman" w:hAnsi="Times New Roman"/>
+                <w:b/>
+                <w:noProof/>
+              </w:rPr>
+              <w:t>2.2.</w:t>
+            </w:r>
+            <w:r>
+              <w:rPr>
+                <w:rStyle w:val="a6"/>
+                <w:rFonts w:ascii="Times New Roman" w:hAnsi="Times New Roman" w:cs="Times New Roman"/>
+                <w:b/>
+                <w:noProof/>
+              </w:rPr>
+              <w:t xml:space="preserve"> Настройки безопасности документов.</w:t>
+            </w:r>
+            <w:r>
+              <w:rPr>
+                <w:noProof/>
+                <w:webHidden/>
+              </w:rPr>
+              <w:tab/>
+            </w:r>
+            <w:r>
+              <w:rPr>
+                <w:noProof/>
+                <w:webHidden/>
+              </w:rPr>
+              <w:fldChar w:fldCharType="begin"/>
+            </w:r>
+            <w:r>
+              <w:rPr>
+                <w:noProof/>
+                <w:webHidden/>
+              </w:rPr>
+              <w:instrText xml:space="preserve"> PAGEREF _Toc225341961 \h </w:instrText>
+            </w:r>
+            <w:r>
+              <w:rPr>
+                <w:noProof/>
+                <w:webHidden/>
+              </w:rPr>
+            </w:r>
+            <w:r>
+              <w:rPr>
+                <w:noProof/>
+                <w:webHidden/>
+              </w:rPr>
+              <w:fldChar w:fldCharType="separate"/>
+            </w:r>
+            <w:r>
+              <w:rPr>
+                <w:noProof/>
+                <w:webHidden/>
+              </w:rPr>
+              <w:t>8</w:t>
+            </w:r>
+            <w:r>
+              <w:rPr>
+                <w:noProof/>
+                <w:webHidden/>
+              </w:rPr>
+              <w:fldChar w:fldCharType="end"/>
+            </w:r>
+          </w:hyperlink>
+        </w:p>
+        <w:p>
+          <w:pPr>
+            <w:pStyle w:val="31"/>
+            <w:tabs>
+              <w:tab w:val="right" w:leader="dot" w:pos="9345"/>
+            </w:tabs>
+            <w:rPr>
+              <w:rFonts w:eastAsiaTheme="minorEastAsia"/>
+              <w:noProof/>
+              <w:lang w:eastAsia="ru-RU"/>
+            </w:rPr>
+          </w:pPr>
+          <w:hyperlink w:anchor="_Toc225341962" w:history="1">
+            <w:r>
+              <w:rPr>
+                <w:rStyle w:val="a6"/>
+                <w:rFonts w:ascii="Times New Roman" w:hAnsi="Times New Roman" w:cs="Times New Roman"/>
+                <w:b/>
+                <w:noProof/>
+              </w:rPr>
+              <w:t>2.2.1. Вкладка «Надёжные документы».</w:t>
+            </w:r>
+            <w:r>
+              <w:rPr>
+                <w:noProof/>
+                <w:webHidden/>
+              </w:rPr>
+              <w:tab/>
+            </w:r>
+            <w:r>
+              <w:rPr>
+                <w:noProof/>
+                <w:webHidden/>
+              </w:rPr>
+              <w:fldChar w:fldCharType="begin"/>
+            </w:r>
+            <w:r>
+              <w:rPr>
+                <w:noProof/>
+                <w:webHidden/>
+              </w:rPr>
+              <w:instrText xml:space="preserve"> PAGEREF _Toc225341962 \h </w:instrText>
+            </w:r>
+            <w:r>
+              <w:rPr>
+                <w:noProof/>
+                <w:webHidden/>
+              </w:rPr>
+            </w:r>
+            <w:r>
+              <w:rPr>
+                <w:noProof/>
+                <w:webHidden/>
+              </w:rPr>
+              <w:fldChar w:fldCharType="separate"/>
+            </w:r>
+            <w:r>
+              <w:rPr>
+                <w:noProof/>
+                <w:webHidden/>
+              </w:rPr>
+              <w:t>9</w:t>
+            </w:r>
+            <w:r>
+              <w:rPr>
+                <w:noProof/>
+                <w:webHidden/>
+              </w:rPr>
+              <w:fldChar w:fldCharType="end"/>
+            </w:r>
+          </w:hyperlink>
+        </w:p>
+        <w:p>
+          <w:pPr>
+            <w:pStyle w:val="31"/>
+            <w:tabs>
+              <w:tab w:val="right" w:leader="dot" w:pos="9345"/>
+            </w:tabs>
+            <w:rPr>
+              <w:rFonts w:eastAsiaTheme="minorEastAsia"/>
+              <w:noProof/>
+              <w:lang w:eastAsia="ru-RU"/>
+            </w:rPr>
+          </w:pPr>
+          <w:hyperlink w:anchor="_Toc225341963" w:history="1">
+            <w:r>
+              <w:rPr>
+                <w:rStyle w:val="a6"/>
+                <w:rFonts w:ascii="Times New Roman" w:hAnsi="Times New Roman" w:cs="Times New Roman"/>
+                <w:b/>
+                <w:noProof/>
+              </w:rPr>
+              <w:t>2.2.2. Вкладка «Надстройки».</w:t>
+            </w:r>
+            <w:r>
+              <w:rPr>
+                <w:noProof/>
+                <w:webHidden/>
+              </w:rPr>
+              <w:tab/>
+            </w:r>
+            <w:r>
+              <w:rPr>
+                <w:noProof/>
+                <w:webHidden/>
+              </w:rPr>
+              <w:fldChar w:fldCharType="begin"/>
+            </w:r>
+            <w:r>
+              <w:rPr>
+                <w:noProof/>
+                <w:webHidden/>
+              </w:rPr>
+              <w:instrText xml:space="preserve"> PAGEREF _Toc225341963 \h </w:instrText>
+            </w:r>
+            <w:r>
+              <w:rPr>
+                <w:noProof/>
+                <w:webHidden/>
+              </w:rPr>
+            </w:r>
+            <w:r>
+              <w:rPr>
+                <w:noProof/>
+                <w:webHidden/>
+              </w:rPr>
+              <w:fldChar w:fldCharType="separate"/>
+            </w:r>
+            <w:r>
+              <w:rPr>
+                <w:noProof/>
+                <w:webHidden/>
+              </w:rPr>
+              <w:t>9</w:t>
+            </w:r>
+            <w:r>
+              <w:rPr>
+                <w:noProof/>
+                <w:webHidden/>
+              </w:rPr>
+              <w:fldChar w:fldCharType="end"/>
+            </w:r>
+          </w:hyperlink>
+        </w:p>
+        <w:p>
+          <w:pPr>
+            <w:pStyle w:val="31"/>
+            <w:tabs>
+              <w:tab w:val="right" w:leader="dot" w:pos="9345"/>
+            </w:tabs>
+            <w:rPr>
+              <w:rFonts w:eastAsiaTheme="minorEastAsia"/>
+              <w:noProof/>
+              <w:lang w:eastAsia="ru-RU"/>
+            </w:rPr>
+          </w:pPr>
+          <w:hyperlink w:anchor="_Toc225341964" w:history="1">
+            <w:r>
+              <w:rPr>
+                <w:rStyle w:val="a6"/>
+                <w:rFonts w:ascii="Times New Roman" w:hAnsi="Times New Roman" w:cs="Times New Roman"/>
+                <w:b/>
+                <w:noProof/>
+              </w:rPr>
+              <w:t>2.2.3. Вкладка «</w:t>
+            </w:r>
+            <w:r>
+              <w:rPr>
+                <w:rStyle w:val="a6"/>
+                <w:rFonts w:ascii="Times New Roman" w:hAnsi="Times New Roman" w:cs="Times New Roman"/>
+                <w:b/>
+                <w:noProof/>
+                <w:lang w:val="en-US"/>
+              </w:rPr>
+              <w:t xml:space="preserve"> </w:t>
+            </w:r>
+            <w:r>
+              <w:rPr>
+                <w:rStyle w:val="a6"/>
+                <w:rFonts w:ascii="Times New Roman" w:hAnsi="Times New Roman" w:cs="Times New Roman"/>
+                <w:b/>
+                <w:noProof/>
+              </w:rPr>
+              <w:t xml:space="preserve">Параметры </w:t>
+            </w:r>
+            <w:r>
+              <w:rPr>
+                <w:rStyle w:val="a6"/>
+                <w:rFonts w:ascii="Times New Roman" w:hAnsi="Times New Roman" w:cs="Times New Roman"/>
+                <w:b/>
+                <w:noProof/>
+                <w:lang w:val="en-US"/>
+              </w:rPr>
+              <w:t>ActiveX</w:t>
+            </w:r>
+            <w:r>
+              <w:rPr>
+                <w:rStyle w:val="a6"/>
+                <w:rFonts w:ascii="Times New Roman" w:hAnsi="Times New Roman" w:cs="Times New Roman"/>
+                <w:b/>
+                <w:noProof/>
+              </w:rPr>
+              <w:t>».</w:t>
+            </w:r>
+            <w:r>
+              <w:rPr>
+                <w:noProof/>
+                <w:webHidden/>
+              </w:rPr>
+              <w:tab/>
+            </w:r>
+            <w:r>
+              <w:rPr>
+                <w:noProof/>
+                <w:webHidden/>
+              </w:rPr>
+              <w:fldChar w:fldCharType="begin"/>
+            </w:r>
+            <w:r>
+              <w:rPr>
+                <w:noProof/>
+                <w:webHidden/>
+              </w:rPr>
+              <w:instrText xml:space="preserve"> PAGEREF _Toc225341964 \h </w:instrText>
+            </w:r>
+            <w:r>
+              <w:rPr>
+                <w:noProof/>
+                <w:webHidden/>
+              </w:rPr>
+            </w:r>
+            <w:r>
+              <w:rPr>
+                <w:noProof/>
+                <w:webHidden/>
+              </w:rPr>
+              <w:fldChar w:fldCharType="separate"/>
+            </w:r>
+            <w:r>
+              <w:rPr>
+                <w:noProof/>
+                <w:webHidden/>
+              </w:rPr>
+              <w:t>9</w:t>
+            </w:r>
+            <w:r>
+              <w:rPr>
+                <w:noProof/>
+                <w:webHidden/>
+              </w:rPr>
+              <w:fldChar w:fldCharType="end"/>
+            </w:r>
+          </w:hyperlink>
+        </w:p>
+        <w:p>
+          <w:pPr>
+            <w:pStyle w:val="31"/>
+            <w:tabs>
+              <w:tab w:val="right" w:leader="dot" w:pos="9345"/>
+            </w:tabs>
+            <w:rPr>
+              <w:rFonts w:eastAsiaTheme="minorEastAsia"/>
+              <w:noProof/>
+              <w:lang w:eastAsia="ru-RU"/>
+            </w:rPr>
+          </w:pPr>
+          <w:hyperlink w:anchor="_Toc225341965" w:history="1">
+            <w:r>
+              <w:rPr>
+                <w:rStyle w:val="a6"/>
+                <w:rFonts w:ascii="Times New Roman" w:hAnsi="Times New Roman" w:cs="Times New Roman"/>
+                <w:b/>
+                <w:noProof/>
+              </w:rPr>
+              <w:t>2.2.4. Вкладка «Параметры макросов».</w:t>
+            </w:r>
+            <w:r>
+              <w:rPr>
+                <w:noProof/>
+                <w:webHidden/>
+              </w:rPr>
+              <w:tab/>
+            </w:r>
+            <w:r>
+              <w:rPr>
+                <w:noProof/>
+                <w:webHidden/>
+              </w:rPr>
+              <w:fldChar w:fldCharType="begin"/>
+            </w:r>
+            <w:r>
+              <w:rPr>
+                <w:noProof/>
+                <w:webHidden/>
+              </w:rPr>
+              <w:instrText xml:space="preserve"> PAGEREF _Toc225341965 \h </w:instrText>
+            </w:r>
+            <w:r>
+              <w:rPr>
+                <w:noProof/>
+                <w:webHidden/>
+              </w:rPr>
+            </w:r>
+            <w:r>
+              <w:rPr>
+                <w:noProof/>
+                <w:webHidden/>
+              </w:rPr>
+              <w:fldChar w:fldCharType="separate"/>
+            </w:r>
+            <w:r>
+              <w:rPr>
+                <w:noProof/>
+                <w:webHidden/>
+              </w:rPr>
+              <w:t>10</w:t>
+            </w:r>
+            <w:r>
+              <w:rPr>
+                <w:noProof/>
+                <w:webHidden/>
+              </w:rPr>
+              <w:fldChar w:fldCharType="end"/>
+            </w:r>
+          </w:hyperlink>
+        </w:p>
+        <w:p>
+          <w:pPr>
+            <w:pStyle w:val="31"/>
+            <w:tabs>
+              <w:tab w:val="right" w:leader="dot" w:pos="9345"/>
+            </w:tabs>
+            <w:rPr>
+              <w:rFonts w:eastAsiaTheme="minorEastAsia"/>
+              <w:noProof/>
+              <w:lang w:eastAsia="ru-RU"/>
+            </w:rPr>
+          </w:pPr>
+          <w:hyperlink w:anchor="_Toc225341966" w:history="1">
+            <w:r>
+              <w:rPr>
+                <w:rStyle w:val="a6"/>
+                <w:rFonts w:ascii="Times New Roman" w:hAnsi="Times New Roman" w:cs="Times New Roman"/>
+                <w:b/>
+                <w:noProof/>
+              </w:rPr>
+              <w:t>2.2.5. Вкладка «Защищенный просмотр».</w:t>
+            </w:r>
+            <w:r>
+              <w:rPr>
+                <w:noProof/>
+                <w:webHidden/>
+              </w:rPr>
+              <w:tab/>
+            </w:r>
+            <w:r>
+              <w:rPr>
+                <w:noProof/>
+                <w:webHidden/>
+              </w:rPr>
+              <w:fldChar w:fldCharType="begin"/>
+            </w:r>
+            <w:r>
+              <w:rPr>
+                <w:noProof/>
+                <w:webHidden/>
+              </w:rPr>
+              <w:instrText xml:space="preserve"> PAGEREF _Toc225341966 \h </w:instrText>
+            </w:r>
+            <w:r>
+              <w:rPr>
+                <w:noProof/>
+                <w:webHidden/>
+              </w:rPr>
+            </w:r>
+            <w:r>
+              <w:rPr>
+                <w:noProof/>
+                <w:webHidden/>
+              </w:rPr>
+              <w:fldChar w:fldCharType="separate"/>
+            </w:r>
+            <w:r>
+              <w:rPr>
+                <w:noProof/>
+                <w:webHidden/>
+              </w:rPr>
+              <w:t>10</w:t>
+            </w:r>
+            <w:r>
+              <w:rPr>
+                <w:noProof/>
+                <w:webHidden/>
+              </w:rPr>
+              <w:fldChar w:fldCharType="end"/>
+            </w:r>
+          </w:hyperlink>
+        </w:p>
+        <w:p>
+          <w:pPr>
+            <w:pStyle w:val="31"/>
+            <w:tabs>
+              <w:tab w:val="right" w:leader="dot" w:pos="9345"/>
+            </w:tabs>
+            <w:rPr>
+              <w:rFonts w:eastAsiaTheme="minorEastAsia"/>
+              <w:noProof/>
+              <w:lang w:eastAsia="ru-RU"/>
+            </w:rPr>
+          </w:pPr>
+          <w:hyperlink w:anchor="_Toc225341967" w:history="1">
+            <w:r>
+              <w:rPr>
+                <w:rStyle w:val="a6"/>
+                <w:rFonts w:ascii="Times New Roman" w:hAnsi="Times New Roman" w:cs="Times New Roman"/>
+                <w:b/>
+                <w:noProof/>
+              </w:rPr>
+              <w:t>2.2.6. Вкладка «Панель сообщений».</w:t>
+            </w:r>
+            <w:r>
+              <w:rPr>
+                <w:noProof/>
+                <w:webHidden/>
+              </w:rPr>
+              <w:tab/>
+            </w:r>
+            <w:r>
+              <w:rPr>
+                <w:noProof/>
+                <w:webHidden/>
+              </w:rPr>
+              <w:fldChar w:fldCharType="begin"/>
+            </w:r>
+            <w:r>
+              <w:rPr>
+                <w:noProof/>
+                <w:webHidden/>
+              </w:rPr>
+              <w:instrText xml:space="preserve"> PAGEREF _Toc225341967 \h </w:instrText>
+            </w:r>
+            <w:r>
+              <w:rPr>
+                <w:noProof/>
+                <w:webHidden/>
+              </w:rPr>
+            </w:r>
+            <w:r>
+              <w:rPr>
+                <w:noProof/>
+                <w:webHidden/>
+              </w:rPr>
+              <w:fldChar w:fldCharType="separate"/>
+            </w:r>
+            <w:r>
+              <w:rPr>
+                <w:noProof/>
+                <w:webHidden/>
+              </w:rPr>
+              <w:t>11</w:t>
+            </w:r>
+            <w:r>
+              <w:rPr>
+                <w:noProof/>
+                <w:webHidden/>
+              </w:rPr>
+              <w:fldChar w:fldCharType="end"/>
+            </w:r>
+          </w:hyperlink>
+        </w:p>
+        <w:p>
+          <w:pPr>
+            <w:pStyle w:val="31"/>
+            <w:tabs>
+              <w:tab w:val="right" w:leader="dot" w:pos="9345"/>
+            </w:tabs>
+            <w:rPr>
+              <w:rFonts w:eastAsiaTheme="minorEastAsia"/>
+              <w:noProof/>
+              <w:lang w:eastAsia="ru-RU"/>
+            </w:rPr>
+          </w:pPr>
+          <w:hyperlink w:anchor="_Toc225341968" w:history="1">
+            <w:r>
+              <w:rPr>
+                <w:rStyle w:val="a6"/>
+                <w:rFonts w:ascii="Times New Roman" w:hAnsi="Times New Roman" w:cs="Times New Roman"/>
+                <w:b/>
+                <w:noProof/>
+              </w:rPr>
+              <w:t>2.2.7. Вкладка «Внешнее содержимое».</w:t>
+            </w:r>
+            <w:r>
+              <w:rPr>
+                <w:noProof/>
+                <w:webHidden/>
+              </w:rPr>
+              <w:tab/>
+            </w:r>
+            <w:r>
+              <w:rPr>
+                <w:noProof/>
+                <w:webHidden/>
+              </w:rPr>
+              <w:fldChar w:fldCharType="begin"/>
+            </w:r>
+            <w:r>
+              <w:rPr>
+                <w:noProof/>
+                <w:webHidden/>
+              </w:rPr>
+              <w:instrText xml:space="preserve"> PAGEREF _Toc225341968 \h </w:instrText>
+            </w:r>
+            <w:r>
+              <w:rPr>
+                <w:noProof/>
+                <w:webHidden/>
+              </w:rPr>
+            </w:r>
+            <w:r>
+              <w:rPr>
+                <w:noProof/>
+                <w:webHidden/>
+              </w:rPr>
+              <w:fldChar w:fldCharType="separate"/>
+            </w:r>
+            <w:r>
+              <w:rPr>
+                <w:noProof/>
+                <w:webHidden/>
+              </w:rPr>
+              <w:t>11</w:t>
             </w:r>
             <w:r>
               <w:rPr>
@@ -216,7 +1048,7 @@
               <w:lang w:eastAsia="ru-RU"/>
             </w:rPr>
           </w:pPr>
-          <w:hyperlink w:anchor="_Toc169617461" w:history="1">
+          <w:hyperlink w:anchor="_Toc225341969" w:history="1">
             <w:r>
               <w:rPr>
                 <w:rStyle w:val="a6"/>
@@ -224,7 +1056,7 @@
                 <w:b/>
                 <w:noProof/>
               </w:rPr>
-              <w:t>2.</w:t>
+              <w:t>3.</w:t>
             </w:r>
             <w:r>
               <w:rPr>
@@ -241,7 +1073,7 @@
                 <w:b/>
                 <w:noProof/>
               </w:rPr>
-              <w:t>Программное обеспечение.</w:t>
+              <w:t>Файлы.</w:t>
             </w:r>
             <w:r>
               <w:rPr>
@@ -262,7 +1094,7 @@
                 <w:noProof/>
                 <w:webHidden/>
               </w:rPr>
-              <w:instrText xml:space="preserve"> PAGEREF _Toc169617461 \h </w:instrText>
+              <w:instrText xml:space="preserve"> PAGEREF _Toc225341969 \h </w:instrText>
             </w:r>
             <w:r>
               <w:rPr>
@@ -282,630 +1114,7 @@
                 <w:noProof/>
                 <w:webHidden/>
               </w:rPr>
-              <w:t>3</w:t>
-            </w:r>
-            <w:r>
-              <w:rPr>
-                <w:noProof/>
-                <w:webHidden/>
-              </w:rPr>
-              <w:fldChar w:fldCharType="end"/>
-            </w:r>
-          </w:hyperlink>
-        </w:p>
-        <w:p>
-          <w:pPr>
-            <w:pStyle w:val="21"/>
-            <w:tabs>
-              <w:tab w:val="right" w:leader="dot" w:pos="9345"/>
-            </w:tabs>
-            <w:rPr>
-              <w:rFonts w:eastAsiaTheme="minorEastAsia"/>
-              <w:noProof/>
-              <w:lang w:eastAsia="ru-RU"/>
-            </w:rPr>
-          </w:pPr>
-          <w:hyperlink w:anchor="_Toc169617462" w:history="1">
-            <w:r>
-              <w:rPr>
-                <w:rStyle w:val="a6"/>
-                <w:rFonts w:ascii="Times New Roman" w:hAnsi="Times New Roman"/>
-                <w:b/>
-                <w:noProof/>
-              </w:rPr>
-              <w:t>2.1.</w:t>
-            </w:r>
-            <w:r>
-              <w:rPr>
-                <w:rStyle w:val="a6"/>
-                <w:rFonts w:ascii="Times New Roman" w:hAnsi="Times New Roman" w:cs="Times New Roman"/>
-                <w:b/>
-                <w:noProof/>
-              </w:rPr>
-              <w:t xml:space="preserve"> Настройки безопасности документов.</w:t>
-            </w:r>
-            <w:r>
-              <w:rPr>
-                <w:noProof/>
-                <w:webHidden/>
-              </w:rPr>
-              <w:tab/>
-            </w:r>
-            <w:r>
-              <w:rPr>
-                <w:noProof/>
-                <w:webHidden/>
-              </w:rPr>
-              <w:fldChar w:fldCharType="begin"/>
-            </w:r>
-            <w:r>
-              <w:rPr>
-                <w:noProof/>
-                <w:webHidden/>
-              </w:rPr>
-              <w:instrText xml:space="preserve"> PAGEREF _Toc169617462 \h </w:instrText>
-            </w:r>
-            <w:r>
-              <w:rPr>
-                <w:noProof/>
-                <w:webHidden/>
-              </w:rPr>
-            </w:r>
-            <w:r>
-              <w:rPr>
-                <w:noProof/>
-                <w:webHidden/>
-              </w:rPr>
-              <w:fldChar w:fldCharType="separate"/>
-            </w:r>
-            <w:r>
-              <w:rPr>
-                <w:noProof/>
-                <w:webHidden/>
-              </w:rPr>
-              <w:t>5</w:t>
-            </w:r>
-            <w:r>
-              <w:rPr>
-                <w:noProof/>
-                <w:webHidden/>
-              </w:rPr>
-              <w:fldChar w:fldCharType="end"/>
-            </w:r>
-          </w:hyperlink>
-        </w:p>
-        <w:p>
-          <w:pPr>
-            <w:pStyle w:val="31"/>
-            <w:tabs>
-              <w:tab w:val="right" w:leader="dot" w:pos="9345"/>
-            </w:tabs>
-            <w:rPr>
-              <w:rFonts w:eastAsiaTheme="minorEastAsia"/>
-              <w:noProof/>
-              <w:lang w:eastAsia="ru-RU"/>
-            </w:rPr>
-          </w:pPr>
-          <w:hyperlink w:anchor="_Toc169617463" w:history="1">
-            <w:r>
-              <w:rPr>
-                <w:rStyle w:val="a6"/>
-                <w:rFonts w:ascii="Times New Roman" w:hAnsi="Times New Roman" w:cs="Times New Roman"/>
-                <w:b/>
-                <w:noProof/>
-              </w:rPr>
-              <w:t>2.1.1. Вкладка «Надёжные документы».</w:t>
-            </w:r>
-            <w:r>
-              <w:rPr>
-                <w:noProof/>
-                <w:webHidden/>
-              </w:rPr>
-              <w:tab/>
-            </w:r>
-            <w:r>
-              <w:rPr>
-                <w:noProof/>
-                <w:webHidden/>
-              </w:rPr>
-              <w:fldChar w:fldCharType="begin"/>
-            </w:r>
-            <w:r>
-              <w:rPr>
-                <w:noProof/>
-                <w:webHidden/>
-              </w:rPr>
-              <w:instrText xml:space="preserve"> PAGEREF _Toc169617463 \h </w:instrText>
-            </w:r>
-            <w:r>
-              <w:rPr>
-                <w:noProof/>
-                <w:webHidden/>
-              </w:rPr>
-            </w:r>
-            <w:r>
-              <w:rPr>
-                <w:noProof/>
-                <w:webHidden/>
-              </w:rPr>
-              <w:fldChar w:fldCharType="separate"/>
-            </w:r>
-            <w:r>
-              <w:rPr>
-                <w:noProof/>
-                <w:webHidden/>
-              </w:rPr>
-              <w:t>6</w:t>
-            </w:r>
-            <w:r>
-              <w:rPr>
-                <w:noProof/>
-                <w:webHidden/>
-              </w:rPr>
-              <w:fldChar w:fldCharType="end"/>
-            </w:r>
-          </w:hyperlink>
-        </w:p>
-        <w:p>
-          <w:pPr>
-            <w:pStyle w:val="31"/>
-            <w:tabs>
-              <w:tab w:val="right" w:leader="dot" w:pos="9345"/>
-            </w:tabs>
-            <w:rPr>
-              <w:rFonts w:eastAsiaTheme="minorEastAsia"/>
-              <w:noProof/>
-              <w:lang w:eastAsia="ru-RU"/>
-            </w:rPr>
-          </w:pPr>
-          <w:hyperlink w:anchor="_Toc169617464" w:history="1">
-            <w:r>
-              <w:rPr>
-                <w:rStyle w:val="a6"/>
-                <w:rFonts w:ascii="Times New Roman" w:hAnsi="Times New Roman" w:cs="Times New Roman"/>
-                <w:b/>
-                <w:noProof/>
-              </w:rPr>
-              <w:t>2.1.2. Вкладка «Надстройки».</w:t>
-            </w:r>
-            <w:r>
-              <w:rPr>
-                <w:noProof/>
-                <w:webHidden/>
-              </w:rPr>
-              <w:tab/>
-            </w:r>
-            <w:r>
-              <w:rPr>
-                <w:noProof/>
-                <w:webHidden/>
-              </w:rPr>
-              <w:fldChar w:fldCharType="begin"/>
-            </w:r>
-            <w:r>
-              <w:rPr>
-                <w:noProof/>
-                <w:webHidden/>
-              </w:rPr>
-              <w:instrText xml:space="preserve"> PAGEREF _Toc169617464 \h </w:instrText>
-            </w:r>
-            <w:r>
-              <w:rPr>
-                <w:noProof/>
-                <w:webHidden/>
-              </w:rPr>
-            </w:r>
-            <w:r>
-              <w:rPr>
-                <w:noProof/>
-                <w:webHidden/>
-              </w:rPr>
-              <w:fldChar w:fldCharType="separate"/>
-            </w:r>
-            <w:r>
-              <w:rPr>
-                <w:noProof/>
-                <w:webHidden/>
-              </w:rPr>
-              <w:t>6</w:t>
-            </w:r>
-            <w:r>
-              <w:rPr>
-                <w:noProof/>
-                <w:webHidden/>
-              </w:rPr>
-              <w:fldChar w:fldCharType="end"/>
-            </w:r>
-          </w:hyperlink>
-        </w:p>
-        <w:p>
-          <w:pPr>
-            <w:pStyle w:val="31"/>
-            <w:tabs>
-              <w:tab w:val="right" w:leader="dot" w:pos="9345"/>
-            </w:tabs>
-            <w:rPr>
-              <w:rFonts w:eastAsiaTheme="minorEastAsia"/>
-              <w:noProof/>
-              <w:lang w:eastAsia="ru-RU"/>
-            </w:rPr>
-          </w:pPr>
-          <w:hyperlink w:anchor="_Toc169617465" w:history="1">
-            <w:r>
-              <w:rPr>
-                <w:rStyle w:val="a6"/>
-                <w:rFonts w:ascii="Times New Roman" w:hAnsi="Times New Roman" w:cs="Times New Roman"/>
-                <w:b/>
-                <w:noProof/>
-              </w:rPr>
-              <w:t>2.1.3. Вкладка «</w:t>
-            </w:r>
-            <w:r>
-              <w:rPr>
-                <w:rStyle w:val="a6"/>
-                <w:rFonts w:ascii="Times New Roman" w:hAnsi="Times New Roman" w:cs="Times New Roman"/>
-                <w:b/>
-                <w:noProof/>
-                <w:lang w:val="en-US"/>
-              </w:rPr>
-              <w:t xml:space="preserve"> </w:t>
-            </w:r>
-            <w:r>
-              <w:rPr>
-                <w:rStyle w:val="a6"/>
-                <w:rFonts w:ascii="Times New Roman" w:hAnsi="Times New Roman" w:cs="Times New Roman"/>
-                <w:b/>
-                <w:noProof/>
-              </w:rPr>
-              <w:t xml:space="preserve">Параметры </w:t>
-            </w:r>
-            <w:r>
-              <w:rPr>
-                <w:rStyle w:val="a6"/>
-                <w:rFonts w:ascii="Times New Roman" w:hAnsi="Times New Roman" w:cs="Times New Roman"/>
-                <w:b/>
-                <w:noProof/>
-                <w:lang w:val="en-US"/>
-              </w:rPr>
-              <w:t>ActiveX</w:t>
-            </w:r>
-            <w:r>
-              <w:rPr>
-                <w:rStyle w:val="a6"/>
-                <w:rFonts w:ascii="Times New Roman" w:hAnsi="Times New Roman" w:cs="Times New Roman"/>
-                <w:b/>
-                <w:noProof/>
-              </w:rPr>
-              <w:t>».</w:t>
-            </w:r>
-            <w:r>
-              <w:rPr>
-                <w:noProof/>
-                <w:webHidden/>
-              </w:rPr>
-              <w:tab/>
-            </w:r>
-            <w:r>
-              <w:rPr>
-                <w:noProof/>
-                <w:webHidden/>
-              </w:rPr>
-              <w:fldChar w:fldCharType="begin"/>
-            </w:r>
-            <w:r>
-              <w:rPr>
-                <w:noProof/>
-                <w:webHidden/>
-              </w:rPr>
-              <w:instrText xml:space="preserve"> PAGEREF _Toc169617465 \h </w:instrText>
-            </w:r>
-            <w:r>
-              <w:rPr>
-                <w:noProof/>
-                <w:webHidden/>
-              </w:rPr>
-            </w:r>
-            <w:r>
-              <w:rPr>
-                <w:noProof/>
-                <w:webHidden/>
-              </w:rPr>
-              <w:fldChar w:fldCharType="separate"/>
-            </w:r>
-            <w:r>
-              <w:rPr>
-                <w:noProof/>
-                <w:webHidden/>
-              </w:rPr>
-              <w:t>6</w:t>
-            </w:r>
-            <w:r>
-              <w:rPr>
-                <w:noProof/>
-                <w:webHidden/>
-              </w:rPr>
-              <w:fldChar w:fldCharType="end"/>
-            </w:r>
-          </w:hyperlink>
-        </w:p>
-        <w:p>
-          <w:pPr>
-            <w:pStyle w:val="31"/>
-            <w:tabs>
-              <w:tab w:val="right" w:leader="dot" w:pos="9345"/>
-            </w:tabs>
-            <w:rPr>
-              <w:rFonts w:eastAsiaTheme="minorEastAsia"/>
-              <w:noProof/>
-              <w:lang w:eastAsia="ru-RU"/>
-            </w:rPr>
-          </w:pPr>
-          <w:hyperlink w:anchor="_Toc169617466" w:history="1">
-            <w:r>
-              <w:rPr>
-                <w:rStyle w:val="a6"/>
-                <w:rFonts w:ascii="Times New Roman" w:hAnsi="Times New Roman" w:cs="Times New Roman"/>
-                <w:b/>
-                <w:noProof/>
-              </w:rPr>
-              <w:t>2.1.4. Вкладка «Параметры макросов».</w:t>
-            </w:r>
-            <w:r>
-              <w:rPr>
-                <w:noProof/>
-                <w:webHidden/>
-              </w:rPr>
-              <w:tab/>
-            </w:r>
-            <w:r>
-              <w:rPr>
-                <w:noProof/>
-                <w:webHidden/>
-              </w:rPr>
-              <w:fldChar w:fldCharType="begin"/>
-            </w:r>
-            <w:r>
-              <w:rPr>
-                <w:noProof/>
-                <w:webHidden/>
-              </w:rPr>
-              <w:instrText xml:space="preserve"> PAGEREF _Toc169617466 \h </w:instrText>
-            </w:r>
-            <w:r>
-              <w:rPr>
-                <w:noProof/>
-                <w:webHidden/>
-              </w:rPr>
-            </w:r>
-            <w:r>
-              <w:rPr>
-                <w:noProof/>
-                <w:webHidden/>
-              </w:rPr>
-              <w:fldChar w:fldCharType="separate"/>
-            </w:r>
-            <w:r>
-              <w:rPr>
-                <w:noProof/>
-                <w:webHidden/>
-              </w:rPr>
-              <w:t>7</w:t>
-            </w:r>
-            <w:r>
-              <w:rPr>
-                <w:noProof/>
-                <w:webHidden/>
-              </w:rPr>
-              <w:fldChar w:fldCharType="end"/>
-            </w:r>
-          </w:hyperlink>
-        </w:p>
-        <w:p>
-          <w:pPr>
-            <w:pStyle w:val="31"/>
-            <w:tabs>
-              <w:tab w:val="right" w:leader="dot" w:pos="9345"/>
-            </w:tabs>
-            <w:rPr>
-              <w:rFonts w:eastAsiaTheme="minorEastAsia"/>
-              <w:noProof/>
-              <w:lang w:eastAsia="ru-RU"/>
-            </w:rPr>
-          </w:pPr>
-          <w:hyperlink w:anchor="_Toc169617467" w:history="1">
-            <w:r>
-              <w:rPr>
-                <w:rStyle w:val="a6"/>
-                <w:rFonts w:ascii="Times New Roman" w:hAnsi="Times New Roman" w:cs="Times New Roman"/>
-                <w:b/>
-                <w:noProof/>
-              </w:rPr>
-              <w:t>2.1.5. Вкладка «Защищенный просмотр».</w:t>
-            </w:r>
-            <w:r>
-              <w:rPr>
-                <w:noProof/>
-                <w:webHidden/>
-              </w:rPr>
-              <w:tab/>
-            </w:r>
-            <w:r>
-              <w:rPr>
-                <w:noProof/>
-                <w:webHidden/>
-              </w:rPr>
-              <w:fldChar w:fldCharType="begin"/>
-            </w:r>
-            <w:r>
-              <w:rPr>
-                <w:noProof/>
-                <w:webHidden/>
-              </w:rPr>
-              <w:instrText xml:space="preserve"> PAGEREF _Toc169617467 \h </w:instrText>
-            </w:r>
-            <w:r>
-              <w:rPr>
-                <w:noProof/>
-                <w:webHidden/>
-              </w:rPr>
-            </w:r>
-            <w:r>
-              <w:rPr>
-                <w:noProof/>
-                <w:webHidden/>
-              </w:rPr>
-              <w:fldChar w:fldCharType="separate"/>
-            </w:r>
-            <w:r>
-              <w:rPr>
-                <w:noProof/>
-                <w:webHidden/>
-              </w:rPr>
-              <w:t>7</w:t>
-            </w:r>
-            <w:r>
-              <w:rPr>
-                <w:noProof/>
-                <w:webHidden/>
-              </w:rPr>
-              <w:fldChar w:fldCharType="end"/>
-            </w:r>
-          </w:hyperlink>
-        </w:p>
-        <w:p>
-          <w:pPr>
-            <w:pStyle w:val="31"/>
-            <w:tabs>
-              <w:tab w:val="right" w:leader="dot" w:pos="9345"/>
-            </w:tabs>
-            <w:rPr>
-              <w:rFonts w:eastAsiaTheme="minorEastAsia"/>
-              <w:noProof/>
-              <w:lang w:eastAsia="ru-RU"/>
-            </w:rPr>
-          </w:pPr>
-          <w:hyperlink w:anchor="_Toc169617468" w:history="1">
-            <w:r>
-              <w:rPr>
-                <w:rStyle w:val="a6"/>
-                <w:rFonts w:ascii="Times New Roman" w:hAnsi="Times New Roman" w:cs="Times New Roman"/>
-                <w:b/>
-                <w:noProof/>
-              </w:rPr>
-              <w:t>2.1.6. Вкладка «Панель сообщений».</w:t>
-            </w:r>
-            <w:r>
-              <w:rPr>
-                <w:noProof/>
-                <w:webHidden/>
-              </w:rPr>
-              <w:tab/>
-            </w:r>
-            <w:r>
-              <w:rPr>
-                <w:noProof/>
-                <w:webHidden/>
-              </w:rPr>
-              <w:fldChar w:fldCharType="begin"/>
-            </w:r>
-            <w:r>
-              <w:rPr>
-                <w:noProof/>
-                <w:webHidden/>
-              </w:rPr>
-              <w:instrText xml:space="preserve"> PAGEREF _Toc169617468 \h </w:instrText>
-            </w:r>
-            <w:r>
-              <w:rPr>
-                <w:noProof/>
-                <w:webHidden/>
-              </w:rPr>
-            </w:r>
-            <w:r>
-              <w:rPr>
-                <w:noProof/>
-                <w:webHidden/>
-              </w:rPr>
-              <w:fldChar w:fldCharType="separate"/>
-            </w:r>
-            <w:r>
-              <w:rPr>
-                <w:noProof/>
-                <w:webHidden/>
-              </w:rPr>
-              <w:t>8</w:t>
-            </w:r>
-            <w:r>
-              <w:rPr>
-                <w:noProof/>
-                <w:webHidden/>
-              </w:rPr>
-              <w:fldChar w:fldCharType="end"/>
-            </w:r>
-          </w:hyperlink>
-        </w:p>
-        <w:p>
-          <w:pPr>
-            <w:pStyle w:val="31"/>
-            <w:tabs>
-              <w:tab w:val="right" w:leader="dot" w:pos="9345"/>
-            </w:tabs>
-            <w:rPr>
-              <w:rFonts w:eastAsiaTheme="minorEastAsia"/>
-              <w:noProof/>
-              <w:lang w:eastAsia="ru-RU"/>
-            </w:rPr>
-          </w:pPr>
-          <w:hyperlink w:anchor="_Toc169617469" w:history="1">
-            <w:r>
-              <w:rPr>
-                <w:rStyle w:val="a6"/>
-                <w:rFonts w:ascii="Times New Roman" w:hAnsi="Times New Roman" w:cs="Times New Roman"/>
-                <w:b/>
-                <w:noProof/>
-              </w:rPr>
-              <w:t>2.1.7. Вкладка «Внешнее содержимое».</w:t>
-            </w:r>
-            <w:r>
-              <w:rPr>
-                <w:noProof/>
-                <w:webHidden/>
-              </w:rPr>
-              <w:tab/>
-            </w:r>
-            <w:r>
-              <w:rPr>
-                <w:noProof/>
-                <w:webHidden/>
-              </w:rPr>
-              <w:fldChar w:fldCharType="begin"/>
-            </w:r>
-            <w:r>
-              <w:rPr>
-                <w:noProof/>
-                <w:webHidden/>
-              </w:rPr>
-              <w:instrText xml:space="preserve"> PAGEREF _Toc169617469 \h </w:instrText>
-            </w:r>
-            <w:r>
-              <w:rPr>
-                <w:noProof/>
-                <w:webHidden/>
-              </w:rPr>
-            </w:r>
-            <w:r>
-              <w:rPr>
-                <w:noProof/>
-                <w:webHidden/>
-              </w:rPr>
-              <w:fldChar w:fldCharType="separate"/>
-            </w:r>
-            <w:r>
-              <w:rPr>
-                <w:noProof/>
-                <w:webHidden/>
-              </w:rPr>
-              <w:t>8</w:t>
+              <w:t>12</w:t>
             </w:r>
             <w:r>
               <w:rPr>
@@ -929,7 +1138,7 @@
               <w:lang w:eastAsia="ru-RU"/>
             </w:rPr>
           </w:pPr>
-          <w:hyperlink w:anchor="_Toc169617470" w:history="1">
+          <w:hyperlink w:anchor="_Toc225341970" w:history="1">
             <w:r>
               <w:rPr>
                 <w:rStyle w:val="a6"/>
@@ -937,7 +1146,7 @@
                 <w:b/>
                 <w:noProof/>
               </w:rPr>
-              <w:t>3.</w:t>
+              <w:t>4.</w:t>
             </w:r>
             <w:r>
               <w:rPr>
@@ -954,7 +1163,7 @@
                 <w:b/>
                 <w:noProof/>
               </w:rPr>
-              <w:t>Файлы.</w:t>
+              <w:t>Файл услуги.</w:t>
             </w:r>
             <w:r>
               <w:rPr>
@@ -975,7 +1184,7 @@
                 <w:noProof/>
                 <w:webHidden/>
               </w:rPr>
-              <w:instrText xml:space="preserve"> PAGEREF _Toc169617470 \h </w:instrText>
+              <w:instrText xml:space="preserve"> PAGEREF _Toc225341970 \h </w:instrText>
             </w:r>
             <w:r>
               <w:rPr>
@@ -995,7 +1204,412 @@
                 <w:noProof/>
                 <w:webHidden/>
               </w:rPr>
-              <w:t>9</w:t>
+              <w:t>13</w:t>
+            </w:r>
+            <w:r>
+              <w:rPr>
+                <w:noProof/>
+                <w:webHidden/>
+              </w:rPr>
+              <w:fldChar w:fldCharType="end"/>
+            </w:r>
+          </w:hyperlink>
+        </w:p>
+        <w:p>
+          <w:pPr>
+            <w:pStyle w:val="21"/>
+            <w:tabs>
+              <w:tab w:val="right" w:leader="dot" w:pos="9345"/>
+            </w:tabs>
+            <w:rPr>
+              <w:rFonts w:eastAsiaTheme="minorEastAsia"/>
+              <w:noProof/>
+              <w:lang w:eastAsia="ru-RU"/>
+            </w:rPr>
+          </w:pPr>
+          <w:hyperlink w:anchor="_Toc225341971" w:history="1">
+            <w:r>
+              <w:rPr>
+                <w:rStyle w:val="a6"/>
+                <w:rFonts w:ascii="Times New Roman" w:hAnsi="Times New Roman"/>
+                <w:b/>
+                <w:noProof/>
+              </w:rPr>
+              <w:t>4.1.</w:t>
+            </w:r>
+            <w:r>
+              <w:rPr>
+                <w:rStyle w:val="a6"/>
+                <w:rFonts w:ascii="Times New Roman" w:hAnsi="Times New Roman" w:cs="Times New Roman"/>
+                <w:b/>
+                <w:noProof/>
+              </w:rPr>
+              <w:t xml:space="preserve"> Настройки таблиц.</w:t>
+            </w:r>
+            <w:r>
+              <w:rPr>
+                <w:noProof/>
+                <w:webHidden/>
+              </w:rPr>
+              <w:tab/>
+            </w:r>
+            <w:r>
+              <w:rPr>
+                <w:noProof/>
+                <w:webHidden/>
+              </w:rPr>
+              <w:fldChar w:fldCharType="begin"/>
+            </w:r>
+            <w:r>
+              <w:rPr>
+                <w:noProof/>
+                <w:webHidden/>
+              </w:rPr>
+              <w:instrText xml:space="preserve"> PAGEREF _Toc225341971 \h </w:instrText>
+            </w:r>
+            <w:r>
+              <w:rPr>
+                <w:noProof/>
+                <w:webHidden/>
+              </w:rPr>
+            </w:r>
+            <w:r>
+              <w:rPr>
+                <w:noProof/>
+                <w:webHidden/>
+              </w:rPr>
+              <w:fldChar w:fldCharType="separate"/>
+            </w:r>
+            <w:r>
+              <w:rPr>
+                <w:noProof/>
+                <w:webHidden/>
+              </w:rPr>
+              <w:t>14</w:t>
+            </w:r>
+            <w:r>
+              <w:rPr>
+                <w:noProof/>
+                <w:webHidden/>
+              </w:rPr>
+              <w:fldChar w:fldCharType="end"/>
+            </w:r>
+          </w:hyperlink>
+        </w:p>
+        <w:p>
+          <w:pPr>
+            <w:pStyle w:val="21"/>
+            <w:tabs>
+              <w:tab w:val="right" w:leader="dot" w:pos="9345"/>
+            </w:tabs>
+            <w:rPr>
+              <w:rFonts w:eastAsiaTheme="minorEastAsia"/>
+              <w:noProof/>
+              <w:lang w:eastAsia="ru-RU"/>
+            </w:rPr>
+          </w:pPr>
+          <w:hyperlink w:anchor="_Toc225341972" w:history="1">
+            <w:r>
+              <w:rPr>
+                <w:rStyle w:val="a6"/>
+                <w:rFonts w:ascii="Times New Roman" w:hAnsi="Times New Roman"/>
+                <w:b/>
+                <w:noProof/>
+              </w:rPr>
+              <w:t>4.2.</w:t>
+            </w:r>
+            <w:r>
+              <w:rPr>
+                <w:rStyle w:val="a6"/>
+                <w:rFonts w:ascii="Times New Roman" w:hAnsi="Times New Roman" w:cs="Times New Roman"/>
+                <w:b/>
+                <w:noProof/>
+              </w:rPr>
+              <w:t xml:space="preserve"> Месяцы.</w:t>
+            </w:r>
+            <w:r>
+              <w:rPr>
+                <w:noProof/>
+                <w:webHidden/>
+              </w:rPr>
+              <w:tab/>
+            </w:r>
+            <w:r>
+              <w:rPr>
+                <w:noProof/>
+                <w:webHidden/>
+              </w:rPr>
+              <w:fldChar w:fldCharType="begin"/>
+            </w:r>
+            <w:r>
+              <w:rPr>
+                <w:noProof/>
+                <w:webHidden/>
+              </w:rPr>
+              <w:instrText xml:space="preserve"> PAGEREF _Toc225341972 \h </w:instrText>
+            </w:r>
+            <w:r>
+              <w:rPr>
+                <w:noProof/>
+                <w:webHidden/>
+              </w:rPr>
+            </w:r>
+            <w:r>
+              <w:rPr>
+                <w:noProof/>
+                <w:webHidden/>
+              </w:rPr>
+              <w:fldChar w:fldCharType="separate"/>
+            </w:r>
+            <w:r>
+              <w:rPr>
+                <w:noProof/>
+                <w:webHidden/>
+              </w:rPr>
+              <w:t>16</w:t>
+            </w:r>
+            <w:r>
+              <w:rPr>
+                <w:noProof/>
+                <w:webHidden/>
+              </w:rPr>
+              <w:fldChar w:fldCharType="end"/>
+            </w:r>
+          </w:hyperlink>
+        </w:p>
+        <w:p>
+          <w:pPr>
+            <w:pStyle w:val="31"/>
+            <w:tabs>
+              <w:tab w:val="right" w:leader="dot" w:pos="9345"/>
+            </w:tabs>
+            <w:rPr>
+              <w:rFonts w:eastAsiaTheme="minorEastAsia"/>
+              <w:noProof/>
+              <w:lang w:eastAsia="ru-RU"/>
+            </w:rPr>
+          </w:pPr>
+          <w:hyperlink w:anchor="_Toc225341973" w:history="1">
+            <w:r>
+              <w:rPr>
+                <w:rStyle w:val="a6"/>
+                <w:rFonts w:ascii="Times New Roman" w:hAnsi="Times New Roman"/>
+                <w:b/>
+                <w:noProof/>
+              </w:rPr>
+              <w:t>4.2.1.</w:t>
+            </w:r>
+            <w:r>
+              <w:rPr>
+                <w:rStyle w:val="a6"/>
+                <w:rFonts w:ascii="Times New Roman" w:hAnsi="Times New Roman" w:cs="Times New Roman"/>
+                <w:b/>
+                <w:noProof/>
+              </w:rPr>
+              <w:t xml:space="preserve"> Январь.</w:t>
+            </w:r>
+            <w:r>
+              <w:rPr>
+                <w:noProof/>
+                <w:webHidden/>
+              </w:rPr>
+              <w:tab/>
+            </w:r>
+            <w:r>
+              <w:rPr>
+                <w:noProof/>
+                <w:webHidden/>
+              </w:rPr>
+              <w:fldChar w:fldCharType="begin"/>
+            </w:r>
+            <w:r>
+              <w:rPr>
+                <w:noProof/>
+                <w:webHidden/>
+              </w:rPr>
+              <w:instrText xml:space="preserve"> PAGEREF _Toc225341973 \h </w:instrText>
+            </w:r>
+            <w:r>
+              <w:rPr>
+                <w:noProof/>
+                <w:webHidden/>
+              </w:rPr>
+            </w:r>
+            <w:r>
+              <w:rPr>
+                <w:noProof/>
+                <w:webHidden/>
+              </w:rPr>
+              <w:fldChar w:fldCharType="separate"/>
+            </w:r>
+            <w:r>
+              <w:rPr>
+                <w:noProof/>
+                <w:webHidden/>
+              </w:rPr>
+              <w:t>17</w:t>
+            </w:r>
+            <w:r>
+              <w:rPr>
+                <w:noProof/>
+                <w:webHidden/>
+              </w:rPr>
+              <w:fldChar w:fldCharType="end"/>
+            </w:r>
+          </w:hyperlink>
+        </w:p>
+        <w:p>
+          <w:pPr>
+            <w:pStyle w:val="31"/>
+            <w:tabs>
+              <w:tab w:val="right" w:leader="dot" w:pos="9345"/>
+            </w:tabs>
+            <w:rPr>
+              <w:rFonts w:eastAsiaTheme="minorEastAsia"/>
+              <w:noProof/>
+              <w:lang w:eastAsia="ru-RU"/>
+            </w:rPr>
+          </w:pPr>
+          <w:hyperlink w:anchor="_Toc225341974" w:history="1">
+            <w:r>
+              <w:rPr>
+                <w:rStyle w:val="a6"/>
+                <w:rFonts w:ascii="Times New Roman" w:hAnsi="Times New Roman"/>
+                <w:b/>
+                <w:noProof/>
+              </w:rPr>
+              <w:t>4.2.2.</w:t>
+            </w:r>
+            <w:r>
+              <w:rPr>
+                <w:rStyle w:val="a6"/>
+                <w:rFonts w:ascii="Times New Roman" w:hAnsi="Times New Roman" w:cs="Times New Roman"/>
+                <w:b/>
+                <w:noProof/>
+              </w:rPr>
+              <w:t xml:space="preserve"> Остальные месяцы.</w:t>
+            </w:r>
+            <w:r>
+              <w:rPr>
+                <w:noProof/>
+                <w:webHidden/>
+              </w:rPr>
+              <w:tab/>
+            </w:r>
+            <w:r>
+              <w:rPr>
+                <w:noProof/>
+                <w:webHidden/>
+              </w:rPr>
+              <w:fldChar w:fldCharType="begin"/>
+            </w:r>
+            <w:r>
+              <w:rPr>
+                <w:noProof/>
+                <w:webHidden/>
+              </w:rPr>
+              <w:instrText xml:space="preserve"> PAGEREF _Toc225341974 \h </w:instrText>
+            </w:r>
+            <w:r>
+              <w:rPr>
+                <w:noProof/>
+                <w:webHidden/>
+              </w:rPr>
+            </w:r>
+            <w:r>
+              <w:rPr>
+                <w:noProof/>
+                <w:webHidden/>
+              </w:rPr>
+              <w:fldChar w:fldCharType="separate"/>
+            </w:r>
+            <w:r>
+              <w:rPr>
+                <w:noProof/>
+                <w:webHidden/>
+              </w:rPr>
+              <w:t>18</w:t>
+            </w:r>
+            <w:r>
+              <w:rPr>
+                <w:noProof/>
+                <w:webHidden/>
+              </w:rPr>
+              <w:fldChar w:fldCharType="end"/>
+            </w:r>
+          </w:hyperlink>
+        </w:p>
+        <w:p>
+          <w:pPr>
+            <w:pStyle w:val="31"/>
+            <w:tabs>
+              <w:tab w:val="right" w:leader="dot" w:pos="9345"/>
+            </w:tabs>
+            <w:rPr>
+              <w:rFonts w:eastAsiaTheme="minorEastAsia"/>
+              <w:noProof/>
+              <w:lang w:eastAsia="ru-RU"/>
+            </w:rPr>
+          </w:pPr>
+          <w:hyperlink w:anchor="_Toc225341975" w:history="1">
+            <w:r>
+              <w:rPr>
+                <w:rStyle w:val="a6"/>
+                <w:rFonts w:ascii="Times New Roman" w:hAnsi="Times New Roman"/>
+                <w:b/>
+                <w:noProof/>
+              </w:rPr>
+              <w:t>4.2.3.</w:t>
+            </w:r>
+            <w:r>
+              <w:rPr>
+                <w:rStyle w:val="a6"/>
+                <w:rFonts w:ascii="Times New Roman" w:hAnsi="Times New Roman" w:cs="Times New Roman"/>
+                <w:b/>
+                <w:noProof/>
+              </w:rPr>
+              <w:t xml:space="preserve"> Ввод данных.</w:t>
+            </w:r>
+            <w:r>
+              <w:rPr>
+                <w:noProof/>
+                <w:webHidden/>
+              </w:rPr>
+              <w:tab/>
+            </w:r>
+            <w:r>
+              <w:rPr>
+                <w:noProof/>
+                <w:webHidden/>
+              </w:rPr>
+              <w:fldChar w:fldCharType="begin"/>
+            </w:r>
+            <w:r>
+              <w:rPr>
+                <w:noProof/>
+                <w:webHidden/>
+              </w:rPr>
+              <w:instrText xml:space="preserve"> PAGEREF _Toc225341975 \h </w:instrText>
+            </w:r>
+            <w:r>
+              <w:rPr>
+                <w:noProof/>
+                <w:webHidden/>
+              </w:rPr>
+            </w:r>
+            <w:r>
+              <w:rPr>
+                <w:noProof/>
+                <w:webHidden/>
+              </w:rPr>
+              <w:fldChar w:fldCharType="separate"/>
+            </w:r>
+            <w:r>
+              <w:rPr>
+                <w:noProof/>
+                <w:webHidden/>
+              </w:rPr>
+              <w:t>18</w:t>
             </w:r>
             <w:r>
               <w:rPr>
@@ -1019,7 +1633,24 @@
               <w:lang w:eastAsia="ru-RU"/>
             </w:rPr>
           </w:pPr>
-          <w:hyperlink w:anchor="_Toc169617471" w:history="1">
+          <w:hyperlink w:anchor="_Toc225341976" w:history="1">
+            <w:r>
+              <w:rPr>
+                <w:rStyle w:val="a6"/>
+                <w:rFonts w:ascii="Times New Roman" w:hAnsi="Times New Roman"/>
+                <w:b/>
+                <w:noProof/>
+              </w:rPr>
+              <w:t>5.</w:t>
+            </w:r>
+            <w:r>
+              <w:rPr>
+                <w:rFonts w:eastAsiaTheme="minorEastAsia"/>
+                <w:noProof/>
+                <w:lang w:eastAsia="ru-RU"/>
+              </w:rPr>
+              <w:tab/>
+            </w:r>
             <w:r>
               <w:rPr>
                 <w:rStyle w:val="a6"/>
@@ -1027,65 +1658,48 @@
                 <w:b/>
                 <w:noProof/>
               </w:rPr>
-              <w:t>4.</w:t>
-            </w:r>
-            <w:r>
-              <w:rPr>
-                <w:rFonts w:eastAsiaTheme="minorEastAsia"/>
-                <w:noProof/>
-                <w:lang w:eastAsia="ru-RU"/>
+              <w:t>Файл результаты.</w:t>
+            </w:r>
+            <w:r>
+              <w:rPr>
+                <w:noProof/>
+                <w:webHidden/>
               </w:rPr>
               <w:tab/>
             </w:r>
             <w:r>
               <w:rPr>
-                <w:rStyle w:val="a6"/>
-                <w:rFonts w:ascii="Times New Roman" w:hAnsi="Times New Roman" w:cs="Times New Roman"/>
-                <w:b/>
-                <w:noProof/>
-              </w:rPr>
-              <w:t>Файл услуги.</w:t>
-            </w:r>
-            <w:r>
-              <w:rPr>
                 <w:noProof/>
                 <w:webHidden/>
               </w:rPr>
-              <w:tab/>
+              <w:fldChar w:fldCharType="begin"/>
             </w:r>
             <w:r>
               <w:rPr>
                 <w:noProof/>
                 <w:webHidden/>
               </w:rPr>
-              <w:fldChar w:fldCharType="begin"/>
+              <w:instrText xml:space="preserve"> PAGEREF _Toc225341976 \h </w:instrText>
             </w:r>
             <w:r>
               <w:rPr>
                 <w:noProof/>
                 <w:webHidden/>
               </w:rPr>
-              <w:instrText xml:space="preserve"> PAGEREF _Toc169617471 \h </w:instrText>
             </w:r>
             <w:r>
               <w:rPr>
                 <w:noProof/>
                 <w:webHidden/>
               </w:rPr>
+              <w:fldChar w:fldCharType="separate"/>
             </w:r>
             <w:r>
               <w:rPr>
                 <w:noProof/>
                 <w:webHidden/>
               </w:rPr>
-              <w:fldChar w:fldCharType="separate"/>
-            </w:r>
-            <w:r>
-              <w:rPr>
-                <w:noProof/>
-                <w:webHidden/>
-              </w:rPr>
-              <w:t>10</w:t>
+              <w:t>30</w:t>
             </w:r>
             <w:r>
               <w:rPr>
@@ -1108,7 +1722,7 @@
               <w:lang w:eastAsia="ru-RU"/>
             </w:rPr>
           </w:pPr>
-          <w:hyperlink w:anchor="_Toc169617472" w:history="1">
+          <w:hyperlink w:anchor="_Toc225341977" w:history="1">
             <w:r>
               <w:rPr>
                 <w:rStyle w:val="a6"/>
@@ -1116,7 +1730,7 @@
                 <w:b/>
                 <w:noProof/>
               </w:rPr>
-              <w:t>4.1.</w:t>
+              <w:t>5.1.</w:t>
             </w:r>
             <w:r>
               <w:rPr>
@@ -1125,7 +1739,7 @@
                 <w:b/>
                 <w:noProof/>
               </w:rPr>
-              <w:t xml:space="preserve"> Настройки таблиц.</w:t>
+              <w:t xml:space="preserve"> Настройки.</w:t>
             </w:r>
             <w:r>
               <w:rPr>
@@ -1146,7 +1760,7 @@
                 <w:noProof/>
                 <w:webHidden/>
               </w:rPr>
-              <w:instrText xml:space="preserve"> PAGEREF _Toc169617472 \h </w:instrText>
+              <w:instrText xml:space="preserve"> PAGEREF _Toc225341977 \h </w:instrText>
             </w:r>
             <w:r>
               <w:rPr>
@@ -1166,7 +1780,7 @@
                 <w:noProof/>
                 <w:webHidden/>
               </w:rPr>
-              <w:t>11</w:t>
+              <w:t>31</w:t>
             </w:r>
             <w:r>
               <w:rPr>
@@ -1189,7 +1803,7 @@
               <w:lang w:eastAsia="ru-RU"/>
             </w:rPr>
           </w:pPr>
-          <w:hyperlink w:anchor="_Toc169617473" w:history="1">
+          <w:hyperlink w:anchor="_Toc225341978" w:history="1">
             <w:r>
               <w:rPr>
                 <w:rStyle w:val="a6"/>
@@ -1197,7 +1811,7 @@
                 <w:b/>
                 <w:noProof/>
               </w:rPr>
-              <w:t>4.2.</w:t>
+              <w:t>5.2.</w:t>
             </w:r>
             <w:r>
               <w:rPr>
@@ -1227,7 +1841,7 @@
                 <w:noProof/>
                 <w:webHidden/>
               </w:rPr>
-              <w:instrText xml:space="preserve"> PAGEREF _Toc169617473 \h </w:instrText>
+              <w:instrText xml:space="preserve"> PAGEREF _Toc225341978 \h </w:instrText>
             </w:r>
             <w:r>
               <w:rPr>
@@ -1247,7 +1861,7 @@
                 <w:noProof/>
                 <w:webHidden/>
               </w:rPr>
-              <w:t>13</w:t>
+              <w:t>35</w:t>
             </w:r>
             <w:r>
               <w:rPr>
@@ -1260,7 +1874,7 @@
         </w:p>
         <w:p>
           <w:pPr>
-            <w:pStyle w:val="31"/>
+            <w:pStyle w:val="21"/>
             <w:tabs>
               <w:tab w:val="right" w:leader="dot" w:pos="9345"/>
             </w:tabs>
@@ -1270,7 +1884,7 @@
               <w:lang w:eastAsia="ru-RU"/>
             </w:rPr>
           </w:pPr>
-          <w:hyperlink w:anchor="_Toc169617474" w:history="1">
+          <w:hyperlink w:anchor="_Toc225341979" w:history="1">
             <w:r>
               <w:rPr>
                 <w:rStyle w:val="a6"/>
@@ -1278,7 +1892,7 @@
                 <w:b/>
                 <w:noProof/>
               </w:rPr>
-              <w:t>4.2.1.</w:t>
+              <w:t>5.3.</w:t>
             </w:r>
             <w:r>
               <w:rPr>
@@ -1287,7 +1901,7 @@
                 <w:b/>
                 <w:noProof/>
               </w:rPr>
-              <w:t xml:space="preserve"> Январь.</w:t>
+              <w:t xml:space="preserve"> Периоды.</w:t>
             </w:r>
             <w:r>
               <w:rPr>
@@ -1308,7 +1922,7 @@
                 <w:noProof/>
                 <w:webHidden/>
               </w:rPr>
-              <w:instrText xml:space="preserve"> PAGEREF _Toc169617474 \h </w:instrText>
+              <w:instrText xml:space="preserve"> PAGEREF _Toc225341979 \h </w:instrText>
             </w:r>
             <w:r>
               <w:rPr>
@@ -1328,7 +1942,7 @@
                 <w:noProof/>
                 <w:webHidden/>
               </w:rPr>
-              <w:t>14</w:t>
+              <w:t>36</w:t>
             </w:r>
             <w:r>
               <w:rPr>
@@ -1341,7 +1955,7 @@
         </w:p>
         <w:p>
           <w:pPr>
-            <w:pStyle w:val="31"/>
+            <w:pStyle w:val="21"/>
             <w:tabs>
               <w:tab w:val="right" w:leader="dot" w:pos="9345"/>
             </w:tabs>
@@ -1351,7 +1965,7 @@
               <w:lang w:eastAsia="ru-RU"/>
             </w:rPr>
           </w:pPr>
-          <w:hyperlink w:anchor="_Toc169617475" w:history="1">
+          <w:hyperlink w:anchor="_Toc225341980" w:history="1">
             <w:r>
               <w:rPr>
                 <w:rStyle w:val="a6"/>
@@ -1359,7 +1973,7 @@
                 <w:b/>
                 <w:noProof/>
               </w:rPr>
-              <w:t>4.2.2.</w:t>
+              <w:t>5.4.</w:t>
             </w:r>
             <w:r>
               <w:rPr>
@@ -1368,7 +1982,7 @@
                 <w:b/>
                 <w:noProof/>
               </w:rPr>
-              <w:t xml:space="preserve"> Остальные месяцы.</w:t>
+              <w:t xml:space="preserve"> Год.</w:t>
             </w:r>
             <w:r>
               <w:rPr>
@@ -1389,7 +2003,7 @@
                 <w:noProof/>
                 <w:webHidden/>
               </w:rPr>
-              <w:instrText xml:space="preserve"> PAGEREF _Toc169617475 \h </w:instrText>
+              <w:instrText xml:space="preserve"> PAGEREF _Toc225341980 \h </w:instrText>
             </w:r>
             <w:r>
               <w:rPr>
@@ -1409,7 +2023,7 @@
                 <w:noProof/>
                 <w:webHidden/>
               </w:rPr>
-              <w:t>14</w:t>
+              <w:t>37</w:t>
             </w:r>
             <w:r>
               <w:rPr>
@@ -1422,7 +2036,7 @@
         </w:p>
         <w:p>
           <w:pPr>
-            <w:pStyle w:val="31"/>
+            <w:pStyle w:val="21"/>
             <w:tabs>
               <w:tab w:val="right" w:leader="dot" w:pos="9345"/>
             </w:tabs>
@@ -1432,7 +2046,7 @@
               <w:lang w:eastAsia="ru-RU"/>
             </w:rPr>
           </w:pPr>
-          <w:hyperlink w:anchor="_Toc169617476" w:history="1">
+          <w:hyperlink w:anchor="_Toc225341981" w:history="1">
             <w:r>
               <w:rPr>
                 <w:rStyle w:val="a6"/>
@@ -1440,7 +2054,7 @@
                 <w:b/>
                 <w:noProof/>
               </w:rPr>
-              <w:t>4.2.3.</w:t>
+              <w:t>5.5.</w:t>
             </w:r>
             <w:r>
               <w:rPr>
@@ -1449,7 +2063,7 @@
                 <w:b/>
                 <w:noProof/>
               </w:rPr>
-              <w:t xml:space="preserve"> Ввод данных.</w:t>
+              <w:t xml:space="preserve"> Дополнительные итоги.</w:t>
             </w:r>
             <w:r>
               <w:rPr>
@@ -1470,7 +2084,7 @@
                 <w:noProof/>
                 <w:webHidden/>
               </w:rPr>
-              <w:instrText xml:space="preserve"> PAGEREF _Toc169617476 \h </w:instrText>
+              <w:instrText xml:space="preserve"> PAGEREF _Toc225341981 \h </w:instrText>
             </w:r>
             <w:r>
               <w:rPr>
@@ -1490,7 +2104,7 @@
                 <w:noProof/>
                 <w:webHidden/>
               </w:rPr>
-              <w:t>15</w:t>
+              <w:t>39</w:t>
             </w:r>
             <w:r>
               <w:rPr>
@@ -1514,7 +2128,7 @@
               <w:lang w:eastAsia="ru-RU"/>
             </w:rPr>
           </w:pPr>
-          <w:hyperlink w:anchor="_Toc169617477" w:history="1">
+          <w:hyperlink w:anchor="_Toc225341982" w:history="1">
             <w:r>
               <w:rPr>
                 <w:rStyle w:val="a6"/>
@@ -1522,7 +2136,7 @@
                 <w:b/>
                 <w:noProof/>
               </w:rPr>
-              <w:t>5.</w:t>
+              <w:t>6.</w:t>
             </w:r>
             <w:r>
               <w:rPr>
@@ -1539,7 +2153,7 @@
                 <w:b/>
                 <w:noProof/>
               </w:rPr>
-              <w:t>Файл результаты.</w:t>
+              <w:t>Работа с файлами по локальной сети.</w:t>
             </w:r>
             <w:r>
               <w:rPr>
@@ -1560,7 +2174,7 @@
                 <w:noProof/>
                 <w:webHidden/>
               </w:rPr>
-              <w:instrText xml:space="preserve"> PAGEREF _Toc169617477 \h </w:instrText>
+              <w:instrText xml:space="preserve"> PAGEREF _Toc225341982 \h </w:instrText>
             </w:r>
             <w:r>
               <w:rPr>
@@ -1580,412 +2194,7 @@
                 <w:noProof/>
                 <w:webHidden/>
               </w:rPr>
-              <w:t>27</w:t>
-            </w:r>
-            <w:r>
-              <w:rPr>
-                <w:noProof/>
-                <w:webHidden/>
-              </w:rPr>
-              <w:fldChar w:fldCharType="end"/>
-            </w:r>
-          </w:hyperlink>
-        </w:p>
-        <w:p>
-          <w:pPr>
-            <w:pStyle w:val="21"/>
-            <w:tabs>
-              <w:tab w:val="right" w:leader="dot" w:pos="9345"/>
-            </w:tabs>
-            <w:rPr>
-              <w:rFonts w:eastAsiaTheme="minorEastAsia"/>
-              <w:noProof/>
-              <w:lang w:eastAsia="ru-RU"/>
-            </w:rPr>
-          </w:pPr>
-          <w:hyperlink w:anchor="_Toc169617478" w:history="1">
-            <w:r>
-              <w:rPr>
-                <w:rStyle w:val="a6"/>
-                <w:rFonts w:ascii="Times New Roman" w:hAnsi="Times New Roman"/>
-                <w:b/>
-                <w:noProof/>
-              </w:rPr>
-              <w:t>5.1.</w:t>
-            </w:r>
-            <w:r>
-              <w:rPr>
-                <w:rStyle w:val="a6"/>
-                <w:rFonts w:ascii="Times New Roman" w:hAnsi="Times New Roman" w:cs="Times New Roman"/>
-                <w:b/>
-                <w:noProof/>
-              </w:rPr>
-              <w:t xml:space="preserve"> Настройки.</w:t>
-            </w:r>
-            <w:r>
-              <w:rPr>
-                <w:noProof/>
-                <w:webHidden/>
-              </w:rPr>
-              <w:tab/>
-            </w:r>
-            <w:r>
-              <w:rPr>
-                <w:noProof/>
-                <w:webHidden/>
-              </w:rPr>
-              <w:fldChar w:fldCharType="begin"/>
-            </w:r>
-            <w:r>
-              <w:rPr>
-                <w:noProof/>
-                <w:webHidden/>
-              </w:rPr>
-              <w:instrText xml:space="preserve"> PAGEREF _Toc169617478 \h </w:instrText>
-            </w:r>
-            <w:r>
-              <w:rPr>
-                <w:noProof/>
-                <w:webHidden/>
-              </w:rPr>
-            </w:r>
-            <w:r>
-              <w:rPr>
-                <w:noProof/>
-                <w:webHidden/>
-              </w:rPr>
-              <w:fldChar w:fldCharType="separate"/>
-            </w:r>
-            <w:r>
-              <w:rPr>
-                <w:noProof/>
-                <w:webHidden/>
-              </w:rPr>
-              <w:t>28</w:t>
-            </w:r>
-            <w:r>
-              <w:rPr>
-                <w:noProof/>
-                <w:webHidden/>
-              </w:rPr>
-              <w:fldChar w:fldCharType="end"/>
-            </w:r>
-          </w:hyperlink>
-        </w:p>
-        <w:p>
-          <w:pPr>
-            <w:pStyle w:val="21"/>
-            <w:tabs>
-              <w:tab w:val="right" w:leader="dot" w:pos="9345"/>
-            </w:tabs>
-            <w:rPr>
-              <w:rFonts w:eastAsiaTheme="minorEastAsia"/>
-              <w:noProof/>
-              <w:lang w:eastAsia="ru-RU"/>
-            </w:rPr>
-          </w:pPr>
-          <w:hyperlink w:anchor="_Toc169617479" w:history="1">
-            <w:r>
-              <w:rPr>
-                <w:rStyle w:val="a6"/>
-                <w:rFonts w:ascii="Times New Roman" w:hAnsi="Times New Roman"/>
-                <w:b/>
-                <w:noProof/>
-              </w:rPr>
-              <w:t>5.2.</w:t>
-            </w:r>
-            <w:r>
-              <w:rPr>
-                <w:rStyle w:val="a6"/>
-                <w:rFonts w:ascii="Times New Roman" w:hAnsi="Times New Roman" w:cs="Times New Roman"/>
-                <w:b/>
-                <w:noProof/>
-              </w:rPr>
-              <w:t xml:space="preserve"> Месяцы.</w:t>
-            </w:r>
-            <w:r>
-              <w:rPr>
-                <w:noProof/>
-                <w:webHidden/>
-              </w:rPr>
-              <w:tab/>
-            </w:r>
-            <w:r>
-              <w:rPr>
-                <w:noProof/>
-                <w:webHidden/>
-              </w:rPr>
-              <w:fldChar w:fldCharType="begin"/>
-            </w:r>
-            <w:r>
-              <w:rPr>
-                <w:noProof/>
-                <w:webHidden/>
-              </w:rPr>
-              <w:instrText xml:space="preserve"> PAGEREF _Toc169617479 \h </w:instrText>
-            </w:r>
-            <w:r>
-              <w:rPr>
-                <w:noProof/>
-                <w:webHidden/>
-              </w:rPr>
-            </w:r>
-            <w:r>
-              <w:rPr>
-                <w:noProof/>
-                <w:webHidden/>
-              </w:rPr>
-              <w:fldChar w:fldCharType="separate"/>
-            </w:r>
-            <w:r>
-              <w:rPr>
-                <w:noProof/>
-                <w:webHidden/>
-              </w:rPr>
-              <w:t>31</w:t>
-            </w:r>
-            <w:r>
-              <w:rPr>
-                <w:noProof/>
-                <w:webHidden/>
-              </w:rPr>
-              <w:fldChar w:fldCharType="end"/>
-            </w:r>
-          </w:hyperlink>
-        </w:p>
-        <w:p>
-          <w:pPr>
-            <w:pStyle w:val="21"/>
-            <w:tabs>
-              <w:tab w:val="right" w:leader="dot" w:pos="9345"/>
-            </w:tabs>
-            <w:rPr>
-              <w:rFonts w:eastAsiaTheme="minorEastAsia"/>
-              <w:noProof/>
-              <w:lang w:eastAsia="ru-RU"/>
-            </w:rPr>
-          </w:pPr>
-          <w:hyperlink w:anchor="_Toc169617480" w:history="1">
-            <w:r>
-              <w:rPr>
-                <w:rStyle w:val="a6"/>
-                <w:rFonts w:ascii="Times New Roman" w:hAnsi="Times New Roman"/>
-                <w:b/>
-                <w:noProof/>
-              </w:rPr>
-              <w:t>5.3.</w:t>
-            </w:r>
-            <w:r>
-              <w:rPr>
-                <w:rStyle w:val="a6"/>
-                <w:rFonts w:ascii="Times New Roman" w:hAnsi="Times New Roman" w:cs="Times New Roman"/>
-                <w:b/>
-                <w:noProof/>
-              </w:rPr>
-              <w:t xml:space="preserve"> Периоды.</w:t>
-            </w:r>
-            <w:r>
-              <w:rPr>
-                <w:noProof/>
-                <w:webHidden/>
-              </w:rPr>
-              <w:tab/>
-            </w:r>
-            <w:r>
-              <w:rPr>
-                <w:noProof/>
-                <w:webHidden/>
-              </w:rPr>
-              <w:fldChar w:fldCharType="begin"/>
-            </w:r>
-            <w:r>
-              <w:rPr>
-                <w:noProof/>
-                <w:webHidden/>
-              </w:rPr>
-              <w:instrText xml:space="preserve"> PAGEREF _Toc169617480 \h </w:instrText>
-            </w:r>
-            <w:r>
-              <w:rPr>
-                <w:noProof/>
-                <w:webHidden/>
-              </w:rPr>
-            </w:r>
-            <w:r>
-              <w:rPr>
-                <w:noProof/>
-                <w:webHidden/>
-              </w:rPr>
-              <w:fldChar w:fldCharType="separate"/>
-            </w:r>
-            <w:r>
-              <w:rPr>
-                <w:noProof/>
-                <w:webHidden/>
-              </w:rPr>
-              <w:t>32</w:t>
-            </w:r>
-            <w:r>
-              <w:rPr>
-                <w:noProof/>
-                <w:webHidden/>
-              </w:rPr>
-              <w:fldChar w:fldCharType="end"/>
-            </w:r>
-          </w:hyperlink>
-        </w:p>
-        <w:p>
-          <w:pPr>
-            <w:pStyle w:val="21"/>
-            <w:tabs>
-              <w:tab w:val="right" w:leader="dot" w:pos="9345"/>
-            </w:tabs>
-            <w:rPr>
-              <w:rFonts w:eastAsiaTheme="minorEastAsia"/>
-              <w:noProof/>
-              <w:lang w:eastAsia="ru-RU"/>
-            </w:rPr>
-          </w:pPr>
-          <w:hyperlink w:anchor="_Toc169617481" w:history="1">
-            <w:r>
-              <w:rPr>
-                <w:rStyle w:val="a6"/>
-                <w:rFonts w:ascii="Times New Roman" w:hAnsi="Times New Roman"/>
-                <w:b/>
-                <w:noProof/>
-              </w:rPr>
-              <w:t>5.4.</w:t>
-            </w:r>
-            <w:r>
-              <w:rPr>
-                <w:rStyle w:val="a6"/>
-                <w:rFonts w:ascii="Times New Roman" w:hAnsi="Times New Roman" w:cs="Times New Roman"/>
-                <w:b/>
-                <w:noProof/>
-              </w:rPr>
-              <w:t xml:space="preserve"> Год.</w:t>
-            </w:r>
-            <w:r>
-              <w:rPr>
-                <w:noProof/>
-                <w:webHidden/>
-              </w:rPr>
-              <w:tab/>
-            </w:r>
-            <w:r>
-              <w:rPr>
-                <w:noProof/>
-                <w:webHidden/>
-              </w:rPr>
-              <w:fldChar w:fldCharType="begin"/>
-            </w:r>
-            <w:r>
-              <w:rPr>
-                <w:noProof/>
-                <w:webHidden/>
-              </w:rPr>
-              <w:instrText xml:space="preserve"> PAGEREF _Toc169617481 \h </w:instrText>
-            </w:r>
-            <w:r>
-              <w:rPr>
-                <w:noProof/>
-                <w:webHidden/>
-              </w:rPr>
-            </w:r>
-            <w:r>
-              <w:rPr>
-                <w:noProof/>
-                <w:webHidden/>
-              </w:rPr>
-              <w:fldChar w:fldCharType="separate"/>
-            </w:r>
-            <w:r>
-              <w:rPr>
-                <w:noProof/>
-                <w:webHidden/>
-              </w:rPr>
-              <w:t>33</w:t>
-            </w:r>
-            <w:r>
-              <w:rPr>
-                <w:noProof/>
-                <w:webHidden/>
-              </w:rPr>
-              <w:fldChar w:fldCharType="end"/>
-            </w:r>
-          </w:hyperlink>
-        </w:p>
-        <w:p>
-          <w:pPr>
-            <w:pStyle w:val="21"/>
-            <w:tabs>
-              <w:tab w:val="right" w:leader="dot" w:pos="9345"/>
-            </w:tabs>
-            <w:rPr>
-              <w:rFonts w:eastAsiaTheme="minorEastAsia"/>
-              <w:noProof/>
-              <w:lang w:eastAsia="ru-RU"/>
-            </w:rPr>
-          </w:pPr>
-          <w:hyperlink w:anchor="_Toc169617482" w:history="1">
-            <w:r>
-              <w:rPr>
-                <w:rStyle w:val="a6"/>
-                <w:rFonts w:ascii="Times New Roman" w:hAnsi="Times New Roman"/>
-                <w:b/>
-                <w:noProof/>
-              </w:rPr>
-              <w:t>5.5.</w:t>
-            </w:r>
-            <w:r>
-              <w:rPr>
-                <w:rStyle w:val="a6"/>
-                <w:rFonts w:ascii="Times New Roman" w:hAnsi="Times New Roman" w:cs="Times New Roman"/>
-                <w:b/>
-                <w:noProof/>
-              </w:rPr>
-              <w:t xml:space="preserve"> Дополнительные итоги.</w:t>
-            </w:r>
-            <w:r>
-              <w:rPr>
-                <w:noProof/>
-                <w:webHidden/>
-              </w:rPr>
-              <w:tab/>
-            </w:r>
-            <w:r>
-              <w:rPr>
-                <w:noProof/>
-                <w:webHidden/>
-              </w:rPr>
-              <w:fldChar w:fldCharType="begin"/>
-            </w:r>
-            <w:r>
-              <w:rPr>
-                <w:noProof/>
-                <w:webHidden/>
-              </w:rPr>
-              <w:instrText xml:space="preserve"> PAGEREF _Toc169617482 \h </w:instrText>
-            </w:r>
-            <w:r>
-              <w:rPr>
-                <w:noProof/>
-                <w:webHidden/>
-              </w:rPr>
-            </w:r>
-            <w:r>
-              <w:rPr>
-                <w:noProof/>
-                <w:webHidden/>
-              </w:rPr>
-              <w:fldChar w:fldCharType="separate"/>
-            </w:r>
-            <w:r>
-              <w:rPr>
-                <w:noProof/>
-                <w:webHidden/>
-              </w:rPr>
-              <w:t>35</w:t>
+              <w:t>40</w:t>
             </w:r>
             <w:r>
               <w:rPr>
@@ -2009,24 +2218,7 @@
               <w:lang w:eastAsia="ru-RU"/>
             </w:rPr>
           </w:pPr>
-          <w:hyperlink w:anchor="_Toc169617483" w:history="1">
-            <w:r>
-              <w:rPr>
-                <w:rStyle w:val="a6"/>
-                <w:rFonts w:ascii="Times New Roman" w:hAnsi="Times New Roman"/>
-                <w:b/>
-                <w:noProof/>
-              </w:rPr>
-              <w:t>6.</w:t>
-            </w:r>
-            <w:r>
-              <w:rPr>
-                <w:rFonts w:eastAsiaTheme="minorEastAsia"/>
-                <w:noProof/>
-                <w:lang w:eastAsia="ru-RU"/>
-              </w:rPr>
-              <w:tab/>
-            </w:r>
+          <w:hyperlink w:anchor="_Toc225341983" w:history="1">
             <w:r>
               <w:rPr>
                 <w:rStyle w:val="a6"/>
@@ -2034,72 +2226,16 @@
                 <w:b/>
                 <w:noProof/>
               </w:rPr>
-              <w:t>Работа с файлами по локальной сети.</w:t>
-            </w:r>
-            <w:r>
-              <w:rPr>
-                <w:noProof/>
-                <w:webHidden/>
+              <w:t>7.</w:t>
+            </w:r>
+            <w:r>
+              <w:rPr>
+                <w:rFonts w:eastAsiaTheme="minorEastAsia"/>
+                <w:noProof/>
+                <w:lang w:eastAsia="ru-RU"/>
               </w:rPr>
               <w:tab/>
             </w:r>
-            <w:r>
-              <w:rPr>
-                <w:noProof/>
-                <w:webHidden/>
-              </w:rPr>
-              <w:fldChar w:fldCharType="begin"/>
-            </w:r>
-            <w:r>
-              <w:rPr>
-                <w:noProof/>
-                <w:webHidden/>
-              </w:rPr>
-              <w:instrText xml:space="preserve"> PAGEREF _Toc169617483 \h </w:instrText>
-            </w:r>
-            <w:r>
-              <w:rPr>
-                <w:noProof/>
-                <w:webHidden/>
-              </w:rPr>
-            </w:r>
-            <w:r>
-              <w:rPr>
-                <w:noProof/>
-                <w:webHidden/>
-              </w:rPr>
-              <w:fldChar w:fldCharType="separate"/>
-            </w:r>
-            <w:r>
-              <w:rPr>
-                <w:noProof/>
-                <w:webHidden/>
-              </w:rPr>
-              <w:t>36</w:t>
-            </w:r>
-            <w:r>
-              <w:rPr>
-                <w:noProof/>
-                <w:webHidden/>
-              </w:rPr>
-              <w:fldChar w:fldCharType="end"/>
-            </w:r>
-          </w:hyperlink>
-        </w:p>
-        <w:p>
-          <w:pPr>
-            <w:pStyle w:val="11"/>
-            <w:tabs>
-              <w:tab w:val="left" w:pos="440"/>
-              <w:tab w:val="right" w:leader="dot" w:pos="9345"/>
-            </w:tabs>
-            <w:rPr>
-              <w:rFonts w:eastAsiaTheme="minorEastAsia"/>
-              <w:noProof/>
-              <w:lang w:eastAsia="ru-RU"/>
-            </w:rPr>
-          </w:pPr>
-          <w:hyperlink w:anchor="_Toc169617484" w:history="1">
             <w:r>
               <w:rPr>
                 <w:rStyle w:val="a6"/>
@@ -2107,65 +2243,48 @@
                 <w:b/>
                 <w:noProof/>
               </w:rPr>
-              <w:t>7.</w:t>
-            </w:r>
-            <w:r>
-              <w:rPr>
-                <w:rFonts w:eastAsiaTheme="minorEastAsia"/>
-                <w:noProof/>
-                <w:lang w:eastAsia="ru-RU"/>
+              <w:t>Проверка правильности вычисления результатов.</w:t>
+            </w:r>
+            <w:r>
+              <w:rPr>
+                <w:noProof/>
+                <w:webHidden/>
               </w:rPr>
               <w:tab/>
             </w:r>
             <w:r>
               <w:rPr>
-                <w:rStyle w:val="a6"/>
-                <w:rFonts w:ascii="Times New Roman" w:hAnsi="Times New Roman" w:cs="Times New Roman"/>
-                <w:b/>
-                <w:noProof/>
-              </w:rPr>
-              <w:t>Проверка правильности вычисления результатов.</w:t>
-            </w:r>
-            <w:r>
-              <w:rPr>
                 <w:noProof/>
                 <w:webHidden/>
               </w:rPr>
-              <w:tab/>
+              <w:fldChar w:fldCharType="begin"/>
             </w:r>
             <w:r>
               <w:rPr>
                 <w:noProof/>
                 <w:webHidden/>
               </w:rPr>
-              <w:fldChar w:fldCharType="begin"/>
+              <w:instrText xml:space="preserve"> PAGEREF _Toc225341983 \h </w:instrText>
             </w:r>
             <w:r>
               <w:rPr>
                 <w:noProof/>
                 <w:webHidden/>
               </w:rPr>
-              <w:instrText xml:space="preserve"> PAGEREF _Toc169617484 \h </w:instrText>
             </w:r>
             <w:r>
               <w:rPr>
                 <w:noProof/>
                 <w:webHidden/>
               </w:rPr>
+              <w:fldChar w:fldCharType="separate"/>
             </w:r>
             <w:r>
               <w:rPr>
                 <w:noProof/>
                 <w:webHidden/>
               </w:rPr>
-              <w:fldChar w:fldCharType="separate"/>
-            </w:r>
-            <w:r>
-              <w:rPr>
-                <w:noProof/>
-                <w:webHidden/>
-              </w:rPr>
-              <w:t>38</w:t>
+              <w:t>42</w:t>
             </w:r>
             <w:r>
               <w:rPr>
@@ -2188,7 +2307,7 @@
               <w:lang w:eastAsia="ru-RU"/>
             </w:rPr>
           </w:pPr>
-          <w:hyperlink w:anchor="_Toc169617485" w:history="1">
+          <w:hyperlink w:anchor="_Toc225341984" w:history="1">
             <w:r>
               <w:rPr>
                 <w:rStyle w:val="a6"/>
@@ -2226,7 +2345,7 @@
                 <w:noProof/>
                 <w:webHidden/>
               </w:rPr>
-              <w:instrText xml:space="preserve"> PAGEREF _Toc169617485 \h </w:instrText>
+              <w:instrText xml:space="preserve"> PAGEREF _Toc225341984 \h </w:instrText>
             </w:r>
             <w:r>
               <w:rPr>
@@ -2246,7 +2365,7 @@
                 <w:noProof/>
                 <w:webHidden/>
               </w:rPr>
-              <w:t>38</w:t>
+              <w:t>42</w:t>
             </w:r>
             <w:r>
               <w:rPr>
@@ -2269,7 +2388,7 @@
               <w:lang w:eastAsia="ru-RU"/>
             </w:rPr>
           </w:pPr>
-          <w:hyperlink w:anchor="_Toc169617486" w:history="1">
+          <w:hyperlink w:anchor="_Toc225341985" w:history="1">
             <w:r>
               <w:rPr>
                 <w:rStyle w:val="a6"/>
@@ -2307,7 +2426,7 @@
                 <w:noProof/>
                 <w:webHidden/>
               </w:rPr>
-              <w:instrText xml:space="preserve"> PAGEREF _Toc169617486 \h </w:instrText>
+              <w:instrText xml:space="preserve"> PAGEREF _Toc225341985 \h </w:instrText>
             </w:r>
             <w:r>
               <w:rPr>
@@ -2327,7 +2446,7 @@
                 <w:noProof/>
                 <w:webHidden/>
               </w:rPr>
-              <w:t>40</w:t>
+              <w:t>44</w:t>
             </w:r>
             <w:r>
               <w:rPr>
@@ -2372,8 +2491,6 @@
           <w:szCs w:val="24"/>
         </w:rPr>
       </w:pPr>
-      <w:bookmarkStart w:id="0" w:name="_GoBack"/>
-      <w:bookmarkEnd w:id="0"/>
     </w:p>
     <w:p>
       <w:pPr>
@@ -2402,7 +2519,7 @@
           <w:b/>
         </w:rPr>
       </w:pPr>
-      <w:bookmarkStart w:id="1" w:name="_Toc169617460"/>
+      <w:bookmarkStart w:id="1" w:name="_Toc225341958"/>
       <w:r>
         <w:rPr>
           <w:rFonts w:ascii="Times New Roman" w:hAnsi="Times New Roman" w:cs="Times New Roman"/>
@@ -2957,7 +3074,7 @@
           <w:rFonts w:ascii="Times New Roman" w:hAnsi="Times New Roman" w:cs="Times New Roman"/>
         </w:rPr>
       </w:pPr>
-      <w:bookmarkStart w:id="2" w:name="_Toc169617461"/>
+      <w:bookmarkStart w:id="2" w:name="_Toc225341959"/>
       <w:r>
         <w:rPr>
           <w:rFonts w:ascii="Times New Roman" w:hAnsi="Times New Roman" w:cs="Times New Roman"/>
@@ -4016,39 +4133,16 @@
     </w:p>
     <w:p>
       <w:pPr>
-        <w:rPr>
-          <w:rFonts w:ascii="Times New Roman" w:eastAsiaTheme="majorEastAsia" w:hAnsi="Times New Roman" w:cs="Times New Roman"/>
-          <w:b/>
-          <w:sz w:val="24"/>
-          <w:szCs w:val="24"/>
-        </w:rPr>
-      </w:pPr>
-      <w:r>
-        <w:rPr>
-          <w:rFonts w:ascii="Times New Roman" w:eastAsiaTheme="majorEastAsia" w:hAnsi="Times New Roman" w:cs="Times New Roman"/>
-          <w:b/>
-          <w:sz w:val="24"/>
-          <w:szCs w:val="24"/>
-        </w:rPr>
-        <w:br w:type="page"/>
-      </w:r>
-    </w:p>
-    <w:p>
-      <w:pPr>
         <w:pStyle w:val="2"/>
         <w:jc w:val="center"/>
-      </w:pPr>
-      <w:bookmarkStart w:id="3" w:name="_Toc169617462"/>
-      <w:r>
         <w:rPr>
           <w:rFonts w:ascii="Times New Roman" w:hAnsi="Times New Roman" w:cs="Times New Roman"/>
           <w:b/>
           <w:sz w:val="28"/>
           <w:szCs w:val="28"/>
         </w:rPr>
-        <w:lastRenderedPageBreak/>
-        <w:t xml:space="preserve">Настройки </w:t>
-      </w:r>
+      </w:pPr>
+      <w:bookmarkStart w:id="3" w:name="_Toc225341960"/>
       <w:r>
         <w:rPr>
           <w:rFonts w:ascii="Times New Roman" w:hAnsi="Times New Roman" w:cs="Times New Roman"/>
@@ -4056,7 +4150,8 @@
           <w:sz w:val="28"/>
           <w:szCs w:val="28"/>
         </w:rPr>
-        <w:t>безопасности документов</w:t>
+        <w:lastRenderedPageBreak/>
+        <w:t xml:space="preserve">Другие </w:t>
       </w:r>
       <w:r>
         <w:rPr>
@@ -4065,9 +4160,714 @@
           <w:sz w:val="28"/>
           <w:szCs w:val="28"/>
         </w:rPr>
+        <w:t>версии</w:t>
+      </w:r>
+      <w:bookmarkEnd w:id="3"/>
+    </w:p>
+    <w:p>
+      <w:pPr>
+        <w:rPr>
+          <w:rFonts w:ascii="Times New Roman" w:eastAsiaTheme="majorEastAsia" w:hAnsi="Times New Roman" w:cs="Times New Roman"/>
+          <w:sz w:val="24"/>
+          <w:szCs w:val="24"/>
+        </w:rPr>
+      </w:pPr>
+    </w:p>
+    <w:p>
+      <w:pPr>
+        <w:rPr>
+          <w:rFonts w:ascii="Times New Roman" w:eastAsiaTheme="majorEastAsia" w:hAnsi="Times New Roman" w:cs="Times New Roman"/>
+          <w:sz w:val="24"/>
+          <w:szCs w:val="24"/>
+        </w:rPr>
+      </w:pPr>
+      <w:r>
+        <w:rPr>
+          <w:rFonts w:ascii="Times New Roman" w:eastAsiaTheme="majorEastAsia" w:hAnsi="Times New Roman" w:cs="Times New Roman"/>
+          <w:sz w:val="24"/>
+          <w:szCs w:val="24"/>
+        </w:rPr>
+        <w:t xml:space="preserve">Если у вас </w:t>
+      </w:r>
+      <w:r>
+        <w:rPr>
+          <w:rFonts w:ascii="Times New Roman" w:eastAsiaTheme="majorEastAsia" w:hAnsi="Times New Roman" w:cs="Times New Roman"/>
+          <w:sz w:val="24"/>
+          <w:szCs w:val="24"/>
+          <w:lang w:val="en-US"/>
+        </w:rPr>
+        <w:t>Power</w:t>
+      </w:r>
+      <w:r>
+        <w:rPr>
+          <w:rFonts w:ascii="Times New Roman" w:eastAsiaTheme="majorEastAsia" w:hAnsi="Times New Roman" w:cs="Times New Roman"/>
+          <w:sz w:val="24"/>
+          <w:szCs w:val="24"/>
+        </w:rPr>
+        <w:t xml:space="preserve"> </w:t>
+      </w:r>
+      <w:r>
+        <w:rPr>
+          <w:rFonts w:ascii="Times New Roman" w:eastAsiaTheme="majorEastAsia" w:hAnsi="Times New Roman" w:cs="Times New Roman"/>
+          <w:sz w:val="24"/>
+          <w:szCs w:val="24"/>
+          <w:lang w:val="en-US"/>
+        </w:rPr>
+        <w:t>Query</w:t>
+      </w:r>
+      <w:r>
+        <w:rPr>
+          <w:rFonts w:ascii="Times New Roman" w:eastAsiaTheme="majorEastAsia" w:hAnsi="Times New Roman" w:cs="Times New Roman"/>
+          <w:sz w:val="24"/>
+          <w:szCs w:val="24"/>
+        </w:rPr>
+        <w:t xml:space="preserve"> </w:t>
+      </w:r>
+      <w:r>
+        <w:rPr>
+          <w:rFonts w:ascii="Times New Roman" w:eastAsiaTheme="majorEastAsia" w:hAnsi="Times New Roman" w:cs="Times New Roman"/>
+          <w:sz w:val="24"/>
+          <w:szCs w:val="24"/>
+        </w:rPr>
+        <w:t xml:space="preserve">по прежнему не работает, или вы его не находите. Возможно разработчики переместили местоположение настроек. Попробуйте зайти в меню «Файл», затем «Параметры». </w:t>
+      </w:r>
+    </w:p>
+    <w:p>
+      <w:pPr>
+        <w:rPr>
+          <w:rFonts w:ascii="Times New Roman" w:eastAsiaTheme="majorEastAsia" w:hAnsi="Times New Roman" w:cs="Times New Roman"/>
+          <w:sz w:val="24"/>
+          <w:szCs w:val="24"/>
+        </w:rPr>
+      </w:pPr>
+      <w:r>
+        <w:rPr>
+          <w:rFonts w:ascii="Times New Roman" w:eastAsiaTheme="majorEastAsia" w:hAnsi="Times New Roman" w:cs="Times New Roman"/>
+          <w:noProof/>
+          <w:sz w:val="24"/>
+          <w:szCs w:val="24"/>
+          <w:lang w:eastAsia="ru-RU"/>
+        </w:rPr>
+        <w:drawing>
+          <wp:inline distT="0" distB="0" distL="0" distR="0">
+            <wp:extent cx="2752725" cy="1647825"/>
+            <wp:effectExtent l="0" t="0" r="9525" b="9525"/>
+            <wp:docPr id="78" name="Рисунок 78" descr="D:\Загрузки\Разработка\Social_Develop\social-services-2026\scr-81.png"/>
+            <wp:cNvGraphicFramePr>
+              <a:graphicFrameLocks xmlns:a="http://schemas.openxmlformats.org/drawingml/2006/main" noChangeAspect="1"/>
+            </wp:cNvGraphicFramePr>
+            <a:graphic xmlns:a="http://schemas.openxmlformats.org/drawingml/2006/main">
+              <a:graphicData uri="http://schemas.openxmlformats.org/drawingml/2006/picture">
+                <pic:pic xmlns:pic="http://schemas.openxmlformats.org/drawingml/2006/picture">
+                  <pic:nvPicPr>
+                    <pic:cNvPr id="0" name="Picture 1" descr="D:\Загрузки\Разработка\Social_Develop\social-services-2026\scr-81.png"/>
+                    <pic:cNvPicPr>
+                      <a:picLocks noChangeAspect="1" noChangeArrowheads="1"/>
+                    </pic:cNvPicPr>
+                  </pic:nvPicPr>
+                  <pic:blipFill>
+                    <a:blip r:embed="rId10">
+                      <a:extLst>
+                        <a:ext uri="{28A0092B-C50C-407E-A947-70E740481C1C}">
+                          <a14:useLocalDpi xmlns:a14="http://schemas.microsoft.com/office/drawing/2010/main" val="0"/>
+                        </a:ext>
+                      </a:extLst>
+                    </a:blip>
+                    <a:srcRect/>
+                    <a:stretch>
+                      <a:fillRect/>
+                    </a:stretch>
+                  </pic:blipFill>
+                  <pic:spPr bwMode="auto">
+                    <a:xfrm>
+                      <a:off x="0" y="0"/>
+                      <a:ext cx="2752725" cy="1647825"/>
+                    </a:xfrm>
+                    <a:prstGeom prst="rect">
+                      <a:avLst/>
+                    </a:prstGeom>
+                    <a:noFill/>
+                    <a:ln>
+                      <a:noFill/>
+                    </a:ln>
+                  </pic:spPr>
+                </pic:pic>
+              </a:graphicData>
+            </a:graphic>
+          </wp:inline>
+        </w:drawing>
+      </w:r>
+    </w:p>
+    <w:p>
+      <w:pPr>
+        <w:rPr>
+          <w:rFonts w:ascii="Times New Roman" w:eastAsiaTheme="majorEastAsia" w:hAnsi="Times New Roman" w:cs="Times New Roman"/>
+          <w:sz w:val="24"/>
+          <w:szCs w:val="24"/>
+        </w:rPr>
+      </w:pPr>
+    </w:p>
+    <w:p>
+      <w:pPr>
+        <w:rPr>
+          <w:rFonts w:ascii="Times New Roman" w:eastAsiaTheme="majorEastAsia" w:hAnsi="Times New Roman" w:cs="Times New Roman"/>
+          <w:sz w:val="24"/>
+          <w:szCs w:val="24"/>
+        </w:rPr>
+      </w:pPr>
+      <w:r>
+        <w:rPr>
+          <w:rFonts w:ascii="Times New Roman" w:eastAsiaTheme="majorEastAsia" w:hAnsi="Times New Roman" w:cs="Times New Roman"/>
+          <w:noProof/>
+          <w:sz w:val="24"/>
+          <w:szCs w:val="24"/>
+          <w:lang w:eastAsia="ru-RU"/>
+        </w:rPr>
+        <w:drawing>
+          <wp:inline distT="0" distB="0" distL="0" distR="0">
+            <wp:extent cx="2809875" cy="3910651"/>
+            <wp:effectExtent l="0" t="0" r="0" b="0"/>
+            <wp:docPr id="79" name="Рисунок 79" descr="D:\Загрузки\Разработка\Social_Develop\social-services-2026\scr-82.png"/>
+            <wp:cNvGraphicFramePr>
+              <a:graphicFrameLocks xmlns:a="http://schemas.openxmlformats.org/drawingml/2006/main" noChangeAspect="1"/>
+            </wp:cNvGraphicFramePr>
+            <a:graphic xmlns:a="http://schemas.openxmlformats.org/drawingml/2006/main">
+              <a:graphicData uri="http://schemas.openxmlformats.org/drawingml/2006/picture">
+                <pic:pic xmlns:pic="http://schemas.openxmlformats.org/drawingml/2006/picture">
+                  <pic:nvPicPr>
+                    <pic:cNvPr id="0" name="Picture 2" descr="D:\Загрузки\Разработка\Social_Develop\social-services-2026\scr-82.png"/>
+                    <pic:cNvPicPr>
+                      <a:picLocks noChangeAspect="1" noChangeArrowheads="1"/>
+                    </pic:cNvPicPr>
+                  </pic:nvPicPr>
+                  <pic:blipFill>
+                    <a:blip r:embed="rId11">
+                      <a:extLst>
+                        <a:ext uri="{28A0092B-C50C-407E-A947-70E740481C1C}">
+                          <a14:useLocalDpi xmlns:a14="http://schemas.microsoft.com/office/drawing/2010/main" val="0"/>
+                        </a:ext>
+                      </a:extLst>
+                    </a:blip>
+                    <a:srcRect/>
+                    <a:stretch>
+                      <a:fillRect/>
+                    </a:stretch>
+                  </pic:blipFill>
+                  <pic:spPr bwMode="auto">
+                    <a:xfrm>
+                      <a:off x="0" y="0"/>
+                      <a:ext cx="2818302" cy="3922379"/>
+                    </a:xfrm>
+                    <a:prstGeom prst="rect">
+                      <a:avLst/>
+                    </a:prstGeom>
+                    <a:noFill/>
+                    <a:ln>
+                      <a:noFill/>
+                    </a:ln>
+                  </pic:spPr>
+                </pic:pic>
+              </a:graphicData>
+            </a:graphic>
+          </wp:inline>
+        </w:drawing>
+      </w:r>
+    </w:p>
+    <w:p>
+      <w:pPr>
+        <w:rPr>
+          <w:rFonts w:ascii="Times New Roman" w:eastAsiaTheme="majorEastAsia" w:hAnsi="Times New Roman" w:cs="Times New Roman"/>
+          <w:sz w:val="24"/>
+          <w:szCs w:val="24"/>
+        </w:rPr>
+      </w:pPr>
+      <w:r>
+        <w:rPr>
+          <w:rFonts w:ascii="Times New Roman" w:eastAsiaTheme="majorEastAsia" w:hAnsi="Times New Roman" w:cs="Times New Roman"/>
+          <w:sz w:val="24"/>
+          <w:szCs w:val="24"/>
+        </w:rPr>
+        <w:t>Затем в открывшемся окне выберите пункт «Надстройки». Теперь с правой стороны окна выберите из списка именно «</w:t>
+      </w:r>
+      <w:r>
+        <w:rPr>
+          <w:rFonts w:ascii="Times New Roman" w:eastAsiaTheme="majorEastAsia" w:hAnsi="Times New Roman" w:cs="Times New Roman"/>
+          <w:sz w:val="24"/>
+          <w:szCs w:val="24"/>
+          <w:lang w:val="en-US"/>
+        </w:rPr>
+        <w:t>Power</w:t>
+      </w:r>
+      <w:r>
+        <w:rPr>
+          <w:rFonts w:ascii="Times New Roman" w:eastAsiaTheme="majorEastAsia" w:hAnsi="Times New Roman" w:cs="Times New Roman"/>
+          <w:sz w:val="24"/>
+          <w:szCs w:val="24"/>
+        </w:rPr>
+        <w:t xml:space="preserve"> </w:t>
+      </w:r>
+      <w:r>
+        <w:rPr>
+          <w:rFonts w:ascii="Times New Roman" w:eastAsiaTheme="majorEastAsia" w:hAnsi="Times New Roman" w:cs="Times New Roman"/>
+          <w:sz w:val="24"/>
+          <w:szCs w:val="24"/>
+          <w:lang w:val="en-US"/>
+        </w:rPr>
+        <w:t>Query</w:t>
+      </w:r>
+      <w:r>
+        <w:rPr>
+          <w:rFonts w:ascii="Times New Roman" w:eastAsiaTheme="majorEastAsia" w:hAnsi="Times New Roman" w:cs="Times New Roman"/>
+          <w:sz w:val="24"/>
+          <w:szCs w:val="24"/>
+        </w:rPr>
+        <w:t xml:space="preserve">». И далее уже в самом низу окна 2 вида настроек – «Надстройки </w:t>
+      </w:r>
+      <w:r>
+        <w:rPr>
+          <w:rFonts w:ascii="Times New Roman" w:eastAsiaTheme="majorEastAsia" w:hAnsi="Times New Roman" w:cs="Times New Roman"/>
+          <w:sz w:val="24"/>
+          <w:szCs w:val="24"/>
+          <w:lang w:val="en-US"/>
+        </w:rPr>
+        <w:t>Excel</w:t>
+      </w:r>
+      <w:r>
+        <w:rPr>
+          <w:rFonts w:ascii="Times New Roman" w:eastAsiaTheme="majorEastAsia" w:hAnsi="Times New Roman" w:cs="Times New Roman"/>
+          <w:sz w:val="24"/>
+          <w:szCs w:val="24"/>
+        </w:rPr>
+        <w:t xml:space="preserve">» и «Надстройки </w:t>
+      </w:r>
+      <w:r>
+        <w:rPr>
+          <w:rFonts w:ascii="Times New Roman" w:eastAsiaTheme="majorEastAsia" w:hAnsi="Times New Roman" w:cs="Times New Roman"/>
+          <w:sz w:val="24"/>
+          <w:szCs w:val="24"/>
+          <w:lang w:val="en-US"/>
+        </w:rPr>
+        <w:t>COM</w:t>
+      </w:r>
+      <w:r>
+        <w:rPr>
+          <w:rFonts w:ascii="Times New Roman" w:eastAsiaTheme="majorEastAsia" w:hAnsi="Times New Roman" w:cs="Times New Roman"/>
+          <w:sz w:val="24"/>
+          <w:szCs w:val="24"/>
+        </w:rPr>
+        <w:t>».</w:t>
+      </w:r>
+      <w:r>
+        <w:rPr>
+          <w:rFonts w:ascii="Times New Roman" w:eastAsiaTheme="majorEastAsia" w:hAnsi="Times New Roman" w:cs="Times New Roman"/>
+          <w:sz w:val="24"/>
+          <w:szCs w:val="24"/>
+        </w:rPr>
+        <w:t xml:space="preserve"> </w:t>
+      </w:r>
+      <w:r>
+        <w:rPr>
+          <w:rFonts w:ascii="Times New Roman" w:eastAsiaTheme="majorEastAsia" w:hAnsi="Times New Roman" w:cs="Times New Roman"/>
+          <w:sz w:val="24"/>
+          <w:szCs w:val="24"/>
+        </w:rPr>
+        <w:t xml:space="preserve">Возможно в одном из этих окон и требуется включить наш </w:t>
+      </w:r>
+      <w:r>
+        <w:rPr>
+          <w:rFonts w:ascii="Times New Roman" w:eastAsiaTheme="majorEastAsia" w:hAnsi="Times New Roman" w:cs="Times New Roman"/>
+          <w:sz w:val="24"/>
+          <w:szCs w:val="24"/>
+          <w:lang w:val="en-US"/>
+        </w:rPr>
+        <w:t>Power</w:t>
+      </w:r>
+      <w:r>
+        <w:rPr>
+          <w:rFonts w:ascii="Times New Roman" w:eastAsiaTheme="majorEastAsia" w:hAnsi="Times New Roman" w:cs="Times New Roman"/>
+          <w:sz w:val="24"/>
+          <w:szCs w:val="24"/>
+        </w:rPr>
+        <w:t xml:space="preserve"> </w:t>
+      </w:r>
+      <w:r>
+        <w:rPr>
+          <w:rFonts w:ascii="Times New Roman" w:eastAsiaTheme="majorEastAsia" w:hAnsi="Times New Roman" w:cs="Times New Roman"/>
+          <w:sz w:val="24"/>
+          <w:szCs w:val="24"/>
+          <w:lang w:val="en-US"/>
+        </w:rPr>
+        <w:t>Query</w:t>
+      </w:r>
+      <w:r>
+        <w:rPr>
+          <w:rFonts w:ascii="Times New Roman" w:eastAsiaTheme="majorEastAsia" w:hAnsi="Times New Roman" w:cs="Times New Roman"/>
+          <w:sz w:val="24"/>
+          <w:szCs w:val="24"/>
+        </w:rPr>
         <w:t>.</w:t>
       </w:r>
-      <w:bookmarkEnd w:id="3"/>
+    </w:p>
+    <w:p>
+      <w:pPr>
+        <w:jc w:val="center"/>
+        <w:rPr>
+          <w:rFonts w:ascii="Times New Roman" w:eastAsiaTheme="majorEastAsia" w:hAnsi="Times New Roman" w:cs="Times New Roman"/>
+          <w:sz w:val="24"/>
+          <w:szCs w:val="24"/>
+        </w:rPr>
+      </w:pPr>
+      <w:r>
+        <w:rPr>
+          <w:rFonts w:ascii="Times New Roman" w:eastAsiaTheme="majorEastAsia" w:hAnsi="Times New Roman" w:cs="Times New Roman"/>
+          <w:noProof/>
+          <w:sz w:val="24"/>
+          <w:szCs w:val="24"/>
+          <w:lang w:eastAsia="ru-RU"/>
+        </w:rPr>
+        <w:lastRenderedPageBreak/>
+        <w:drawing>
+          <wp:inline distT="0" distB="0" distL="0" distR="0">
+            <wp:extent cx="5667375" cy="4066319"/>
+            <wp:effectExtent l="0" t="0" r="0" b="0"/>
+            <wp:docPr id="80" name="Рисунок 80" descr="D:\Загрузки\Разработка\Social_Develop\social-services-2026\scr-83.png"/>
+            <wp:cNvGraphicFramePr>
+              <a:graphicFrameLocks xmlns:a="http://schemas.openxmlformats.org/drawingml/2006/main" noChangeAspect="1"/>
+            </wp:cNvGraphicFramePr>
+            <a:graphic xmlns:a="http://schemas.openxmlformats.org/drawingml/2006/main">
+              <a:graphicData uri="http://schemas.openxmlformats.org/drawingml/2006/picture">
+                <pic:pic xmlns:pic="http://schemas.openxmlformats.org/drawingml/2006/picture">
+                  <pic:nvPicPr>
+                    <pic:cNvPr id="0" name="Picture 3" descr="D:\Загрузки\Разработка\Social_Develop\social-services-2026\scr-83.png"/>
+                    <pic:cNvPicPr>
+                      <a:picLocks noChangeAspect="1" noChangeArrowheads="1"/>
+                    </pic:cNvPicPr>
+                  </pic:nvPicPr>
+                  <pic:blipFill>
+                    <a:blip r:embed="rId12">
+                      <a:extLst>
+                        <a:ext uri="{28A0092B-C50C-407E-A947-70E740481C1C}">
+                          <a14:useLocalDpi xmlns:a14="http://schemas.microsoft.com/office/drawing/2010/main" val="0"/>
+                        </a:ext>
+                      </a:extLst>
+                    </a:blip>
+                    <a:srcRect/>
+                    <a:stretch>
+                      <a:fillRect/>
+                    </a:stretch>
+                  </pic:blipFill>
+                  <pic:spPr bwMode="auto">
+                    <a:xfrm>
+                      <a:off x="0" y="0"/>
+                      <a:ext cx="5671629" cy="4069371"/>
+                    </a:xfrm>
+                    <a:prstGeom prst="rect">
+                      <a:avLst/>
+                    </a:prstGeom>
+                    <a:noFill/>
+                    <a:ln>
+                      <a:noFill/>
+                    </a:ln>
+                  </pic:spPr>
+                </pic:pic>
+              </a:graphicData>
+            </a:graphic>
+          </wp:inline>
+        </w:drawing>
+      </w:r>
+    </w:p>
+    <w:p>
+      <w:pPr>
+        <w:rPr>
+          <w:rFonts w:ascii="Times New Roman" w:eastAsiaTheme="majorEastAsia" w:hAnsi="Times New Roman" w:cs="Times New Roman"/>
+          <w:sz w:val="24"/>
+          <w:szCs w:val="24"/>
+        </w:rPr>
+      </w:pPr>
+    </w:p>
+    <w:p>
+      <w:pPr>
+        <w:jc w:val="center"/>
+        <w:rPr>
+          <w:rFonts w:ascii="Times New Roman" w:eastAsiaTheme="majorEastAsia" w:hAnsi="Times New Roman" w:cs="Times New Roman"/>
+          <w:sz w:val="24"/>
+          <w:szCs w:val="24"/>
+        </w:rPr>
+      </w:pPr>
+      <w:r>
+        <w:rPr>
+          <w:rFonts w:ascii="Times New Roman" w:eastAsiaTheme="majorEastAsia" w:hAnsi="Times New Roman" w:cs="Times New Roman"/>
+          <w:noProof/>
+          <w:sz w:val="24"/>
+          <w:szCs w:val="24"/>
+          <w:lang w:eastAsia="ru-RU"/>
+        </w:rPr>
+        <w:drawing>
+          <wp:inline distT="0" distB="0" distL="0" distR="0">
+            <wp:extent cx="3152775" cy="3819362"/>
+            <wp:effectExtent l="0" t="0" r="0" b="0"/>
+            <wp:docPr id="81" name="Рисунок 81" descr="D:\Загрузки\Разработка\Social_Develop\social-services-2026\scr-84.png"/>
+            <wp:cNvGraphicFramePr>
+              <a:graphicFrameLocks xmlns:a="http://schemas.openxmlformats.org/drawingml/2006/main" noChangeAspect="1"/>
+            </wp:cNvGraphicFramePr>
+            <a:graphic xmlns:a="http://schemas.openxmlformats.org/drawingml/2006/main">
+              <a:graphicData uri="http://schemas.openxmlformats.org/drawingml/2006/picture">
+                <pic:pic xmlns:pic="http://schemas.openxmlformats.org/drawingml/2006/picture">
+                  <pic:nvPicPr>
+                    <pic:cNvPr id="0" name="Picture 4" descr="D:\Загрузки\Разработка\Social_Develop\social-services-2026\scr-84.png"/>
+                    <pic:cNvPicPr>
+                      <a:picLocks noChangeAspect="1" noChangeArrowheads="1"/>
+                    </pic:cNvPicPr>
+                  </pic:nvPicPr>
+                  <pic:blipFill>
+                    <a:blip r:embed="rId13">
+                      <a:extLst>
+                        <a:ext uri="{28A0092B-C50C-407E-A947-70E740481C1C}">
+                          <a14:useLocalDpi xmlns:a14="http://schemas.microsoft.com/office/drawing/2010/main" val="0"/>
+                        </a:ext>
+                      </a:extLst>
+                    </a:blip>
+                    <a:srcRect/>
+                    <a:stretch>
+                      <a:fillRect/>
+                    </a:stretch>
+                  </pic:blipFill>
+                  <pic:spPr bwMode="auto">
+                    <a:xfrm>
+                      <a:off x="0" y="0"/>
+                      <a:ext cx="3156281" cy="3823610"/>
+                    </a:xfrm>
+                    <a:prstGeom prst="rect">
+                      <a:avLst/>
+                    </a:prstGeom>
+                    <a:noFill/>
+                    <a:ln>
+                      <a:noFill/>
+                    </a:ln>
+                  </pic:spPr>
+                </pic:pic>
+              </a:graphicData>
+            </a:graphic>
+          </wp:inline>
+        </w:drawing>
+      </w:r>
+    </w:p>
+    <w:p>
+      <w:pPr>
+        <w:rPr>
+          <w:rFonts w:ascii="Times New Roman" w:eastAsiaTheme="majorEastAsia" w:hAnsi="Times New Roman" w:cs="Times New Roman"/>
+          <w:sz w:val="24"/>
+          <w:szCs w:val="24"/>
+        </w:rPr>
+      </w:pPr>
+    </w:p>
+    <w:p>
+      <w:pPr>
+        <w:jc w:val="center"/>
+        <w:rPr>
+          <w:rFonts w:ascii="Times New Roman" w:eastAsiaTheme="majorEastAsia" w:hAnsi="Times New Roman" w:cs="Times New Roman"/>
+          <w:sz w:val="24"/>
+          <w:szCs w:val="24"/>
+        </w:rPr>
+      </w:pPr>
+      <w:r>
+        <w:rPr>
+          <w:rFonts w:ascii="Times New Roman" w:eastAsiaTheme="majorEastAsia" w:hAnsi="Times New Roman" w:cs="Times New Roman"/>
+          <w:noProof/>
+          <w:sz w:val="24"/>
+          <w:szCs w:val="24"/>
+          <w:lang w:eastAsia="ru-RU"/>
+        </w:rPr>
+        <w:lastRenderedPageBreak/>
+        <w:drawing>
+          <wp:inline distT="0" distB="0" distL="0" distR="0">
+            <wp:extent cx="5438775" cy="3911029"/>
+            <wp:effectExtent l="0" t="0" r="0" b="0"/>
+            <wp:docPr id="82" name="Рисунок 82" descr="D:\Загрузки\Разработка\Social_Develop\social-services-2026\scr-85.png"/>
+            <wp:cNvGraphicFramePr>
+              <a:graphicFrameLocks xmlns:a="http://schemas.openxmlformats.org/drawingml/2006/main" noChangeAspect="1"/>
+            </wp:cNvGraphicFramePr>
+            <a:graphic xmlns:a="http://schemas.openxmlformats.org/drawingml/2006/main">
+              <a:graphicData uri="http://schemas.openxmlformats.org/drawingml/2006/picture">
+                <pic:pic xmlns:pic="http://schemas.openxmlformats.org/drawingml/2006/picture">
+                  <pic:nvPicPr>
+                    <pic:cNvPr id="0" name="Picture 5" descr="D:\Загрузки\Разработка\Social_Develop\social-services-2026\scr-85.png"/>
+                    <pic:cNvPicPr>
+                      <a:picLocks noChangeAspect="1" noChangeArrowheads="1"/>
+                    </pic:cNvPicPr>
+                  </pic:nvPicPr>
+                  <pic:blipFill>
+                    <a:blip r:embed="rId14">
+                      <a:extLst>
+                        <a:ext uri="{28A0092B-C50C-407E-A947-70E740481C1C}">
+                          <a14:useLocalDpi xmlns:a14="http://schemas.microsoft.com/office/drawing/2010/main" val="0"/>
+                        </a:ext>
+                      </a:extLst>
+                    </a:blip>
+                    <a:srcRect/>
+                    <a:stretch>
+                      <a:fillRect/>
+                    </a:stretch>
+                  </pic:blipFill>
+                  <pic:spPr bwMode="auto">
+                    <a:xfrm>
+                      <a:off x="0" y="0"/>
+                      <a:ext cx="5440010" cy="3911917"/>
+                    </a:xfrm>
+                    <a:prstGeom prst="rect">
+                      <a:avLst/>
+                    </a:prstGeom>
+                    <a:noFill/>
+                    <a:ln>
+                      <a:noFill/>
+                    </a:ln>
+                  </pic:spPr>
+                </pic:pic>
+              </a:graphicData>
+            </a:graphic>
+          </wp:inline>
+        </w:drawing>
+      </w:r>
+    </w:p>
+    <w:p>
+      <w:pPr>
+        <w:rPr>
+          <w:rFonts w:ascii="Times New Roman" w:eastAsiaTheme="majorEastAsia" w:hAnsi="Times New Roman" w:cs="Times New Roman"/>
+          <w:sz w:val="24"/>
+          <w:szCs w:val="24"/>
+        </w:rPr>
+      </w:pPr>
+    </w:p>
+    <w:p>
+      <w:pPr>
+        <w:jc w:val="center"/>
+        <w:rPr>
+          <w:rFonts w:ascii="Times New Roman" w:eastAsiaTheme="majorEastAsia" w:hAnsi="Times New Roman" w:cs="Times New Roman"/>
+          <w:sz w:val="24"/>
+          <w:szCs w:val="24"/>
+        </w:rPr>
+      </w:pPr>
+      <w:r>
+        <w:rPr>
+          <w:rFonts w:ascii="Times New Roman" w:eastAsiaTheme="majorEastAsia" w:hAnsi="Times New Roman" w:cs="Times New Roman"/>
+          <w:noProof/>
+          <w:sz w:val="24"/>
+          <w:szCs w:val="24"/>
+          <w:lang w:eastAsia="ru-RU"/>
+        </w:rPr>
+        <w:drawing>
+          <wp:inline distT="0" distB="0" distL="0" distR="0">
+            <wp:extent cx="5686425" cy="2569827"/>
+            <wp:effectExtent l="0" t="0" r="0" b="2540"/>
+            <wp:docPr id="83" name="Рисунок 83" descr="D:\Загрузки\Разработка\Social_Develop\social-services-2026\scr-86.png"/>
+            <wp:cNvGraphicFramePr>
+              <a:graphicFrameLocks xmlns:a="http://schemas.openxmlformats.org/drawingml/2006/main" noChangeAspect="1"/>
+            </wp:cNvGraphicFramePr>
+            <a:graphic xmlns:a="http://schemas.openxmlformats.org/drawingml/2006/main">
+              <a:graphicData uri="http://schemas.openxmlformats.org/drawingml/2006/picture">
+                <pic:pic xmlns:pic="http://schemas.openxmlformats.org/drawingml/2006/picture">
+                  <pic:nvPicPr>
+                    <pic:cNvPr id="0" name="Picture 6" descr="D:\Загрузки\Разработка\Social_Develop\social-services-2026\scr-86.png"/>
+                    <pic:cNvPicPr>
+                      <a:picLocks noChangeAspect="1" noChangeArrowheads="1"/>
+                    </pic:cNvPicPr>
+                  </pic:nvPicPr>
+                  <pic:blipFill>
+                    <a:blip r:embed="rId15">
+                      <a:extLst>
+                        <a:ext uri="{28A0092B-C50C-407E-A947-70E740481C1C}">
+                          <a14:useLocalDpi xmlns:a14="http://schemas.microsoft.com/office/drawing/2010/main" val="0"/>
+                        </a:ext>
+                      </a:extLst>
+                    </a:blip>
+                    <a:srcRect/>
+                    <a:stretch>
+                      <a:fillRect/>
+                    </a:stretch>
+                  </pic:blipFill>
+                  <pic:spPr bwMode="auto">
+                    <a:xfrm>
+                      <a:off x="0" y="0"/>
+                      <a:ext cx="5701363" cy="2576578"/>
+                    </a:xfrm>
+                    <a:prstGeom prst="rect">
+                      <a:avLst/>
+                    </a:prstGeom>
+                    <a:noFill/>
+                    <a:ln>
+                      <a:noFill/>
+                    </a:ln>
+                  </pic:spPr>
+                </pic:pic>
+              </a:graphicData>
+            </a:graphic>
+          </wp:inline>
+        </w:drawing>
+      </w:r>
+    </w:p>
+    <w:p>
+      <w:pPr>
+        <w:rPr>
+          <w:rFonts w:ascii="Times New Roman" w:eastAsiaTheme="majorEastAsia" w:hAnsi="Times New Roman" w:cs="Times New Roman"/>
+          <w:sz w:val="24"/>
+          <w:szCs w:val="24"/>
+        </w:rPr>
+      </w:pPr>
+    </w:p>
+    <w:p>
+      <w:pPr>
+        <w:rPr>
+          <w:rFonts w:ascii="Times New Roman" w:eastAsiaTheme="majorEastAsia" w:hAnsi="Times New Roman" w:cs="Times New Roman"/>
+          <w:b/>
+          <w:sz w:val="24"/>
+          <w:szCs w:val="24"/>
+        </w:rPr>
+      </w:pPr>
+      <w:r>
+        <w:rPr>
+          <w:rFonts w:ascii="Times New Roman" w:eastAsiaTheme="majorEastAsia" w:hAnsi="Times New Roman" w:cs="Times New Roman"/>
+          <w:b/>
+          <w:sz w:val="24"/>
+          <w:szCs w:val="24"/>
+        </w:rPr>
+        <w:br w:type="page"/>
+      </w:r>
+    </w:p>
+    <w:p>
+      <w:pPr>
+        <w:pStyle w:val="2"/>
+        <w:jc w:val="center"/>
+      </w:pPr>
+      <w:bookmarkStart w:id="4" w:name="_Toc225341961"/>
+      <w:r>
+        <w:rPr>
+          <w:rFonts w:ascii="Times New Roman" w:hAnsi="Times New Roman" w:cs="Times New Roman"/>
+          <w:b/>
+          <w:sz w:val="28"/>
+          <w:szCs w:val="28"/>
+        </w:rPr>
+        <w:lastRenderedPageBreak/>
+        <w:t xml:space="preserve">Настройки </w:t>
+      </w:r>
+      <w:r>
+        <w:rPr>
+          <w:rFonts w:ascii="Times New Roman" w:hAnsi="Times New Roman" w:cs="Times New Roman"/>
+          <w:b/>
+          <w:sz w:val="28"/>
+          <w:szCs w:val="28"/>
+        </w:rPr>
+        <w:t>безопасности документов</w:t>
+      </w:r>
+      <w:r>
+        <w:rPr>
+          <w:rFonts w:ascii="Times New Roman" w:hAnsi="Times New Roman" w:cs="Times New Roman"/>
+          <w:b/>
+          <w:sz w:val="28"/>
+          <w:szCs w:val="28"/>
+        </w:rPr>
+        <w:t>.</w:t>
+      </w:r>
+      <w:bookmarkEnd w:id="4"/>
     </w:p>
     <w:p>
       <w:pPr>
@@ -4150,7 +4950,7 @@
                     </pic:cNvPicPr>
                   </pic:nvPicPr>
                   <pic:blipFill>
-                    <a:blip r:embed="rId10">
+                    <a:blip r:embed="rId16">
                       <a:extLst>
                         <a:ext uri="{28A0092B-C50C-407E-A947-70E740481C1C}">
                           <a14:useLocalDpi xmlns:a14="http://schemas.microsoft.com/office/drawing/2010/main" val="0"/>
@@ -4225,7 +5025,7 @@
                     </pic:cNvPicPr>
                   </pic:nvPicPr>
                   <pic:blipFill>
-                    <a:blip r:embed="rId11">
+                    <a:blip r:embed="rId17">
                       <a:extLst>
                         <a:ext uri="{28A0092B-C50C-407E-A947-70E740481C1C}">
                           <a14:useLocalDpi xmlns:a14="http://schemas.microsoft.com/office/drawing/2010/main" val="0"/>
@@ -4310,7 +5110,7 @@
                     </pic:cNvPicPr>
                   </pic:nvPicPr>
                   <pic:blipFill>
-                    <a:blip r:embed="rId12">
+                    <a:blip r:embed="rId18">
                       <a:extLst>
                         <a:ext uri="{28A0092B-C50C-407E-A947-70E740481C1C}">
                           <a14:useLocalDpi xmlns:a14="http://schemas.microsoft.com/office/drawing/2010/main" val="0"/>
@@ -4380,7 +5180,7 @@
           <w:szCs w:val="26"/>
         </w:rPr>
       </w:pPr>
-      <w:bookmarkStart w:id="4" w:name="_Toc169617463"/>
+      <w:bookmarkStart w:id="5" w:name="_Toc225341962"/>
       <w:r>
         <w:rPr>
           <w:rFonts w:ascii="Times New Roman" w:hAnsi="Times New Roman" w:cs="Times New Roman"/>
@@ -4391,7 +5191,7 @@
         <w:lastRenderedPageBreak/>
         <w:t>Вкладка «Надёжные документы».</w:t>
       </w:r>
-      <w:bookmarkEnd w:id="4"/>
+      <w:bookmarkEnd w:id="5"/>
     </w:p>
     <w:p>
       <w:pPr>
@@ -4438,7 +5238,7 @@
                     </pic:cNvPicPr>
                   </pic:nvPicPr>
                   <pic:blipFill>
-                    <a:blip r:embed="rId13">
+                    <a:blip r:embed="rId19">
                       <a:extLst>
                         <a:ext uri="{28A0092B-C50C-407E-A947-70E740481C1C}">
                           <a14:useLocalDpi xmlns:a14="http://schemas.microsoft.com/office/drawing/2010/main" val="0"/>
@@ -4600,7 +5400,7 @@
           <w:szCs w:val="26"/>
         </w:rPr>
       </w:pPr>
-      <w:bookmarkStart w:id="5" w:name="_Toc169617464"/>
+      <w:bookmarkStart w:id="6" w:name="_Toc225341963"/>
       <w:r>
         <w:rPr>
           <w:rFonts w:ascii="Times New Roman" w:hAnsi="Times New Roman" w:cs="Times New Roman"/>
@@ -4610,7 +5410,7 @@
         </w:rPr>
         <w:t>Вкладка «Надстройки».</w:t>
       </w:r>
-      <w:bookmarkEnd w:id="5"/>
+      <w:bookmarkEnd w:id="6"/>
     </w:p>
     <w:p>
       <w:pPr>
@@ -4656,7 +5456,7 @@
                     </pic:cNvPicPr>
                   </pic:nvPicPr>
                   <pic:blipFill>
-                    <a:blip r:embed="rId14">
+                    <a:blip r:embed="rId20">
                       <a:extLst>
                         <a:ext uri="{28A0092B-C50C-407E-A947-70E740481C1C}">
                           <a14:useLocalDpi xmlns:a14="http://schemas.microsoft.com/office/drawing/2010/main" val="0"/>
@@ -4764,7 +5564,7 @@
           <w:szCs w:val="26"/>
         </w:rPr>
       </w:pPr>
-      <w:bookmarkStart w:id="6" w:name="_Toc169617465"/>
+      <w:bookmarkStart w:id="7" w:name="_Toc225341964"/>
       <w:r>
         <w:rPr>
           <w:rFonts w:ascii="Times New Roman" w:hAnsi="Times New Roman" w:cs="Times New Roman"/>
@@ -4832,7 +5632,7 @@
         </w:rPr>
         <w:t>».</w:t>
       </w:r>
-      <w:bookmarkEnd w:id="6"/>
+      <w:bookmarkEnd w:id="7"/>
     </w:p>
     <w:p>
       <w:pPr>
@@ -4869,7 +5669,7 @@
                     </pic:cNvPicPr>
                   </pic:nvPicPr>
                   <pic:blipFill>
-                    <a:blip r:embed="rId15">
+                    <a:blip r:embed="rId21">
                       <a:extLst>
                         <a:ext uri="{28A0092B-C50C-407E-A947-70E740481C1C}">
                           <a14:useLocalDpi xmlns:a14="http://schemas.microsoft.com/office/drawing/2010/main" val="0"/>
@@ -5230,7 +6030,7 @@
           <w:szCs w:val="26"/>
         </w:rPr>
       </w:pPr>
-      <w:bookmarkStart w:id="7" w:name="_Toc169617466"/>
+      <w:bookmarkStart w:id="8" w:name="_Toc225341965"/>
       <w:r>
         <w:rPr>
           <w:rFonts w:ascii="Times New Roman" w:hAnsi="Times New Roman" w:cs="Times New Roman"/>
@@ -5240,7 +6040,7 @@
         </w:rPr>
         <w:t>Вкладка «Параметры макросов».</w:t>
       </w:r>
-      <w:bookmarkEnd w:id="7"/>
+      <w:bookmarkEnd w:id="8"/>
     </w:p>
     <w:p>
       <w:pPr>
@@ -5287,7 +6087,7 @@
                     </pic:cNvPicPr>
                   </pic:nvPicPr>
                   <pic:blipFill>
-                    <a:blip r:embed="rId16">
+                    <a:blip r:embed="rId22">
                       <a:extLst>
                         <a:ext uri="{28A0092B-C50C-407E-A947-70E740481C1C}">
                           <a14:useLocalDpi xmlns:a14="http://schemas.microsoft.com/office/drawing/2010/main" val="0"/>
@@ -5398,7 +6198,7 @@
           <w:szCs w:val="26"/>
         </w:rPr>
       </w:pPr>
-      <w:bookmarkStart w:id="8" w:name="_Toc169617467"/>
+      <w:bookmarkStart w:id="9" w:name="_Toc225341966"/>
       <w:r>
         <w:rPr>
           <w:rFonts w:ascii="Times New Roman" w:hAnsi="Times New Roman" w:cs="Times New Roman"/>
@@ -5408,7 +6208,7 @@
         </w:rPr>
         <w:t>Вкладка «Защищенный просмотр».</w:t>
       </w:r>
-      <w:bookmarkEnd w:id="8"/>
+      <w:bookmarkEnd w:id="9"/>
     </w:p>
     <w:p>
       <w:pPr>
@@ -5455,7 +6255,7 @@
                     </pic:cNvPicPr>
                   </pic:nvPicPr>
                   <pic:blipFill>
-                    <a:blip r:embed="rId17">
+                    <a:blip r:embed="rId23">
                       <a:extLst>
                         <a:ext uri="{28A0092B-C50C-407E-A947-70E740481C1C}">
                           <a14:useLocalDpi xmlns:a14="http://schemas.microsoft.com/office/drawing/2010/main" val="0"/>
@@ -5541,7 +6341,7 @@
           <w:szCs w:val="26"/>
         </w:rPr>
       </w:pPr>
-      <w:bookmarkStart w:id="9" w:name="_Toc169617468"/>
+      <w:bookmarkStart w:id="10" w:name="_Toc225341967"/>
       <w:r>
         <w:rPr>
           <w:rFonts w:ascii="Times New Roman" w:hAnsi="Times New Roman" w:cs="Times New Roman"/>
@@ -5552,7 +6352,7 @@
         <w:lastRenderedPageBreak/>
         <w:t>Вкладка «Панель сообщений».</w:t>
       </w:r>
-      <w:bookmarkEnd w:id="9"/>
+      <w:bookmarkEnd w:id="10"/>
     </w:p>
     <w:p>
       <w:pPr>
@@ -5598,7 +6398,7 @@
                     </pic:cNvPicPr>
                   </pic:nvPicPr>
                   <pic:blipFill>
-                    <a:blip r:embed="rId18">
+                    <a:blip r:embed="rId24">
                       <a:extLst>
                         <a:ext uri="{28A0092B-C50C-407E-A947-70E740481C1C}">
                           <a14:useLocalDpi xmlns:a14="http://schemas.microsoft.com/office/drawing/2010/main" val="0"/>
@@ -5685,7 +6485,7 @@
           <w:szCs w:val="26"/>
         </w:rPr>
       </w:pPr>
-      <w:bookmarkStart w:id="10" w:name="_Toc169617469"/>
+      <w:bookmarkStart w:id="11" w:name="_Toc225341968"/>
       <w:r>
         <w:rPr>
           <w:rFonts w:ascii="Times New Roman" w:hAnsi="Times New Roman" w:cs="Times New Roman"/>
@@ -5695,7 +6495,7 @@
         </w:rPr>
         <w:t>Вкладка «Внешнее содержимое».</w:t>
       </w:r>
-      <w:bookmarkEnd w:id="10"/>
+      <w:bookmarkEnd w:id="11"/>
     </w:p>
     <w:p>
       <w:pPr>
@@ -5743,7 +6543,7 @@
                     </pic:cNvPicPr>
                   </pic:nvPicPr>
                   <pic:blipFill>
-                    <a:blip r:embed="rId19">
+                    <a:blip r:embed="rId25">
                       <a:extLst>
                         <a:ext uri="{28A0092B-C50C-407E-A947-70E740481C1C}">
                           <a14:useLocalDpi xmlns:a14="http://schemas.microsoft.com/office/drawing/2010/main" val="0"/>
@@ -5933,7 +6733,7 @@
           <w:b/>
         </w:rPr>
       </w:pPr>
-      <w:bookmarkStart w:id="11" w:name="_Toc169617470"/>
+      <w:bookmarkStart w:id="12" w:name="_Toc225341969"/>
       <w:r>
         <w:rPr>
           <w:rFonts w:ascii="Times New Roman" w:hAnsi="Times New Roman" w:cs="Times New Roman"/>
@@ -5942,7 +6742,7 @@
         <w:lastRenderedPageBreak/>
         <w:t>Файлы.</w:t>
       </w:r>
-      <w:bookmarkEnd w:id="11"/>
+      <w:bookmarkEnd w:id="12"/>
     </w:p>
     <w:p>
       <w:pPr>
@@ -6061,7 +6861,7 @@
                     </pic:cNvPicPr>
                   </pic:nvPicPr>
                   <pic:blipFill>
-                    <a:blip r:embed="rId20">
+                    <a:blip r:embed="rId26">
                       <a:extLst>
                         <a:ext uri="{28A0092B-C50C-407E-A947-70E740481C1C}">
                           <a14:useLocalDpi xmlns:a14="http://schemas.microsoft.com/office/drawing/2010/main" val="0"/>
@@ -6116,7 +6916,7 @@
       <w:r>
         <w:br w:type="page"/>
       </w:r>
-      <w:bookmarkStart w:id="12" w:name="_Toc169617471"/>
+      <w:bookmarkStart w:id="13" w:name="_Toc225341970"/>
       <w:r>
         <w:rPr>
           <w:rFonts w:ascii="Times New Roman" w:hAnsi="Times New Roman" w:cs="Times New Roman"/>
@@ -6139,7 +6939,7 @@
         </w:rPr>
         <w:t>.</w:t>
       </w:r>
-      <w:bookmarkEnd w:id="12"/>
+      <w:bookmarkEnd w:id="13"/>
     </w:p>
     <w:p>
       <w:pPr>
@@ -6204,7 +7004,7 @@
                     </pic:cNvPicPr>
                   </pic:nvPicPr>
                   <pic:blipFill>
-                    <a:blip r:embed="rId21" cstate="print">
+                    <a:blip r:embed="rId27" cstate="print">
                       <a:extLst>
                         <a:ext uri="{28A0092B-C50C-407E-A947-70E740481C1C}">
                           <a14:useLocalDpi xmlns:a14="http://schemas.microsoft.com/office/drawing/2010/main" val="0"/>
@@ -6289,7 +7089,7 @@
                     </pic:cNvPicPr>
                   </pic:nvPicPr>
                   <pic:blipFill>
-                    <a:blip r:embed="rId22">
+                    <a:blip r:embed="rId28">
                       <a:extLst>
                         <a:ext uri="{28A0092B-C50C-407E-A947-70E740481C1C}">
                           <a14:useLocalDpi xmlns:a14="http://schemas.microsoft.com/office/drawing/2010/main" val="0"/>
@@ -6389,7 +7189,7 @@
         <w:pStyle w:val="2"/>
         <w:jc w:val="center"/>
       </w:pPr>
-      <w:bookmarkStart w:id="13" w:name="_Toc169617472"/>
+      <w:bookmarkStart w:id="14" w:name="_Toc225341971"/>
       <w:r>
         <w:rPr>
           <w:rFonts w:ascii="Times New Roman" w:hAnsi="Times New Roman" w:cs="Times New Roman"/>
@@ -6400,7 +7200,7 @@
         <w:lastRenderedPageBreak/>
         <w:t>Настройки таблиц.</w:t>
       </w:r>
-      <w:bookmarkEnd w:id="13"/>
+      <w:bookmarkEnd w:id="14"/>
     </w:p>
     <w:p>
       <w:pPr>
@@ -6465,7 +7265,7 @@
                     </pic:cNvPicPr>
                   </pic:nvPicPr>
                   <pic:blipFill>
-                    <a:blip r:embed="rId23">
+                    <a:blip r:embed="rId29">
                       <a:extLst>
                         <a:ext uri="{28A0092B-C50C-407E-A947-70E740481C1C}">
                           <a14:useLocalDpi xmlns:a14="http://schemas.microsoft.com/office/drawing/2010/main" val="0"/>
@@ -6682,7 +7482,7 @@
                     </pic:cNvPicPr>
                   </pic:nvPicPr>
                   <pic:blipFill>
-                    <a:blip r:embed="rId24">
+                    <a:blip r:embed="rId30">
                       <a:extLst>
                         <a:ext uri="{28A0092B-C50C-407E-A947-70E740481C1C}">
                           <a14:useLocalDpi xmlns:a14="http://schemas.microsoft.com/office/drawing/2010/main" val="0"/>
@@ -6966,7 +7766,7 @@
                     </pic:cNvPicPr>
                   </pic:nvPicPr>
                   <pic:blipFill>
-                    <a:blip r:embed="rId25">
+                    <a:blip r:embed="rId31">
                       <a:extLst>
                         <a:ext uri="{28A0092B-C50C-407E-A947-70E740481C1C}">
                           <a14:useLocalDpi xmlns:a14="http://schemas.microsoft.com/office/drawing/2010/main" val="0"/>
@@ -7105,7 +7905,7 @@
                     </pic:cNvPicPr>
                   </pic:nvPicPr>
                   <pic:blipFill>
-                    <a:blip r:embed="rId26">
+                    <a:blip r:embed="rId32">
                       <a:extLst>
                         <a:ext uri="{28A0092B-C50C-407E-A947-70E740481C1C}">
                           <a14:useLocalDpi xmlns:a14="http://schemas.microsoft.com/office/drawing/2010/main" val="0"/>
@@ -7283,7 +8083,7 @@
                     </pic:cNvPicPr>
                   </pic:nvPicPr>
                   <pic:blipFill>
-                    <a:blip r:embed="rId27">
+                    <a:blip r:embed="rId33">
                       <a:extLst>
                         <a:ext uri="{28A0092B-C50C-407E-A947-70E740481C1C}">
                           <a14:useLocalDpi xmlns:a14="http://schemas.microsoft.com/office/drawing/2010/main" val="0"/>
@@ -7368,7 +8168,7 @@
                     </pic:cNvPicPr>
                   </pic:nvPicPr>
                   <pic:blipFill>
-                    <a:blip r:embed="rId28">
+                    <a:blip r:embed="rId34">
                       <a:extLst>
                         <a:ext uri="{28A0092B-C50C-407E-A947-70E740481C1C}">
                           <a14:useLocalDpi xmlns:a14="http://schemas.microsoft.com/office/drawing/2010/main" val="0"/>
@@ -7507,7 +8307,7 @@
         <w:pStyle w:val="2"/>
         <w:jc w:val="center"/>
       </w:pPr>
-      <w:bookmarkStart w:id="14" w:name="_Toc169617473"/>
+      <w:bookmarkStart w:id="15" w:name="_Toc225341972"/>
       <w:r>
         <w:rPr>
           <w:rFonts w:ascii="Times New Roman" w:hAnsi="Times New Roman" w:cs="Times New Roman"/>
@@ -7526,7 +8326,7 @@
         </w:rPr>
         <w:t>.</w:t>
       </w:r>
-      <w:bookmarkEnd w:id="14"/>
+      <w:bookmarkEnd w:id="15"/>
     </w:p>
     <w:p>
       <w:pPr>
@@ -7591,7 +8391,7 @@
                     </pic:cNvPicPr>
                   </pic:nvPicPr>
                   <pic:blipFill>
-                    <a:blip r:embed="rId29" cstate="print">
+                    <a:blip r:embed="rId35" cstate="print">
                       <a:extLst>
                         <a:ext uri="{28A0092B-C50C-407E-A947-70E740481C1C}">
                           <a14:useLocalDpi xmlns:a14="http://schemas.microsoft.com/office/drawing/2010/main" val="0"/>
@@ -7606,7 +8406,7 @@
                   <pic:spPr bwMode="auto">
                     <a:xfrm>
                       <a:off x="0" y="0"/>
-                      <a:ext cx="5396424" cy="2719867"/>
+                      <a:ext cx="5391150" cy="2717209"/>
                     </a:xfrm>
                     <a:prstGeom prst="rect">
                       <a:avLst/>
@@ -7625,6 +8425,16 @@
     </w:p>
     <w:p>
       <w:pPr>
+        <w:jc w:val="center"/>
+        <w:rPr>
+          <w:rFonts w:ascii="Times New Roman" w:hAnsi="Times New Roman" w:cs="Times New Roman"/>
+          <w:sz w:val="24"/>
+          <w:szCs w:val="24"/>
+        </w:rPr>
+      </w:pPr>
+    </w:p>
+    <w:p>
+      <w:pPr>
         <w:ind w:firstLine="426"/>
         <w:rPr>
           <w:rFonts w:ascii="Times New Roman" w:hAnsi="Times New Roman" w:cs="Times New Roman"/>
@@ -7639,6 +8449,91 @@
           <w:szCs w:val="24"/>
         </w:rPr>
         <w:lastRenderedPageBreak/>
+        <w:t>В новой версии в каждый месяц включена дополнительная таблица отдельно для столбца «сиделка». Теперь и из бесплатных и из платных вся сумма столбца будет вычитаться, т.е. так сказать не учитываться в предварительной табличке «Услуги» итога за месяц, но будет учитываться в общих итогах, т.е. результатах.</w:t>
+      </w:r>
+    </w:p>
+    <w:p>
+      <w:pPr>
+        <w:ind w:firstLine="426"/>
+        <w:rPr>
+          <w:rFonts w:ascii="Times New Roman" w:hAnsi="Times New Roman" w:cs="Times New Roman"/>
+          <w:sz w:val="24"/>
+          <w:szCs w:val="24"/>
+        </w:rPr>
+      </w:pPr>
+      <w:r>
+        <w:rPr>
+          <w:rFonts w:ascii="Times New Roman" w:hAnsi="Times New Roman" w:cs="Times New Roman"/>
+          <w:noProof/>
+          <w:sz w:val="24"/>
+          <w:szCs w:val="24"/>
+          <w:lang w:eastAsia="ru-RU"/>
+        </w:rPr>
+        <w:drawing>
+          <wp:inline distT="0" distB="0" distL="0" distR="0">
+            <wp:extent cx="3962400" cy="2168991"/>
+            <wp:effectExtent l="0" t="0" r="0" b="3175"/>
+            <wp:docPr id="84" name="Рисунок 84" descr="D:\Torrent\scr-79.png"/>
+            <wp:cNvGraphicFramePr>
+              <a:graphicFrameLocks xmlns:a="http://schemas.openxmlformats.org/drawingml/2006/main" noChangeAspect="1"/>
+            </wp:cNvGraphicFramePr>
+            <a:graphic xmlns:a="http://schemas.openxmlformats.org/drawingml/2006/main">
+              <a:graphicData uri="http://schemas.openxmlformats.org/drawingml/2006/picture">
+                <pic:pic xmlns:pic="http://schemas.openxmlformats.org/drawingml/2006/picture">
+                  <pic:nvPicPr>
+                    <pic:cNvPr id="0" name="Picture 7" descr="D:\Torrent\scr-79.png"/>
+                    <pic:cNvPicPr>
+                      <a:picLocks noChangeAspect="1" noChangeArrowheads="1"/>
+                    </pic:cNvPicPr>
+                  </pic:nvPicPr>
+                  <pic:blipFill>
+                    <a:blip r:embed="rId36">
+                      <a:extLst>
+                        <a:ext uri="{28A0092B-C50C-407E-A947-70E740481C1C}">
+                          <a14:useLocalDpi xmlns:a14="http://schemas.microsoft.com/office/drawing/2010/main" val="0"/>
+                        </a:ext>
+                      </a:extLst>
+                    </a:blip>
+                    <a:srcRect/>
+                    <a:stretch>
+                      <a:fillRect/>
+                    </a:stretch>
+                  </pic:blipFill>
+                  <pic:spPr bwMode="auto">
+                    <a:xfrm>
+                      <a:off x="0" y="0"/>
+                      <a:ext cx="3968519" cy="2172341"/>
+                    </a:xfrm>
+                    <a:prstGeom prst="rect">
+                      <a:avLst/>
+                    </a:prstGeom>
+                    <a:noFill/>
+                    <a:ln>
+                      <a:noFill/>
+                    </a:ln>
+                  </pic:spPr>
+                </pic:pic>
+              </a:graphicData>
+            </a:graphic>
+          </wp:inline>
+        </w:drawing>
+      </w:r>
+    </w:p>
+    <w:p>
+      <w:pPr>
+        <w:ind w:firstLine="426"/>
+        <w:rPr>
+          <w:rFonts w:ascii="Times New Roman" w:hAnsi="Times New Roman" w:cs="Times New Roman"/>
+          <w:sz w:val="24"/>
+          <w:szCs w:val="24"/>
+        </w:rPr>
+      </w:pPr>
+      <w:r>
+        <w:rPr>
+          <w:rFonts w:ascii="Times New Roman" w:hAnsi="Times New Roman" w:cs="Times New Roman"/>
+          <w:sz w:val="24"/>
+          <w:szCs w:val="24"/>
+        </w:rPr>
         <w:t xml:space="preserve">Для всех месяцев большинство из этих групп кнопок управления на ленте со вкладки «Управление услугами» будут абсолютно одинаковыми, за исключением </w:t>
       </w:r>
       <w:r>
@@ -7709,7 +8604,7 @@
                     </pic:cNvPicPr>
                   </pic:nvPicPr>
                   <pic:blipFill>
-                    <a:blip r:embed="rId30">
+                    <a:blip r:embed="rId37">
                       <a:extLst>
                         <a:ext uri="{28A0092B-C50C-407E-A947-70E740481C1C}">
                           <a14:useLocalDpi xmlns:a14="http://schemas.microsoft.com/office/drawing/2010/main" val="0"/>
@@ -7846,7 +8741,7 @@
                     </pic:cNvPicPr>
                   </pic:nvPicPr>
                   <pic:blipFill>
-                    <a:blip r:embed="rId31" cstate="print">
+                    <a:blip r:embed="rId38" cstate="print">
                       <a:extLst>
                         <a:ext uri="{28A0092B-C50C-407E-A947-70E740481C1C}">
                           <a14:useLocalDpi xmlns:a14="http://schemas.microsoft.com/office/drawing/2010/main" val="0"/>
@@ -7901,7 +8796,7 @@
         <w:pStyle w:val="3"/>
         <w:jc w:val="center"/>
       </w:pPr>
-      <w:bookmarkStart w:id="15" w:name="_Toc169617474"/>
+      <w:bookmarkStart w:id="16" w:name="_Toc225341973"/>
       <w:r>
         <w:rPr>
           <w:rFonts w:ascii="Times New Roman" w:hAnsi="Times New Roman" w:cs="Times New Roman"/>
@@ -7920,34 +8815,43 @@
         </w:rPr>
         <w:t>.</w:t>
       </w:r>
-      <w:bookmarkEnd w:id="15"/>
-    </w:p>
-    <w:p>
-      <w:pPr>
-        <w:ind w:firstLine="426"/>
-        <w:rPr>
-          <w:rFonts w:ascii="Times New Roman" w:hAnsi="Times New Roman" w:cs="Times New Roman"/>
-          <w:sz w:val="24"/>
-          <w:szCs w:val="24"/>
-        </w:rPr>
-      </w:pPr>
-    </w:p>
-    <w:p>
-      <w:pPr>
-        <w:ind w:firstLine="426"/>
-        <w:rPr>
-          <w:rFonts w:ascii="Times New Roman" w:hAnsi="Times New Roman" w:cs="Times New Roman"/>
-          <w:sz w:val="24"/>
-          <w:szCs w:val="24"/>
-        </w:rPr>
-      </w:pPr>
-      <w:r>
-        <w:rPr>
-          <w:rFonts w:ascii="Times New Roman" w:hAnsi="Times New Roman" w:cs="Times New Roman"/>
-          <w:sz w:val="24"/>
-          <w:szCs w:val="24"/>
-        </w:rPr>
-        <w:t>Всё чем январь будет отличаться от других месяцев – это то, что в нём на ленте со вкладки «Управления услугами» не будет 2 кнопок: «Перенести строки» и «Перенести столбцы», т.к. в Январь нечего переносить. В Феврале уже есть откуда пер</w:t>
+      <w:bookmarkEnd w:id="16"/>
+    </w:p>
+    <w:p>
+      <w:pPr>
+        <w:ind w:firstLine="426"/>
+        <w:rPr>
+          <w:rFonts w:ascii="Times New Roman" w:hAnsi="Times New Roman" w:cs="Times New Roman"/>
+          <w:sz w:val="24"/>
+          <w:szCs w:val="24"/>
+        </w:rPr>
+      </w:pPr>
+    </w:p>
+    <w:p>
+      <w:pPr>
+        <w:ind w:firstLine="426"/>
+        <w:rPr>
+          <w:rFonts w:ascii="Times New Roman" w:hAnsi="Times New Roman" w:cs="Times New Roman"/>
+          <w:sz w:val="24"/>
+          <w:szCs w:val="24"/>
+        </w:rPr>
+      </w:pPr>
+      <w:r>
+        <w:rPr>
+          <w:rFonts w:ascii="Times New Roman" w:hAnsi="Times New Roman" w:cs="Times New Roman"/>
+          <w:sz w:val="24"/>
+          <w:szCs w:val="24"/>
+        </w:rPr>
+        <w:t xml:space="preserve">Всё чем январь будет отличаться от других месяцев – это то, что в нём на ленте со вкладки «Управления услугами» не будет 2 кнопок: «Перенести строки» и «Перенести </w:t>
+      </w:r>
+      <w:r>
+        <w:rPr>
+          <w:rFonts w:ascii="Times New Roman" w:hAnsi="Times New Roman" w:cs="Times New Roman"/>
+          <w:sz w:val="24"/>
+          <w:szCs w:val="24"/>
+        </w:rPr>
+        <w:lastRenderedPageBreak/>
+        <w:t>столбцы», т.к. в Январь нечего переносить. В Феврале уже есть откуда пер</w:t>
       </w:r>
       <w:r>
         <w:rPr>
@@ -8002,7 +8906,7 @@
                     </pic:cNvPicPr>
                   </pic:nvPicPr>
                   <pic:blipFill>
-                    <a:blip r:embed="rId32">
+                    <a:blip r:embed="rId39">
                       <a:extLst>
                         <a:ext uri="{28A0092B-C50C-407E-A947-70E740481C1C}">
                           <a14:useLocalDpi xmlns:a14="http://schemas.microsoft.com/office/drawing/2010/main" val="0"/>
@@ -8049,7 +8953,7 @@
         <w:pStyle w:val="3"/>
         <w:jc w:val="center"/>
       </w:pPr>
-      <w:bookmarkStart w:id="16" w:name="_Toc169617475"/>
+      <w:bookmarkStart w:id="17" w:name="_Toc225341974"/>
       <w:r>
         <w:rPr>
           <w:rFonts w:ascii="Times New Roman" w:hAnsi="Times New Roman" w:cs="Times New Roman"/>
@@ -8059,7 +8963,7 @@
         </w:rPr>
         <w:t>Остальные месяцы.</w:t>
       </w:r>
-      <w:bookmarkEnd w:id="16"/>
+      <w:bookmarkEnd w:id="17"/>
     </w:p>
     <w:p>
       <w:pPr>
@@ -8124,7 +9028,7 @@
                     </pic:cNvPicPr>
                   </pic:nvPicPr>
                   <pic:blipFill>
-                    <a:blip r:embed="rId30">
+                    <a:blip r:embed="rId37">
                       <a:extLst>
                         <a:ext uri="{28A0092B-C50C-407E-A947-70E740481C1C}">
                           <a14:useLocalDpi xmlns:a14="http://schemas.microsoft.com/office/drawing/2010/main" val="0"/>
@@ -8173,7 +9077,6 @@
           <w:szCs w:val="24"/>
           <w:lang w:eastAsia="ru-RU"/>
         </w:rPr>
-        <w:lastRenderedPageBreak/>
         <w:drawing>
           <wp:inline distT="0" distB="0" distL="0" distR="0">
             <wp:extent cx="5486400" cy="1063869"/>
@@ -8192,7 +9095,7 @@
                     </pic:cNvPicPr>
                   </pic:nvPicPr>
                   <pic:blipFill>
-                    <a:blip r:embed="rId33">
+                    <a:blip r:embed="rId40">
                       <a:extLst>
                         <a:ext uri="{28A0092B-C50C-407E-A947-70E740481C1C}">
                           <a14:useLocalDpi xmlns:a14="http://schemas.microsoft.com/office/drawing/2010/main" val="0"/>
@@ -8239,7 +9142,7 @@
         <w:pStyle w:val="3"/>
         <w:jc w:val="center"/>
       </w:pPr>
-      <w:bookmarkStart w:id="17" w:name="_Toc169617476"/>
+      <w:bookmarkStart w:id="18" w:name="_Toc225341975"/>
       <w:r>
         <w:rPr>
           <w:rFonts w:ascii="Times New Roman" w:hAnsi="Times New Roman" w:cs="Times New Roman"/>
@@ -8249,7 +9152,7 @@
         </w:rPr>
         <w:t>Ввод данных.</w:t>
       </w:r>
-      <w:bookmarkEnd w:id="17"/>
+      <w:bookmarkEnd w:id="18"/>
     </w:p>
     <w:p>
       <w:pPr>
@@ -8330,7 +9233,7 @@
                     </pic:cNvPicPr>
                   </pic:nvPicPr>
                   <pic:blipFill>
-                    <a:blip r:embed="rId34" cstate="print">
+                    <a:blip r:embed="rId41" cstate="print">
                       <a:extLst>
                         <a:ext uri="{28A0092B-C50C-407E-A947-70E740481C1C}">
                           <a14:useLocalDpi xmlns:a14="http://schemas.microsoft.com/office/drawing/2010/main" val="0"/>
@@ -8572,6 +9475,7 @@
           <w:sz w:val="24"/>
           <w:szCs w:val="24"/>
         </w:rPr>
+        <w:lastRenderedPageBreak/>
         <w:t>Это сделано для того, чтобы вам не приходилось каждый раз вводить ФИО соц. работника. Вы ввели его один единственный раз на странице настр</w:t>
       </w:r>
       <w:r>
@@ -8626,7 +9530,7 @@
                     </pic:cNvPicPr>
                   </pic:nvPicPr>
                   <pic:blipFill>
-                    <a:blip r:embed="rId35">
+                    <a:blip r:embed="rId42">
                       <a:extLst>
                         <a:ext uri="{28A0092B-C50C-407E-A947-70E740481C1C}">
                           <a14:useLocalDpi xmlns:a14="http://schemas.microsoft.com/office/drawing/2010/main" val="0"/>
@@ -8693,7 +9597,6 @@
           <w:szCs w:val="24"/>
           <w:lang w:eastAsia="ru-RU"/>
         </w:rPr>
-        <w:lastRenderedPageBreak/>
         <w:drawing>
           <wp:inline distT="0" distB="0" distL="0" distR="0">
             <wp:extent cx="4343400" cy="2000250"/>
@@ -8712,7 +9615,7 @@
                     </pic:cNvPicPr>
                   </pic:nvPicPr>
                   <pic:blipFill>
-                    <a:blip r:embed="rId36">
+                    <a:blip r:embed="rId43">
                       <a:extLst>
                         <a:ext uri="{28A0092B-C50C-407E-A947-70E740481C1C}">
                           <a14:useLocalDpi xmlns:a14="http://schemas.microsoft.com/office/drawing/2010/main" val="0"/>
@@ -8998,7 +9901,16 @@
           <w:sz w:val="24"/>
           <w:szCs w:val="24"/>
         </w:rPr>
-        <w:t xml:space="preserve">Кнопка «Придумать имя в меню «Добавить» на ленте сделано только для того, чтобы быстро ввести случайные данные ограниченной длины строки. Например, просто поставьте курсор мыши на последнюю строку после таблицы и нажмите эту кнопку на ленте в указанном меню. Таблица автоматически растянется и вам будут доступны выпадающие списки соц. работников и признака учёта. Сразу же там же на ленте выберите меню «Очистить» и «Очистить строку». Таким образом вы ввели новую строку и </w:t>
+        <w:t xml:space="preserve">Кнопка «Придумать имя в меню «Добавить» на ленте сделано только для того, чтобы быстро ввести случайные данные ограниченной длины строки. Например, просто поставьте курсор мыши на последнюю строку после таблицы и нажмите эту кнопку на ленте в указанном меню. Таблица автоматически растянется и вам будут доступны выпадающие списки соц. работников и признака учёта. Сразу же там же на ленте выберите меню «Очистить» и «Очистить строку». Таким образом вы ввели новую строку </w:t>
+      </w:r>
+      <w:r>
+        <w:rPr>
+          <w:rFonts w:ascii="Times New Roman" w:hAnsi="Times New Roman" w:cs="Times New Roman"/>
+          <w:sz w:val="24"/>
+          <w:szCs w:val="24"/>
+        </w:rPr>
+        <w:lastRenderedPageBreak/>
+        <w:t xml:space="preserve">и </w:t>
       </w:r>
       <w:proofErr w:type="spellStart"/>
       <w:r>
@@ -9164,16 +10076,7 @@
           <w:sz w:val="24"/>
           <w:szCs w:val="24"/>
         </w:rPr>
-        <w:t xml:space="preserve">Умер человек, ну снимите его с учёта в столбце «Признак учёта» и далее просто не заполняйте эту строку вообще. Пускай она так и остаётся с одними нулями. Ну или </w:t>
-      </w:r>
-      <w:r>
-        <w:rPr>
-          <w:rFonts w:ascii="Times New Roman" w:hAnsi="Times New Roman" w:cs="Times New Roman"/>
-          <w:sz w:val="24"/>
-          <w:szCs w:val="24"/>
-        </w:rPr>
-        <w:lastRenderedPageBreak/>
-        <w:t>очистите её, т.е. заполните нулями вручную или выберите этого получателя левой кнопкой мыши, чтобы выделить ячейку с именем получателя и нажмите кнопку на ленте управления – «Очистить» – затем «Очистить строку».</w:t>
+        <w:t>Умер человек, ну снимите его с учёта в столбце «Признак учёта» и далее просто не заполняйте эту строку вообще. Пускай она так и остаётся с одними нулями. Ну или очистите её, т.е. заполните нулями вручную или выберите этого получателя левой кнопкой мыши, чтобы выделить ячейку с именем получателя и нажмите кнопку на ленте управления – «Очистить» – затем «Очистить строку».</w:t>
       </w:r>
     </w:p>
     <w:p>
@@ -9211,7 +10114,7 @@
                     </pic:cNvPicPr>
                   </pic:nvPicPr>
                   <pic:blipFill>
-                    <a:blip r:embed="rId37">
+                    <a:blip r:embed="rId44">
                       <a:extLst>
                         <a:ext uri="{28A0092B-C50C-407E-A947-70E740481C1C}">
                           <a14:useLocalDpi xmlns:a14="http://schemas.microsoft.com/office/drawing/2010/main" val="0"/>
@@ -9332,7 +10235,7 @@
                     </pic:cNvPicPr>
                   </pic:nvPicPr>
                   <pic:blipFill>
-                    <a:blip r:embed="rId38">
+                    <a:blip r:embed="rId45">
                       <a:extLst>
                         <a:ext uri="{28A0092B-C50C-407E-A947-70E740481C1C}">
                           <a14:useLocalDpi xmlns:a14="http://schemas.microsoft.com/office/drawing/2010/main" val="0"/>
@@ -9398,7 +10301,7 @@
                     </pic:cNvPicPr>
                   </pic:nvPicPr>
                   <pic:blipFill>
-                    <a:blip r:embed="rId39">
+                    <a:blip r:embed="rId46">
                       <a:extLst>
                         <a:ext uri="{28A0092B-C50C-407E-A947-70E740481C1C}">
                           <a14:useLocalDpi xmlns:a14="http://schemas.microsoft.com/office/drawing/2010/main" val="0"/>
@@ -9446,6 +10349,7 @@
           <w:szCs w:val="24"/>
           <w:lang w:eastAsia="ru-RU"/>
         </w:rPr>
+        <w:lastRenderedPageBreak/>
         <w:drawing>
           <wp:inline distT="0" distB="0" distL="0" distR="0">
             <wp:extent cx="5762625" cy="1082226"/>
@@ -9464,7 +10368,7 @@
                     </pic:cNvPicPr>
                   </pic:nvPicPr>
                   <pic:blipFill>
-                    <a:blip r:embed="rId40">
+                    <a:blip r:embed="rId47">
                       <a:extLst>
                         <a:ext uri="{28A0092B-C50C-407E-A947-70E740481C1C}">
                           <a14:useLocalDpi xmlns:a14="http://schemas.microsoft.com/office/drawing/2010/main" val="0"/>
@@ -9575,7 +10479,6 @@
           <w:szCs w:val="24"/>
           <w:lang w:eastAsia="ru-RU"/>
         </w:rPr>
-        <w:lastRenderedPageBreak/>
         <w:drawing>
           <wp:inline distT="0" distB="0" distL="0" distR="0">
             <wp:extent cx="3838575" cy="1657350"/>
@@ -9594,7 +10497,7 @@
                     </pic:cNvPicPr>
                   </pic:nvPicPr>
                   <pic:blipFill>
-                    <a:blip r:embed="rId41">
+                    <a:blip r:embed="rId48">
                       <a:extLst>
                         <a:ext uri="{28A0092B-C50C-407E-A947-70E740481C1C}">
                           <a14:useLocalDpi xmlns:a14="http://schemas.microsoft.com/office/drawing/2010/main" val="0"/>
@@ -9775,7 +10678,7 @@
                     </pic:cNvPicPr>
                   </pic:nvPicPr>
                   <pic:blipFill>
-                    <a:blip r:embed="rId42">
+                    <a:blip r:embed="rId49">
                       <a:extLst>
                         <a:ext uri="{28A0092B-C50C-407E-A947-70E740481C1C}">
                           <a14:useLocalDpi xmlns:a14="http://schemas.microsoft.com/office/drawing/2010/main" val="0"/>
@@ -9866,6 +10769,7 @@
           <w:sz w:val="24"/>
           <w:szCs w:val="24"/>
         </w:rPr>
+        <w:lastRenderedPageBreak/>
         <w:t>Данная кнопка просто почистит всю таблицу в столбцах с данными, чтобы вам не приходилось делать это вручную. Получателей, соц. работников и признак учёта она никак не затрагивает.</w:t>
       </w:r>
       <w:r>
@@ -9912,7 +10816,6 @@
           <w:szCs w:val="24"/>
           <w:lang w:eastAsia="ru-RU"/>
         </w:rPr>
-        <w:lastRenderedPageBreak/>
         <w:drawing>
           <wp:inline distT="0" distB="0" distL="0" distR="0">
             <wp:extent cx="3409950" cy="1971675"/>
@@ -9931,7 +10834,7 @@
                     </pic:cNvPicPr>
                   </pic:nvPicPr>
                   <pic:blipFill>
-                    <a:blip r:embed="rId43">
+                    <a:blip r:embed="rId50">
                       <a:extLst>
                         <a:ext uri="{28A0092B-C50C-407E-A947-70E740481C1C}">
                           <a14:useLocalDpi xmlns:a14="http://schemas.microsoft.com/office/drawing/2010/main" val="0"/>
@@ -10034,7 +10937,7 @@
                     </pic:cNvPicPr>
                   </pic:nvPicPr>
                   <pic:blipFill>
-                    <a:blip r:embed="rId44">
+                    <a:blip r:embed="rId51">
                       <a:extLst>
                         <a:ext uri="{28A0092B-C50C-407E-A947-70E740481C1C}">
                           <a14:useLocalDpi xmlns:a14="http://schemas.microsoft.com/office/drawing/2010/main" val="0"/>
@@ -10200,7 +11103,7 @@
                     </pic:cNvPicPr>
                   </pic:nvPicPr>
                   <pic:blipFill>
-                    <a:blip r:embed="rId45">
+                    <a:blip r:embed="rId52">
                       <a:extLst>
                         <a:ext uri="{28A0092B-C50C-407E-A947-70E740481C1C}">
                           <a14:useLocalDpi xmlns:a14="http://schemas.microsoft.com/office/drawing/2010/main" val="0"/>
@@ -10267,7 +11170,7 @@
                     </pic:cNvPicPr>
                   </pic:nvPicPr>
                   <pic:blipFill>
-                    <a:blip r:embed="rId46">
+                    <a:blip r:embed="rId53">
                       <a:extLst>
                         <a:ext uri="{28A0092B-C50C-407E-A947-70E740481C1C}">
                           <a14:useLocalDpi xmlns:a14="http://schemas.microsoft.com/office/drawing/2010/main" val="0"/>
@@ -10418,7 +11321,7 @@
                     </pic:cNvPicPr>
                   </pic:nvPicPr>
                   <pic:blipFill>
-                    <a:blip r:embed="rId47">
+                    <a:blip r:embed="rId54">
                       <a:extLst>
                         <a:ext uri="{28A0092B-C50C-407E-A947-70E740481C1C}">
                           <a14:useLocalDpi xmlns:a14="http://schemas.microsoft.com/office/drawing/2010/main" val="0"/>
@@ -10521,7 +11424,7 @@
                     </pic:cNvPicPr>
                   </pic:nvPicPr>
                   <pic:blipFill>
-                    <a:blip r:embed="rId48">
+                    <a:blip r:embed="rId55">
                       <a:extLst>
                         <a:ext uri="{28A0092B-C50C-407E-A947-70E740481C1C}">
                           <a14:useLocalDpi xmlns:a14="http://schemas.microsoft.com/office/drawing/2010/main" val="0"/>
@@ -10606,7 +11509,7 @@
                     </pic:cNvPicPr>
                   </pic:nvPicPr>
                   <pic:blipFill>
-                    <a:blip r:embed="rId49">
+                    <a:blip r:embed="rId56">
                       <a:extLst>
                         <a:ext uri="{28A0092B-C50C-407E-A947-70E740481C1C}">
                           <a14:useLocalDpi xmlns:a14="http://schemas.microsoft.com/office/drawing/2010/main" val="0"/>
@@ -10816,7 +11719,7 @@
                     </pic:cNvPicPr>
                   </pic:nvPicPr>
                   <pic:blipFill>
-                    <a:blip r:embed="rId50">
+                    <a:blip r:embed="rId57">
                       <a:extLst>
                         <a:ext uri="{28A0092B-C50C-407E-A947-70E740481C1C}">
                           <a14:useLocalDpi xmlns:a14="http://schemas.microsoft.com/office/drawing/2010/main" val="0"/>
@@ -10900,7 +11803,7 @@
                     </pic:cNvPicPr>
                   </pic:nvPicPr>
                   <pic:blipFill>
-                    <a:blip r:embed="rId51">
+                    <a:blip r:embed="rId58">
                       <a:extLst>
                         <a:ext uri="{28A0092B-C50C-407E-A947-70E740481C1C}">
                           <a14:useLocalDpi xmlns:a14="http://schemas.microsoft.com/office/drawing/2010/main" val="0"/>
@@ -11094,7 +11997,7 @@
                     </pic:cNvPicPr>
                   </pic:nvPicPr>
                   <pic:blipFill>
-                    <a:blip r:embed="rId52">
+                    <a:blip r:embed="rId59">
                       <a:extLst>
                         <a:ext uri="{28A0092B-C50C-407E-A947-70E740481C1C}">
                           <a14:useLocalDpi xmlns:a14="http://schemas.microsoft.com/office/drawing/2010/main" val="0"/>
@@ -11231,7 +12134,7 @@
                     </pic:cNvPicPr>
                   </pic:nvPicPr>
                   <pic:blipFill>
-                    <a:blip r:embed="rId53">
+                    <a:blip r:embed="rId60">
                       <a:extLst>
                         <a:ext uri="{28A0092B-C50C-407E-A947-70E740481C1C}">
                           <a14:useLocalDpi xmlns:a14="http://schemas.microsoft.com/office/drawing/2010/main" val="0"/>
@@ -11351,7 +12254,7 @@
                     </pic:cNvPicPr>
                   </pic:nvPicPr>
                   <pic:blipFill>
-                    <a:blip r:embed="rId54">
+                    <a:blip r:embed="rId61">
                       <a:extLst>
                         <a:ext uri="{28A0092B-C50C-407E-A947-70E740481C1C}">
                           <a14:useLocalDpi xmlns:a14="http://schemas.microsoft.com/office/drawing/2010/main" val="0"/>
@@ -11505,7 +12408,7 @@
                     </pic:cNvPicPr>
                   </pic:nvPicPr>
                   <pic:blipFill>
-                    <a:blip r:embed="rId55">
+                    <a:blip r:embed="rId62">
                       <a:extLst>
                         <a:ext uri="{28A0092B-C50C-407E-A947-70E740481C1C}">
                           <a14:useLocalDpi xmlns:a14="http://schemas.microsoft.com/office/drawing/2010/main" val="0"/>
@@ -11606,7 +12509,7 @@
                     </pic:cNvPicPr>
                   </pic:nvPicPr>
                   <pic:blipFill>
-                    <a:blip r:embed="rId56">
+                    <a:blip r:embed="rId63">
                       <a:extLst>
                         <a:ext uri="{28A0092B-C50C-407E-A947-70E740481C1C}">
                           <a14:useLocalDpi xmlns:a14="http://schemas.microsoft.com/office/drawing/2010/main" val="0"/>
@@ -11709,7 +12612,7 @@
                     </pic:cNvPicPr>
                   </pic:nvPicPr>
                   <pic:blipFill>
-                    <a:blip r:embed="rId57">
+                    <a:blip r:embed="rId64">
                       <a:extLst>
                         <a:ext uri="{28A0092B-C50C-407E-A947-70E740481C1C}">
                           <a14:useLocalDpi xmlns:a14="http://schemas.microsoft.com/office/drawing/2010/main" val="0"/>
@@ -11820,7 +12723,7 @@
         <w:lastRenderedPageBreak/>
         <w:t xml:space="preserve"> </w:t>
       </w:r>
-      <w:bookmarkStart w:id="18" w:name="_Toc169617477"/>
+      <w:bookmarkStart w:id="19" w:name="_Toc225341976"/>
       <w:r>
         <w:rPr>
           <w:rFonts w:ascii="Times New Roman" w:hAnsi="Times New Roman" w:cs="Times New Roman"/>
@@ -11835,7 +12738,7 @@
         </w:rPr>
         <w:t>езультаты.</w:t>
       </w:r>
-      <w:bookmarkEnd w:id="18"/>
+      <w:bookmarkEnd w:id="19"/>
     </w:p>
     <w:p>
       <w:pPr>
@@ -11917,7 +12820,7 @@
                     </pic:cNvPicPr>
                   </pic:nvPicPr>
                   <pic:blipFill>
-                    <a:blip r:embed="rId58" cstate="print">
+                    <a:blip r:embed="rId65" cstate="print">
                       <a:extLst>
                         <a:ext uri="{28A0092B-C50C-407E-A947-70E740481C1C}">
                           <a14:useLocalDpi xmlns:a14="http://schemas.microsoft.com/office/drawing/2010/main" val="0"/>
@@ -12016,7 +12919,7 @@
         <w:pStyle w:val="2"/>
         <w:jc w:val="center"/>
       </w:pPr>
-      <w:bookmarkStart w:id="19" w:name="_Toc169617478"/>
+      <w:bookmarkStart w:id="20" w:name="_Toc225341977"/>
       <w:r>
         <w:rPr>
           <w:rFonts w:ascii="Times New Roman" w:hAnsi="Times New Roman" w:cs="Times New Roman"/>
@@ -12027,7 +12930,7 @@
         <w:lastRenderedPageBreak/>
         <w:t>Настройки.</w:t>
       </w:r>
-      <w:bookmarkEnd w:id="19"/>
+      <w:bookmarkEnd w:id="20"/>
     </w:p>
     <w:p>
       <w:pPr>
@@ -12181,7 +13084,7 @@
                     </pic:cNvPicPr>
                   </pic:nvPicPr>
                   <pic:blipFill>
-                    <a:blip r:embed="rId59">
+                    <a:blip r:embed="rId66">
                       <a:extLst>
                         <a:ext uri="{28A0092B-C50C-407E-A947-70E740481C1C}">
                           <a14:useLocalDpi xmlns:a14="http://schemas.microsoft.com/office/drawing/2010/main" val="0"/>
@@ -12266,7 +13169,7 @@
                     </pic:cNvPicPr>
                   </pic:nvPicPr>
                   <pic:blipFill>
-                    <a:blip r:embed="rId60">
+                    <a:blip r:embed="rId67">
                       <a:extLst>
                         <a:ext uri="{28A0092B-C50C-407E-A947-70E740481C1C}">
                           <a14:useLocalDpi xmlns:a14="http://schemas.microsoft.com/office/drawing/2010/main" val="0"/>
@@ -12399,7 +13302,7 @@
                     </pic:cNvPicPr>
                   </pic:nvPicPr>
                   <pic:blipFill>
-                    <a:blip r:embed="rId61">
+                    <a:blip r:embed="rId68">
                       <a:extLst>
                         <a:ext uri="{28A0092B-C50C-407E-A947-70E740481C1C}">
                           <a14:useLocalDpi xmlns:a14="http://schemas.microsoft.com/office/drawing/2010/main" val="0"/>
@@ -12633,7 +13536,7 @@
                     </pic:cNvPicPr>
                   </pic:nvPicPr>
                   <pic:blipFill>
-                    <a:blip r:embed="rId62">
+                    <a:blip r:embed="rId69">
                       <a:extLst>
                         <a:ext uri="{28A0092B-C50C-407E-A947-70E740481C1C}">
                           <a14:useLocalDpi xmlns:a14="http://schemas.microsoft.com/office/drawing/2010/main" val="0"/>
@@ -12819,7 +13722,7 @@
                     </pic:cNvPicPr>
                   </pic:nvPicPr>
                   <pic:blipFill>
-                    <a:blip r:embed="rId63" cstate="print">
+                    <a:blip r:embed="rId70" cstate="print">
                       <a:extLst>
                         <a:ext uri="{28A0092B-C50C-407E-A947-70E740481C1C}">
                           <a14:useLocalDpi xmlns:a14="http://schemas.microsoft.com/office/drawing/2010/main" val="0"/>
@@ -12884,6 +13787,574 @@
           <w:sz w:val="24"/>
           <w:szCs w:val="24"/>
         </w:rPr>
+        <w:t>В новую версию добавлены новые данные – «Б+ПЛ», «Всего-БПЛ», «сиделка» и «</w:t>
+      </w:r>
+      <w:proofErr w:type="spellStart"/>
+      <w:r>
+        <w:rPr>
+          <w:rFonts w:ascii="Times New Roman" w:hAnsi="Times New Roman" w:cs="Times New Roman"/>
+          <w:sz w:val="24"/>
+          <w:szCs w:val="24"/>
+        </w:rPr>
+        <w:t>Соц</w:t>
+      </w:r>
+      <w:proofErr w:type="spellEnd"/>
+      <w:r>
+        <w:rPr>
+          <w:rFonts w:ascii="Times New Roman" w:hAnsi="Times New Roman" w:cs="Times New Roman"/>
+          <w:sz w:val="24"/>
+          <w:szCs w:val="24"/>
+        </w:rPr>
+        <w:t>-Мед Всего». Такие данные были добавлены во все периоды.</w:t>
+      </w:r>
+    </w:p>
+    <w:p>
+      <w:pPr>
+        <w:ind w:firstLine="426"/>
+        <w:jc w:val="center"/>
+        <w:rPr>
+          <w:rFonts w:ascii="Times New Roman" w:hAnsi="Times New Roman" w:cs="Times New Roman"/>
+          <w:sz w:val="24"/>
+          <w:szCs w:val="24"/>
+        </w:rPr>
+      </w:pPr>
+      <w:r>
+        <w:rPr>
+          <w:rFonts w:ascii="Times New Roman" w:hAnsi="Times New Roman" w:cs="Times New Roman"/>
+          <w:noProof/>
+          <w:sz w:val="24"/>
+          <w:szCs w:val="24"/>
+          <w:lang w:eastAsia="ru-RU"/>
+        </w:rPr>
+        <w:drawing>
+          <wp:inline distT="0" distB="0" distL="0" distR="0">
+            <wp:extent cx="5457825" cy="2067491"/>
+            <wp:effectExtent l="0" t="0" r="0" b="9525"/>
+            <wp:docPr id="85" name="Рисунок 85" descr="D:\Torrent\scr-80.png"/>
+            <wp:cNvGraphicFramePr>
+              <a:graphicFrameLocks xmlns:a="http://schemas.openxmlformats.org/drawingml/2006/main" noChangeAspect="1"/>
+            </wp:cNvGraphicFramePr>
+            <a:graphic xmlns:a="http://schemas.openxmlformats.org/drawingml/2006/main">
+              <a:graphicData uri="http://schemas.openxmlformats.org/drawingml/2006/picture">
+                <pic:pic xmlns:pic="http://schemas.openxmlformats.org/drawingml/2006/picture">
+                  <pic:nvPicPr>
+                    <pic:cNvPr id="0" name="Picture 8" descr="D:\Torrent\scr-80.png"/>
+                    <pic:cNvPicPr>
+                      <a:picLocks noChangeAspect="1" noChangeArrowheads="1"/>
+                    </pic:cNvPicPr>
+                  </pic:nvPicPr>
+                  <pic:blipFill>
+                    <a:blip r:embed="rId71">
+                      <a:extLst>
+                        <a:ext uri="{28A0092B-C50C-407E-A947-70E740481C1C}">
+                          <a14:useLocalDpi xmlns:a14="http://schemas.microsoft.com/office/drawing/2010/main" val="0"/>
+                        </a:ext>
+                      </a:extLst>
+                    </a:blip>
+                    <a:srcRect/>
+                    <a:stretch>
+                      <a:fillRect/>
+                    </a:stretch>
+                  </pic:blipFill>
+                  <pic:spPr bwMode="auto">
+                    <a:xfrm>
+                      <a:off x="0" y="0"/>
+                      <a:ext cx="5467273" cy="2071070"/>
+                    </a:xfrm>
+                    <a:prstGeom prst="rect">
+                      <a:avLst/>
+                    </a:prstGeom>
+                    <a:noFill/>
+                    <a:ln>
+                      <a:noFill/>
+                    </a:ln>
+                  </pic:spPr>
+                </pic:pic>
+              </a:graphicData>
+            </a:graphic>
+          </wp:inline>
+        </w:drawing>
+      </w:r>
+    </w:p>
+    <w:p>
+      <w:pPr>
+        <w:pStyle w:val="a7"/>
+        <w:numPr>
+          <w:ilvl w:val="0"/>
+          <w:numId w:val="21"/>
+        </w:numPr>
+        <w:rPr>
+          <w:rFonts w:ascii="Times New Roman" w:hAnsi="Times New Roman" w:cs="Times New Roman"/>
+          <w:sz w:val="24"/>
+          <w:szCs w:val="24"/>
+        </w:rPr>
+      </w:pPr>
+      <w:r>
+        <w:rPr>
+          <w:rFonts w:ascii="Times New Roman" w:hAnsi="Times New Roman" w:cs="Times New Roman"/>
+          <w:b/>
+          <w:sz w:val="24"/>
+          <w:szCs w:val="24"/>
+        </w:rPr>
+        <w:t>«Б+ПЛ»</w:t>
+      </w:r>
+      <w:r>
+        <w:rPr>
+          <w:rFonts w:ascii="Times New Roman" w:hAnsi="Times New Roman" w:cs="Times New Roman"/>
+          <w:sz w:val="24"/>
+          <w:szCs w:val="24"/>
+        </w:rPr>
+        <w:t xml:space="preserve"> - это сумма </w:t>
+      </w:r>
+      <w:proofErr w:type="spellStart"/>
+      <w:r>
+        <w:rPr>
+          <w:rFonts w:ascii="Times New Roman" w:hAnsi="Times New Roman" w:cs="Times New Roman"/>
+          <w:sz w:val="24"/>
+          <w:szCs w:val="24"/>
+        </w:rPr>
+        <w:t>стобцов</w:t>
+      </w:r>
+      <w:proofErr w:type="spellEnd"/>
+      <w:r>
+        <w:rPr>
+          <w:rFonts w:ascii="Times New Roman" w:hAnsi="Times New Roman" w:cs="Times New Roman"/>
+          <w:sz w:val="24"/>
+          <w:szCs w:val="24"/>
+        </w:rPr>
+        <w:t xml:space="preserve"> «</w:t>
+      </w:r>
+      <w:r>
+        <w:rPr>
+          <w:rFonts w:ascii="Times New Roman" w:hAnsi="Times New Roman" w:cs="Times New Roman"/>
+          <w:sz w:val="24"/>
+          <w:szCs w:val="24"/>
+        </w:rPr>
+        <w:t>б/пл.</w:t>
+      </w:r>
+      <w:r>
+        <w:rPr>
+          <w:rFonts w:ascii="Times New Roman" w:hAnsi="Times New Roman" w:cs="Times New Roman"/>
+          <w:sz w:val="24"/>
+          <w:szCs w:val="24"/>
+        </w:rPr>
+        <w:t>» и «</w:t>
+      </w:r>
+      <w:r>
+        <w:rPr>
+          <w:rFonts w:ascii="Times New Roman" w:hAnsi="Times New Roman" w:cs="Times New Roman"/>
+          <w:sz w:val="24"/>
+          <w:szCs w:val="24"/>
+        </w:rPr>
+        <w:t>пл.</w:t>
+      </w:r>
+      <w:r>
+        <w:rPr>
+          <w:rFonts w:ascii="Times New Roman" w:hAnsi="Times New Roman" w:cs="Times New Roman"/>
+          <w:sz w:val="24"/>
+          <w:szCs w:val="24"/>
+        </w:rPr>
+        <w:t>».</w:t>
+      </w:r>
+    </w:p>
+    <w:p>
+      <w:pPr>
+        <w:pStyle w:val="a7"/>
+        <w:numPr>
+          <w:ilvl w:val="0"/>
+          <w:numId w:val="21"/>
+        </w:numPr>
+        <w:rPr>
+          <w:rFonts w:ascii="Times New Roman" w:hAnsi="Times New Roman" w:cs="Times New Roman"/>
+          <w:sz w:val="24"/>
+          <w:szCs w:val="24"/>
+        </w:rPr>
+      </w:pPr>
+      <w:r>
+        <w:rPr>
+          <w:rFonts w:ascii="Times New Roman" w:hAnsi="Times New Roman" w:cs="Times New Roman"/>
+          <w:b/>
+          <w:sz w:val="24"/>
+          <w:szCs w:val="24"/>
+        </w:rPr>
+        <w:t>«Всего-БПЛ»</w:t>
+      </w:r>
+      <w:r>
+        <w:rPr>
+          <w:rFonts w:ascii="Times New Roman" w:hAnsi="Times New Roman" w:cs="Times New Roman"/>
+          <w:sz w:val="24"/>
+          <w:szCs w:val="24"/>
+        </w:rPr>
+        <w:t xml:space="preserve"> - это общий итог минус столбец «Б+ПЛ». Для подтверждения, что этот результат совпадает с суммой по столбцу сиделка и все считает правильно.</w:t>
+      </w:r>
+    </w:p>
+    <w:p>
+      <w:pPr>
+        <w:pStyle w:val="a7"/>
+        <w:numPr>
+          <w:ilvl w:val="0"/>
+          <w:numId w:val="21"/>
+        </w:numPr>
+        <w:rPr>
+          <w:rFonts w:ascii="Times New Roman" w:hAnsi="Times New Roman" w:cs="Times New Roman"/>
+          <w:sz w:val="24"/>
+          <w:szCs w:val="24"/>
+        </w:rPr>
+      </w:pPr>
+      <w:r>
+        <w:rPr>
+          <w:rFonts w:ascii="Times New Roman" w:hAnsi="Times New Roman" w:cs="Times New Roman"/>
+          <w:b/>
+          <w:sz w:val="24"/>
+          <w:szCs w:val="24"/>
+        </w:rPr>
+        <w:t>«</w:t>
+      </w:r>
+      <w:proofErr w:type="gramStart"/>
+      <w:r>
+        <w:rPr>
+          <w:rFonts w:ascii="Times New Roman" w:hAnsi="Times New Roman" w:cs="Times New Roman"/>
+          <w:b/>
+          <w:sz w:val="24"/>
+          <w:szCs w:val="24"/>
+        </w:rPr>
+        <w:t>сиделка</w:t>
+      </w:r>
+      <w:proofErr w:type="gramEnd"/>
+      <w:r>
+        <w:rPr>
+          <w:rFonts w:ascii="Times New Roman" w:hAnsi="Times New Roman" w:cs="Times New Roman"/>
+          <w:b/>
+          <w:sz w:val="24"/>
+          <w:szCs w:val="24"/>
+        </w:rPr>
+        <w:t>»</w:t>
+      </w:r>
+      <w:r>
+        <w:rPr>
+          <w:rFonts w:ascii="Times New Roman" w:hAnsi="Times New Roman" w:cs="Times New Roman"/>
+          <w:sz w:val="24"/>
+          <w:szCs w:val="24"/>
+        </w:rPr>
+        <w:t xml:space="preserve"> - это как раз и есть сумма всего столбца сиделка из данных за выбранный период без разбора платно или бесплатно, просто сумма столбца.</w:t>
+      </w:r>
+    </w:p>
+    <w:p>
+      <w:pPr>
+        <w:pStyle w:val="a7"/>
+        <w:numPr>
+          <w:ilvl w:val="0"/>
+          <w:numId w:val="21"/>
+        </w:numPr>
+        <w:rPr>
+          <w:rFonts w:ascii="Times New Roman" w:hAnsi="Times New Roman" w:cs="Times New Roman"/>
+          <w:sz w:val="24"/>
+          <w:szCs w:val="24"/>
+        </w:rPr>
+      </w:pPr>
+      <w:r>
+        <w:rPr>
+          <w:rFonts w:ascii="Times New Roman" w:hAnsi="Times New Roman" w:cs="Times New Roman"/>
+          <w:b/>
+          <w:sz w:val="24"/>
+          <w:szCs w:val="24"/>
+        </w:rPr>
+        <w:t>«</w:t>
+      </w:r>
+      <w:proofErr w:type="spellStart"/>
+      <w:r>
+        <w:rPr>
+          <w:rFonts w:ascii="Times New Roman" w:hAnsi="Times New Roman" w:cs="Times New Roman"/>
+          <w:b/>
+          <w:sz w:val="24"/>
+          <w:szCs w:val="24"/>
+        </w:rPr>
+        <w:t>Соц</w:t>
+      </w:r>
+      <w:proofErr w:type="spellEnd"/>
+      <w:r>
+        <w:rPr>
+          <w:rFonts w:ascii="Times New Roman" w:hAnsi="Times New Roman" w:cs="Times New Roman"/>
+          <w:b/>
+          <w:sz w:val="24"/>
+          <w:szCs w:val="24"/>
+        </w:rPr>
+        <w:t>-Мед Всего»</w:t>
+      </w:r>
+      <w:r>
+        <w:rPr>
+          <w:rFonts w:ascii="Times New Roman" w:hAnsi="Times New Roman" w:cs="Times New Roman"/>
+          <w:sz w:val="24"/>
+          <w:szCs w:val="24"/>
+        </w:rPr>
+        <w:t xml:space="preserve"> - это сума услуг </w:t>
+      </w:r>
+      <w:r>
+        <w:rPr>
+          <w:rFonts w:ascii="Times New Roman" w:hAnsi="Times New Roman" w:cs="Times New Roman"/>
+          <w:sz w:val="24"/>
+          <w:szCs w:val="24"/>
+        </w:rPr>
+        <w:t>«</w:t>
+      </w:r>
+      <w:r>
+        <w:rPr>
+          <w:rFonts w:ascii="Times New Roman" w:hAnsi="Times New Roman" w:cs="Times New Roman"/>
+          <w:sz w:val="24"/>
+          <w:szCs w:val="24"/>
+        </w:rPr>
+        <w:t>б/пл.</w:t>
+      </w:r>
+      <w:r>
+        <w:rPr>
+          <w:rFonts w:ascii="Times New Roman" w:hAnsi="Times New Roman" w:cs="Times New Roman"/>
+          <w:sz w:val="24"/>
+          <w:szCs w:val="24"/>
+        </w:rPr>
+        <w:t>» и «</w:t>
+      </w:r>
+      <w:r>
+        <w:rPr>
+          <w:rFonts w:ascii="Times New Roman" w:hAnsi="Times New Roman" w:cs="Times New Roman"/>
+          <w:sz w:val="24"/>
+          <w:szCs w:val="24"/>
+        </w:rPr>
+        <w:t>пл.</w:t>
+      </w:r>
+      <w:r>
+        <w:rPr>
+          <w:rFonts w:ascii="Times New Roman" w:hAnsi="Times New Roman" w:cs="Times New Roman"/>
+          <w:sz w:val="24"/>
+          <w:szCs w:val="24"/>
+        </w:rPr>
+        <w:t>»</w:t>
+      </w:r>
+      <w:r>
+        <w:rPr>
+          <w:rFonts w:ascii="Times New Roman" w:hAnsi="Times New Roman" w:cs="Times New Roman"/>
+          <w:sz w:val="24"/>
+          <w:szCs w:val="24"/>
+        </w:rPr>
+        <w:t xml:space="preserve"> из таблички «Услуги»</w:t>
+      </w:r>
+      <w:r>
+        <w:rPr>
+          <w:rFonts w:ascii="Times New Roman" w:hAnsi="Times New Roman" w:cs="Times New Roman"/>
+          <w:sz w:val="24"/>
+          <w:szCs w:val="24"/>
+        </w:rPr>
+        <w:t xml:space="preserve"> только для социально медицинских услуг</w:t>
+      </w:r>
+      <w:r>
+        <w:rPr>
+          <w:rFonts w:ascii="Times New Roman" w:hAnsi="Times New Roman" w:cs="Times New Roman"/>
+          <w:sz w:val="24"/>
+          <w:szCs w:val="24"/>
+        </w:rPr>
+        <w:t xml:space="preserve">, </w:t>
+      </w:r>
+      <w:r>
+        <w:rPr>
+          <w:rFonts w:ascii="Times New Roman" w:hAnsi="Times New Roman" w:cs="Times New Roman"/>
+          <w:sz w:val="24"/>
+          <w:szCs w:val="24"/>
+        </w:rPr>
+        <w:t xml:space="preserve">потому что там в столбце </w:t>
+      </w:r>
+      <w:r>
+        <w:rPr>
+          <w:rFonts w:ascii="Times New Roman" w:hAnsi="Times New Roman" w:cs="Times New Roman"/>
+          <w:sz w:val="24"/>
+          <w:szCs w:val="24"/>
+        </w:rPr>
+        <w:t>«Всего»</w:t>
+      </w:r>
+      <w:r>
+        <w:rPr>
+          <w:rFonts w:ascii="Times New Roman" w:hAnsi="Times New Roman" w:cs="Times New Roman"/>
+          <w:sz w:val="24"/>
+          <w:szCs w:val="24"/>
+        </w:rPr>
+        <w:t xml:space="preserve"> именно для них</w:t>
+      </w:r>
+      <w:r>
+        <w:rPr>
+          <w:rFonts w:ascii="Times New Roman" w:hAnsi="Times New Roman" w:cs="Times New Roman"/>
+          <w:sz w:val="24"/>
+          <w:szCs w:val="24"/>
+        </w:rPr>
+        <w:t xml:space="preserve"> </w:t>
+      </w:r>
+      <w:r>
+        <w:rPr>
+          <w:rFonts w:ascii="Times New Roman" w:hAnsi="Times New Roman" w:cs="Times New Roman"/>
+          <w:sz w:val="24"/>
+          <w:szCs w:val="24"/>
+        </w:rPr>
+        <w:t>теперь выводятся другие цифры</w:t>
+      </w:r>
+      <w:r>
+        <w:rPr>
+          <w:rFonts w:ascii="Times New Roman" w:hAnsi="Times New Roman" w:cs="Times New Roman"/>
+          <w:sz w:val="24"/>
+          <w:szCs w:val="24"/>
+        </w:rPr>
+        <w:t>,</w:t>
+      </w:r>
+      <w:r>
+        <w:rPr>
+          <w:rFonts w:ascii="Times New Roman" w:hAnsi="Times New Roman" w:cs="Times New Roman"/>
+          <w:sz w:val="24"/>
+          <w:szCs w:val="24"/>
+        </w:rPr>
+        <w:t xml:space="preserve"> относительно всех данных</w:t>
+      </w:r>
+      <w:r>
+        <w:rPr>
+          <w:rFonts w:ascii="Times New Roman" w:hAnsi="Times New Roman" w:cs="Times New Roman"/>
+          <w:sz w:val="24"/>
+          <w:szCs w:val="24"/>
+        </w:rPr>
+        <w:t>, т.е.</w:t>
+      </w:r>
+      <w:r>
+        <w:rPr>
+          <w:rFonts w:ascii="Times New Roman" w:hAnsi="Times New Roman" w:cs="Times New Roman"/>
+          <w:sz w:val="24"/>
+          <w:szCs w:val="24"/>
+        </w:rPr>
+        <w:t xml:space="preserve"> без учета сиделки, чтобы не нарушалась общая формула расчета</w:t>
+      </w:r>
+      <w:r>
+        <w:rPr>
+          <w:rFonts w:ascii="Times New Roman" w:hAnsi="Times New Roman" w:cs="Times New Roman"/>
+          <w:sz w:val="24"/>
+          <w:szCs w:val="24"/>
+        </w:rPr>
+        <w:t>.</w:t>
+      </w:r>
+      <w:r>
+        <w:rPr>
+          <w:rFonts w:ascii="Times New Roman" w:hAnsi="Times New Roman" w:cs="Times New Roman"/>
+          <w:sz w:val="24"/>
+          <w:szCs w:val="24"/>
+        </w:rPr>
+        <w:t xml:space="preserve"> Поэтому «Всего» для суммы </w:t>
+      </w:r>
+      <w:r>
+        <w:rPr>
+          <w:rFonts w:ascii="Times New Roman" w:hAnsi="Times New Roman" w:cs="Times New Roman"/>
+          <w:sz w:val="24"/>
+          <w:szCs w:val="24"/>
+        </w:rPr>
+        <w:t>«</w:t>
+      </w:r>
+      <w:r>
+        <w:rPr>
+          <w:rFonts w:ascii="Times New Roman" w:hAnsi="Times New Roman" w:cs="Times New Roman"/>
+          <w:sz w:val="24"/>
+          <w:szCs w:val="24"/>
+        </w:rPr>
+        <w:t>б/пл.</w:t>
+      </w:r>
+      <w:r>
+        <w:rPr>
+          <w:rFonts w:ascii="Times New Roman" w:hAnsi="Times New Roman" w:cs="Times New Roman"/>
+          <w:sz w:val="24"/>
+          <w:szCs w:val="24"/>
+        </w:rPr>
+        <w:t xml:space="preserve">» </w:t>
+      </w:r>
+      <w:r>
+        <w:rPr>
+          <w:rFonts w:ascii="Times New Roman" w:hAnsi="Times New Roman" w:cs="Times New Roman"/>
+          <w:sz w:val="24"/>
+          <w:szCs w:val="24"/>
+        </w:rPr>
+        <w:t xml:space="preserve">+ </w:t>
+      </w:r>
+      <w:r>
+        <w:rPr>
+          <w:rFonts w:ascii="Times New Roman" w:hAnsi="Times New Roman" w:cs="Times New Roman"/>
+          <w:sz w:val="24"/>
+          <w:szCs w:val="24"/>
+        </w:rPr>
+        <w:t>«</w:t>
+      </w:r>
+      <w:r>
+        <w:rPr>
+          <w:rFonts w:ascii="Times New Roman" w:hAnsi="Times New Roman" w:cs="Times New Roman"/>
+          <w:sz w:val="24"/>
+          <w:szCs w:val="24"/>
+        </w:rPr>
+        <w:t>пл.</w:t>
+      </w:r>
+      <w:r>
+        <w:rPr>
+          <w:rFonts w:ascii="Times New Roman" w:hAnsi="Times New Roman" w:cs="Times New Roman"/>
+          <w:sz w:val="24"/>
+          <w:szCs w:val="24"/>
+        </w:rPr>
+        <w:t>»</w:t>
+      </w:r>
+      <w:r>
+        <w:rPr>
+          <w:rFonts w:ascii="Times New Roman" w:hAnsi="Times New Roman" w:cs="Times New Roman"/>
+          <w:sz w:val="24"/>
+          <w:szCs w:val="24"/>
+        </w:rPr>
+        <w:t xml:space="preserve"> теперь в этой табличке именно для социально-медицинских услуг теперь такие. Учитывайте это.</w:t>
+      </w:r>
+    </w:p>
+    <w:p>
+      <w:pPr>
+        <w:ind w:firstLine="426"/>
+        <w:rPr>
+          <w:rFonts w:ascii="Times New Roman" w:hAnsi="Times New Roman" w:cs="Times New Roman"/>
+          <w:sz w:val="24"/>
+          <w:szCs w:val="24"/>
+        </w:rPr>
+      </w:pPr>
+      <w:r>
+        <w:rPr>
+          <w:rFonts w:ascii="Times New Roman" w:hAnsi="Times New Roman" w:cs="Times New Roman"/>
+          <w:sz w:val="24"/>
+          <w:szCs w:val="24"/>
+        </w:rPr>
+        <w:t>Мы по прежнему смотрим на 3 первых столбца</w:t>
+      </w:r>
+      <w:r>
+        <w:rPr>
+          <w:rFonts w:ascii="Times New Roman" w:hAnsi="Times New Roman" w:cs="Times New Roman"/>
+          <w:sz w:val="24"/>
+          <w:szCs w:val="24"/>
+        </w:rPr>
+        <w:t xml:space="preserve"> второй таблички -</w:t>
+      </w:r>
+      <w:r>
+        <w:rPr>
+          <w:rFonts w:ascii="Times New Roman" w:hAnsi="Times New Roman" w:cs="Times New Roman"/>
+          <w:sz w:val="24"/>
+          <w:szCs w:val="24"/>
+        </w:rPr>
+        <w:t xml:space="preserve"> «Всего 1», «Всего 2» и «Сумма». Если они равны, значит расчеты верны, считает все правильно.</w:t>
+      </w:r>
+    </w:p>
+    <w:p>
+      <w:pPr>
+        <w:ind w:firstLine="426"/>
+        <w:rPr>
+          <w:rFonts w:ascii="Times New Roman" w:hAnsi="Times New Roman" w:cs="Times New Roman"/>
+          <w:sz w:val="24"/>
+          <w:szCs w:val="24"/>
+        </w:rPr>
+      </w:pPr>
+      <w:r>
+        <w:rPr>
+          <w:rFonts w:ascii="Times New Roman" w:hAnsi="Times New Roman" w:cs="Times New Roman"/>
+          <w:sz w:val="24"/>
+          <w:szCs w:val="24"/>
+        </w:rPr>
         <w:t>Сводные таблицы во всех периодах работают абсолютно одинаково.</w:t>
       </w:r>
     </w:p>
@@ -12904,6 +14375,7 @@
           <w:sz w:val="24"/>
           <w:szCs w:val="24"/>
         </w:rPr>
+        <w:lastRenderedPageBreak/>
         <w:t>Обратите внимание, что в данном документе «Результатов» нет итогов за кварталы.</w:t>
       </w:r>
     </w:p>
@@ -13094,7 +14566,7 @@
         <w:pStyle w:val="2"/>
         <w:jc w:val="center"/>
       </w:pPr>
-      <w:bookmarkStart w:id="20" w:name="_Toc169617479"/>
+      <w:bookmarkStart w:id="21" w:name="_Toc225341978"/>
       <w:r>
         <w:rPr>
           <w:rFonts w:ascii="Times New Roman" w:hAnsi="Times New Roman" w:cs="Times New Roman"/>
@@ -13105,7 +14577,7 @@
         <w:lastRenderedPageBreak/>
         <w:t>Месяцы.</w:t>
       </w:r>
-      <w:bookmarkEnd w:id="20"/>
+      <w:bookmarkEnd w:id="21"/>
     </w:p>
     <w:p>
       <w:pPr>
@@ -13186,7 +14658,7 @@
                     </pic:cNvPicPr>
                   </pic:nvPicPr>
                   <pic:blipFill>
-                    <a:blip r:embed="rId64" cstate="print">
+                    <a:blip r:embed="rId72" cstate="print">
                       <a:extLst>
                         <a:ext uri="{28A0092B-C50C-407E-A947-70E740481C1C}">
                           <a14:useLocalDpi xmlns:a14="http://schemas.microsoft.com/office/drawing/2010/main" val="0"/>
@@ -13270,7 +14742,7 @@
                     </pic:cNvPicPr>
                   </pic:nvPicPr>
                   <pic:blipFill>
-                    <a:blip r:embed="rId65">
+                    <a:blip r:embed="rId73">
                       <a:extLst>
                         <a:ext uri="{28A0092B-C50C-407E-A947-70E740481C1C}">
                           <a14:useLocalDpi xmlns:a14="http://schemas.microsoft.com/office/drawing/2010/main" val="0"/>
@@ -13389,7 +14861,7 @@
         <w:pStyle w:val="2"/>
         <w:jc w:val="center"/>
       </w:pPr>
-      <w:bookmarkStart w:id="21" w:name="_Toc169617480"/>
+      <w:bookmarkStart w:id="22" w:name="_Toc225341979"/>
       <w:r>
         <w:rPr>
           <w:rFonts w:ascii="Times New Roman" w:hAnsi="Times New Roman" w:cs="Times New Roman"/>
@@ -13418,7 +14890,7 @@
         </w:rPr>
         <w:t>.</w:t>
       </w:r>
-      <w:bookmarkEnd w:id="21"/>
+      <w:bookmarkEnd w:id="22"/>
     </w:p>
     <w:p>
       <w:pPr>
@@ -13483,7 +14955,7 @@
                     </pic:cNvPicPr>
                   </pic:nvPicPr>
                   <pic:blipFill>
-                    <a:blip r:embed="rId66" cstate="print">
+                    <a:blip r:embed="rId74" cstate="print">
                       <a:extLst>
                         <a:ext uri="{28A0092B-C50C-407E-A947-70E740481C1C}">
                           <a14:useLocalDpi xmlns:a14="http://schemas.microsoft.com/office/drawing/2010/main" val="0"/>
@@ -13586,7 +15058,7 @@
                     </pic:cNvPicPr>
                   </pic:nvPicPr>
                   <pic:blipFill>
-                    <a:blip r:embed="rId67">
+                    <a:blip r:embed="rId75">
                       <a:extLst>
                         <a:ext uri="{28A0092B-C50C-407E-A947-70E740481C1C}">
                           <a14:useLocalDpi xmlns:a14="http://schemas.microsoft.com/office/drawing/2010/main" val="0"/>
@@ -13654,7 +15126,7 @@
                     </pic:cNvPicPr>
                   </pic:nvPicPr>
                   <pic:blipFill>
-                    <a:blip r:embed="rId68">
+                    <a:blip r:embed="rId76">
                       <a:extLst>
                         <a:ext uri="{28A0092B-C50C-407E-A947-70E740481C1C}">
                           <a14:useLocalDpi xmlns:a14="http://schemas.microsoft.com/office/drawing/2010/main" val="0"/>
@@ -13775,7 +15247,7 @@
         <w:pStyle w:val="2"/>
         <w:jc w:val="center"/>
       </w:pPr>
-      <w:bookmarkStart w:id="22" w:name="_Toc169617481"/>
+      <w:bookmarkStart w:id="23" w:name="_Toc225341980"/>
       <w:r>
         <w:rPr>
           <w:rFonts w:ascii="Times New Roman" w:hAnsi="Times New Roman" w:cs="Times New Roman"/>
@@ -13785,7 +15257,7 @@
         </w:rPr>
         <w:t>Год.</w:t>
       </w:r>
-      <w:bookmarkEnd w:id="22"/>
+      <w:bookmarkEnd w:id="23"/>
     </w:p>
     <w:p>
       <w:pPr>
@@ -13850,7 +15322,7 @@
                     </pic:cNvPicPr>
                   </pic:nvPicPr>
                   <pic:blipFill>
-                    <a:blip r:embed="rId69" cstate="print">
+                    <a:blip r:embed="rId77" cstate="print">
                       <a:extLst>
                         <a:ext uri="{28A0092B-C50C-407E-A947-70E740481C1C}">
                           <a14:useLocalDpi xmlns:a14="http://schemas.microsoft.com/office/drawing/2010/main" val="0"/>
@@ -13985,7 +15457,7 @@
           <w:szCs w:val="28"/>
         </w:rPr>
       </w:pPr>
-      <w:bookmarkStart w:id="23" w:name="_Toc169617482"/>
+      <w:bookmarkStart w:id="24" w:name="_Toc225341981"/>
       <w:r>
         <w:rPr>
           <w:rFonts w:ascii="Times New Roman" w:hAnsi="Times New Roman" w:cs="Times New Roman"/>
@@ -14005,7 +15477,7 @@
         </w:rPr>
         <w:t>.</w:t>
       </w:r>
-      <w:bookmarkEnd w:id="23"/>
+      <w:bookmarkEnd w:id="24"/>
     </w:p>
     <w:p>
       <w:pPr>
@@ -14118,7 +15590,7 @@
                     </pic:cNvPicPr>
                   </pic:nvPicPr>
                   <pic:blipFill>
-                    <a:blip r:embed="rId70">
+                    <a:blip r:embed="rId78">
                       <a:extLst>
                         <a:ext uri="{28A0092B-C50C-407E-A947-70E740481C1C}">
                           <a14:useLocalDpi xmlns:a14="http://schemas.microsoft.com/office/drawing/2010/main" val="0"/>
@@ -14560,7 +16032,7 @@
         <w:ind w:firstLine="426"/>
         <w:jc w:val="center"/>
       </w:pPr>
-      <w:bookmarkStart w:id="24" w:name="_Toc169617483"/>
+      <w:bookmarkStart w:id="25" w:name="_Toc225341982"/>
       <w:r>
         <w:rPr>
           <w:rFonts w:ascii="Times New Roman" w:hAnsi="Times New Roman" w:cs="Times New Roman"/>
@@ -14583,7 +16055,7 @@
         </w:rPr>
         <w:t xml:space="preserve"> по локальной сети.</w:t>
       </w:r>
-      <w:bookmarkEnd w:id="24"/>
+      <w:bookmarkEnd w:id="25"/>
     </w:p>
     <w:p>
       <w:pPr>
@@ -14776,7 +16248,7 @@
                     </pic:cNvPicPr>
                   </pic:nvPicPr>
                   <pic:blipFill>
-                    <a:blip r:embed="rId71">
+                    <a:blip r:embed="rId79">
                       <a:extLst>
                         <a:ext uri="{28A0092B-C50C-407E-A947-70E740481C1C}">
                           <a14:useLocalDpi xmlns:a14="http://schemas.microsoft.com/office/drawing/2010/main" val="0"/>
@@ -14910,7 +16382,7 @@
           <w:b/>
         </w:rPr>
       </w:pPr>
-      <w:bookmarkStart w:id="25" w:name="_Toc169617484"/>
+      <w:bookmarkStart w:id="26" w:name="_Toc225341983"/>
       <w:r>
         <w:rPr>
           <w:rFonts w:ascii="Times New Roman" w:hAnsi="Times New Roman" w:cs="Times New Roman"/>
@@ -14919,7 +16391,7 @@
         <w:lastRenderedPageBreak/>
         <w:t>Проверка правильности вычисления результатов.</w:t>
       </w:r>
-      <w:bookmarkEnd w:id="25"/>
+      <w:bookmarkEnd w:id="26"/>
     </w:p>
     <w:p>
       <w:pPr>
@@ -14936,7 +16408,7 @@
         <w:pStyle w:val="2"/>
         <w:jc w:val="center"/>
       </w:pPr>
-      <w:bookmarkStart w:id="26" w:name="_Toc169617485"/>
+      <w:bookmarkStart w:id="27" w:name="_Toc225341984"/>
       <w:r>
         <w:rPr>
           <w:rFonts w:ascii="Times New Roman" w:hAnsi="Times New Roman" w:cs="Times New Roman"/>
@@ -14946,7 +16418,7 @@
         </w:rPr>
         <w:t>Общая проверка.</w:t>
       </w:r>
-      <w:bookmarkEnd w:id="26"/>
+      <w:bookmarkEnd w:id="27"/>
     </w:p>
     <w:p>
       <w:pPr>
@@ -15011,7 +16483,7 @@
                     </pic:cNvPicPr>
                   </pic:nvPicPr>
                   <pic:blipFill>
-                    <a:blip r:embed="rId72">
+                    <a:blip r:embed="rId80">
                       <a:extLst>
                         <a:ext uri="{28A0092B-C50C-407E-A947-70E740481C1C}">
                           <a14:useLocalDpi xmlns:a14="http://schemas.microsoft.com/office/drawing/2010/main" val="0"/>
@@ -15166,7 +16638,7 @@
                     </pic:cNvPicPr>
                   </pic:nvPicPr>
                   <pic:blipFill>
-                    <a:blip r:embed="rId73">
+                    <a:blip r:embed="rId81">
                       <a:extLst>
                         <a:ext uri="{28A0092B-C50C-407E-A947-70E740481C1C}">
                           <a14:useLocalDpi xmlns:a14="http://schemas.microsoft.com/office/drawing/2010/main" val="0"/>
@@ -15314,7 +16786,7 @@
                     </pic:cNvPicPr>
                   </pic:nvPicPr>
                   <pic:blipFill>
-                    <a:blip r:embed="rId74">
+                    <a:blip r:embed="rId82">
                       <a:extLst>
                         <a:ext uri="{28A0092B-C50C-407E-A947-70E740481C1C}">
                           <a14:useLocalDpi xmlns:a14="http://schemas.microsoft.com/office/drawing/2010/main" val="0"/>
@@ -15486,7 +16958,7 @@
                     </pic:cNvPicPr>
                   </pic:nvPicPr>
                   <pic:blipFill>
-                    <a:blip r:embed="rId75">
+                    <a:blip r:embed="rId83">
                       <a:extLst>
                         <a:ext uri="{28A0092B-C50C-407E-A947-70E740481C1C}">
                           <a14:useLocalDpi xmlns:a14="http://schemas.microsoft.com/office/drawing/2010/main" val="0"/>
@@ -15622,7 +17094,7 @@
                     </pic:cNvPicPr>
                   </pic:nvPicPr>
                   <pic:blipFill>
-                    <a:blip r:embed="rId76">
+                    <a:blip r:embed="rId84">
                       <a:extLst>
                         <a:ext uri="{28A0092B-C50C-407E-A947-70E740481C1C}">
                           <a14:useLocalDpi xmlns:a14="http://schemas.microsoft.com/office/drawing/2010/main" val="0"/>
@@ -15824,7 +17296,7 @@
         <w:pStyle w:val="2"/>
         <w:jc w:val="center"/>
       </w:pPr>
-      <w:bookmarkStart w:id="27" w:name="_Toc169617486"/>
+      <w:bookmarkStart w:id="28" w:name="_Toc225341985"/>
       <w:r>
         <w:rPr>
           <w:rFonts w:ascii="Times New Roman" w:hAnsi="Times New Roman" w:cs="Times New Roman"/>
@@ -15832,7 +17304,7 @@
         </w:rPr>
         <w:t>Проверка одного из месяцев.</w:t>
       </w:r>
-      <w:bookmarkEnd w:id="27"/>
+      <w:bookmarkEnd w:id="28"/>
     </w:p>
     <w:p>
       <w:pPr>
@@ -15941,7 +17413,7 @@
                     </pic:cNvPicPr>
                   </pic:nvPicPr>
                   <pic:blipFill>
-                    <a:blip r:embed="rId77" cstate="print">
+                    <a:blip r:embed="rId85" cstate="print">
                       <a:extLst>
                         <a:ext uri="{28A0092B-C50C-407E-A947-70E740481C1C}">
                           <a14:useLocalDpi xmlns:a14="http://schemas.microsoft.com/office/drawing/2010/main" val="0"/>
@@ -16044,7 +17516,7 @@
                     </pic:cNvPicPr>
                   </pic:nvPicPr>
                   <pic:blipFill>
-                    <a:blip r:embed="rId78">
+                    <a:blip r:embed="rId86">
                       <a:extLst>
                         <a:ext uri="{28A0092B-C50C-407E-A947-70E740481C1C}">
                           <a14:useLocalDpi xmlns:a14="http://schemas.microsoft.com/office/drawing/2010/main" val="0"/>
@@ -16148,7 +17620,7 @@
                     </pic:cNvPicPr>
                   </pic:nvPicPr>
                   <pic:blipFill>
-                    <a:blip r:embed="rId79">
+                    <a:blip r:embed="rId87">
                       <a:extLst>
                         <a:ext uri="{28A0092B-C50C-407E-A947-70E740481C1C}">
                           <a14:useLocalDpi xmlns:a14="http://schemas.microsoft.com/office/drawing/2010/main" val="0"/>
@@ -16252,7 +17724,7 @@
                     </pic:cNvPicPr>
                   </pic:nvPicPr>
                   <pic:blipFill>
-                    <a:blip r:embed="rId80">
+                    <a:blip r:embed="rId88">
                       <a:extLst>
                         <a:ext uri="{28A0092B-C50C-407E-A947-70E740481C1C}">
                           <a14:useLocalDpi xmlns:a14="http://schemas.microsoft.com/office/drawing/2010/main" val="0"/>
@@ -16337,7 +17809,7 @@
                     </pic:cNvPicPr>
                   </pic:nvPicPr>
                   <pic:blipFill>
-                    <a:blip r:embed="rId81">
+                    <a:blip r:embed="rId89">
                       <a:extLst>
                         <a:ext uri="{28A0092B-C50C-407E-A947-70E740481C1C}">
                           <a14:useLocalDpi xmlns:a14="http://schemas.microsoft.com/office/drawing/2010/main" val="0"/>
@@ -16441,7 +17913,7 @@
                     </pic:cNvPicPr>
                   </pic:nvPicPr>
                   <pic:blipFill>
-                    <a:blip r:embed="rId82">
+                    <a:blip r:embed="rId90">
                       <a:extLst>
                         <a:ext uri="{28A0092B-C50C-407E-A947-70E740481C1C}">
                           <a14:useLocalDpi xmlns:a14="http://schemas.microsoft.com/office/drawing/2010/main" val="0"/>
@@ -16598,7 +18070,7 @@
                     </pic:cNvPicPr>
                   </pic:nvPicPr>
                   <pic:blipFill>
-                    <a:blip r:embed="rId83" cstate="print">
+                    <a:blip r:embed="rId91" cstate="print">
                       <a:extLst>
                         <a:ext uri="{28A0092B-C50C-407E-A947-70E740481C1C}">
                           <a14:useLocalDpi xmlns:a14="http://schemas.microsoft.com/office/drawing/2010/main" val="0"/>
@@ -16741,181 +18213,9 @@
 <file path=word/numbering.xml><?xml version="1.0" encoding="utf-8"?>
 <w:numbering xmlns:wpc="http://schemas.microsoft.com/office/word/2010/wordprocessingCanvas" xmlns:mc="http://schemas.openxmlformats.org/markup-compatibility/2006" xmlns:o="urn:schemas-microsoft-com:office:office" xmlns:r="http://schemas.openxmlformats.org/officeDocument/2006/relationships" xmlns:m="http://schemas.openxmlformats.org/officeDocument/2006/math" xmlns:v="urn:schemas-microsoft-com:vml" xmlns:wp14="http://schemas.microsoft.com/office/word/2010/wordprocessingDrawing" xmlns:wp="http://schemas.openxmlformats.org/drawingml/2006/wordprocessingDrawing" xmlns:w10="urn:schemas-microsoft-com:office:word" xmlns:w="http://schemas.openxmlformats.org/wordprocessingml/2006/main" xmlns:w14="http://schemas.microsoft.com/office/word/2010/wordml" xmlns:w15="http://schemas.microsoft.com/office/word/2012/wordml" xmlns:wpg="http://schemas.microsoft.com/office/word/2010/wordprocessingGroup" xmlns:wpi="http://schemas.microsoft.com/office/word/2010/wordprocessingInk" xmlns:wne="http://schemas.microsoft.com/office/word/2006/wordml" xmlns:wps="http://schemas.microsoft.com/office/word/2010/wordprocessingShape" mc:Ignorable="w14 w15 wp14">
   <w:abstractNum w:abstractNumId="0">
-    <w:nsid w:val="0BB12E1D"/>
-    <w:multiLevelType w:val="multilevel"/>
-    <w:tmpl w:val="0419001F"/>
-    <w:lvl w:ilvl="0">
-      <w:start w:val="1"/>
-      <w:numFmt w:val="decimal"/>
-      <w:lvlText w:val="%1."/>
-      <w:lvlJc w:val="left"/>
-      <w:pPr>
-        <w:ind w:left="360" w:hanging="360"/>
-      </w:pPr>
-    </w:lvl>
-    <w:lvl w:ilvl="1">
-      <w:start w:val="1"/>
-      <w:numFmt w:val="decimal"/>
-      <w:lvlText w:val="%1.%2."/>
-      <w:lvlJc w:val="left"/>
-      <w:pPr>
-        <w:ind w:left="792" w:hanging="432"/>
-      </w:pPr>
-    </w:lvl>
-    <w:lvl w:ilvl="2">
-      <w:start w:val="1"/>
-      <w:numFmt w:val="decimal"/>
-      <w:lvlText w:val="%1.%2.%3."/>
-      <w:lvlJc w:val="left"/>
-      <w:pPr>
-        <w:ind w:left="1224" w:hanging="504"/>
-      </w:pPr>
-    </w:lvl>
-    <w:lvl w:ilvl="3">
-      <w:start w:val="1"/>
-      <w:numFmt w:val="decimal"/>
-      <w:lvlText w:val="%1.%2.%3.%4."/>
-      <w:lvlJc w:val="left"/>
-      <w:pPr>
-        <w:ind w:left="1728" w:hanging="648"/>
-      </w:pPr>
-    </w:lvl>
-    <w:lvl w:ilvl="4">
-      <w:start w:val="1"/>
-      <w:numFmt w:val="decimal"/>
-      <w:lvlText w:val="%1.%2.%3.%4.%5."/>
-      <w:lvlJc w:val="left"/>
-      <w:pPr>
-        <w:ind w:left="2232" w:hanging="792"/>
-      </w:pPr>
-    </w:lvl>
-    <w:lvl w:ilvl="5">
-      <w:start w:val="1"/>
-      <w:numFmt w:val="decimal"/>
-      <w:lvlText w:val="%1.%2.%3.%4.%5.%6."/>
-      <w:lvlJc w:val="left"/>
-      <w:pPr>
-        <w:ind w:left="2736" w:hanging="936"/>
-      </w:pPr>
-    </w:lvl>
-    <w:lvl w:ilvl="6">
-      <w:start w:val="1"/>
-      <w:numFmt w:val="decimal"/>
-      <w:lvlText w:val="%1.%2.%3.%4.%5.%6.%7."/>
-      <w:lvlJc w:val="left"/>
-      <w:pPr>
-        <w:ind w:left="3240" w:hanging="1080"/>
-      </w:pPr>
-    </w:lvl>
-    <w:lvl w:ilvl="7">
-      <w:start w:val="1"/>
-      <w:numFmt w:val="decimal"/>
-      <w:lvlText w:val="%1.%2.%3.%4.%5.%6.%7.%8."/>
-      <w:lvlJc w:val="left"/>
-      <w:pPr>
-        <w:ind w:left="3744" w:hanging="1224"/>
-      </w:pPr>
-    </w:lvl>
-    <w:lvl w:ilvl="8">
-      <w:start w:val="1"/>
-      <w:numFmt w:val="decimal"/>
-      <w:lvlText w:val="%1.%2.%3.%4.%5.%6.%7.%8.%9."/>
-      <w:lvlJc w:val="left"/>
-      <w:pPr>
-        <w:ind w:left="4320" w:hanging="1440"/>
-      </w:pPr>
-    </w:lvl>
-  </w:abstractNum>
-  <w:abstractNum w:abstractNumId="1">
-    <w:nsid w:val="0C942AFA"/>
+    <w:nsid w:val="09040766"/>
     <w:multiLevelType w:val="hybridMultilevel"/>
-    <w:tmpl w:val="FA02E418"/>
-    <w:lvl w:ilvl="0" w:tplc="0419000F">
-      <w:start w:val="1"/>
-      <w:numFmt w:val="decimal"/>
-      <w:lvlText w:val="%1."/>
-      <w:lvlJc w:val="left"/>
-      <w:pPr>
-        <w:ind w:left="1146" w:hanging="360"/>
-      </w:pPr>
-    </w:lvl>
-    <w:lvl w:ilvl="1" w:tplc="04190019" w:tentative="1">
-      <w:start w:val="1"/>
-      <w:numFmt w:val="lowerLetter"/>
-      <w:lvlText w:val="%2."/>
-      <w:lvlJc w:val="left"/>
-      <w:pPr>
-        <w:ind w:left="1866" w:hanging="360"/>
-      </w:pPr>
-    </w:lvl>
-    <w:lvl w:ilvl="2" w:tplc="0419001B" w:tentative="1">
-      <w:start w:val="1"/>
-      <w:numFmt w:val="lowerRoman"/>
-      <w:lvlText w:val="%3."/>
-      <w:lvlJc w:val="right"/>
-      <w:pPr>
-        <w:ind w:left="2586" w:hanging="180"/>
-      </w:pPr>
-    </w:lvl>
-    <w:lvl w:ilvl="3" w:tplc="0419000F" w:tentative="1">
-      <w:start w:val="1"/>
-      <w:numFmt w:val="decimal"/>
-      <w:lvlText w:val="%4."/>
-      <w:lvlJc w:val="left"/>
-      <w:pPr>
-        <w:ind w:left="3306" w:hanging="360"/>
-      </w:pPr>
-    </w:lvl>
-    <w:lvl w:ilvl="4" w:tplc="04190019" w:tentative="1">
-      <w:start w:val="1"/>
-      <w:numFmt w:val="lowerLetter"/>
-      <w:lvlText w:val="%5."/>
-      <w:lvlJc w:val="left"/>
-      <w:pPr>
-        <w:ind w:left="4026" w:hanging="360"/>
-      </w:pPr>
-    </w:lvl>
-    <w:lvl w:ilvl="5" w:tplc="0419001B" w:tentative="1">
-      <w:start w:val="1"/>
-      <w:numFmt w:val="lowerRoman"/>
-      <w:lvlText w:val="%6."/>
-      <w:lvlJc w:val="right"/>
-      <w:pPr>
-        <w:ind w:left="4746" w:hanging="180"/>
-      </w:pPr>
-    </w:lvl>
-    <w:lvl w:ilvl="6" w:tplc="0419000F" w:tentative="1">
-      <w:start w:val="1"/>
-      <w:numFmt w:val="decimal"/>
-      <w:lvlText w:val="%7."/>
-      <w:lvlJc w:val="left"/>
-      <w:pPr>
-        <w:ind w:left="5466" w:hanging="360"/>
-      </w:pPr>
-    </w:lvl>
-    <w:lvl w:ilvl="7" w:tplc="04190019" w:tentative="1">
-      <w:start w:val="1"/>
-      <w:numFmt w:val="lowerLetter"/>
-      <w:lvlText w:val="%8."/>
-      <w:lvlJc w:val="left"/>
-      <w:pPr>
-        <w:ind w:left="6186" w:hanging="360"/>
-      </w:pPr>
-    </w:lvl>
-    <w:lvl w:ilvl="8" w:tplc="0419001B" w:tentative="1">
-      <w:start w:val="1"/>
-      <w:numFmt w:val="lowerRoman"/>
-      <w:lvlText w:val="%9."/>
-      <w:lvlJc w:val="right"/>
-      <w:pPr>
-        <w:ind w:left="6906" w:hanging="180"/>
-      </w:pPr>
-    </w:lvl>
-  </w:abstractNum>
-  <w:abstractNum w:abstractNumId="2">
-    <w:nsid w:val="0D4003F5"/>
-    <w:multiLevelType w:val="hybridMultilevel"/>
-    <w:tmpl w:val="0EB82CF6"/>
+    <w:tmpl w:val="16BC9816"/>
     <w:lvl w:ilvl="0" w:tplc="04190001">
       <w:start w:val="1"/>
       <w:numFmt w:val="bullet"/>
@@ -17025,17 +18325,189 @@
       </w:rPr>
     </w:lvl>
   </w:abstractNum>
+  <w:abstractNum w:abstractNumId="1">
+    <w:nsid w:val="0BB12E1D"/>
+    <w:multiLevelType w:val="multilevel"/>
+    <w:tmpl w:val="0419001F"/>
+    <w:lvl w:ilvl="0">
+      <w:start w:val="1"/>
+      <w:numFmt w:val="decimal"/>
+      <w:lvlText w:val="%1."/>
+      <w:lvlJc w:val="left"/>
+      <w:pPr>
+        <w:ind w:left="360" w:hanging="360"/>
+      </w:pPr>
+    </w:lvl>
+    <w:lvl w:ilvl="1">
+      <w:start w:val="1"/>
+      <w:numFmt w:val="decimal"/>
+      <w:lvlText w:val="%1.%2."/>
+      <w:lvlJc w:val="left"/>
+      <w:pPr>
+        <w:ind w:left="792" w:hanging="432"/>
+      </w:pPr>
+    </w:lvl>
+    <w:lvl w:ilvl="2">
+      <w:start w:val="1"/>
+      <w:numFmt w:val="decimal"/>
+      <w:lvlText w:val="%1.%2.%3."/>
+      <w:lvlJc w:val="left"/>
+      <w:pPr>
+        <w:ind w:left="1224" w:hanging="504"/>
+      </w:pPr>
+    </w:lvl>
+    <w:lvl w:ilvl="3">
+      <w:start w:val="1"/>
+      <w:numFmt w:val="decimal"/>
+      <w:lvlText w:val="%1.%2.%3.%4."/>
+      <w:lvlJc w:val="left"/>
+      <w:pPr>
+        <w:ind w:left="1728" w:hanging="648"/>
+      </w:pPr>
+    </w:lvl>
+    <w:lvl w:ilvl="4">
+      <w:start w:val="1"/>
+      <w:numFmt w:val="decimal"/>
+      <w:lvlText w:val="%1.%2.%3.%4.%5."/>
+      <w:lvlJc w:val="left"/>
+      <w:pPr>
+        <w:ind w:left="2232" w:hanging="792"/>
+      </w:pPr>
+    </w:lvl>
+    <w:lvl w:ilvl="5">
+      <w:start w:val="1"/>
+      <w:numFmt w:val="decimal"/>
+      <w:lvlText w:val="%1.%2.%3.%4.%5.%6."/>
+      <w:lvlJc w:val="left"/>
+      <w:pPr>
+        <w:ind w:left="2736" w:hanging="936"/>
+      </w:pPr>
+    </w:lvl>
+    <w:lvl w:ilvl="6">
+      <w:start w:val="1"/>
+      <w:numFmt w:val="decimal"/>
+      <w:lvlText w:val="%1.%2.%3.%4.%5.%6.%7."/>
+      <w:lvlJc w:val="left"/>
+      <w:pPr>
+        <w:ind w:left="3240" w:hanging="1080"/>
+      </w:pPr>
+    </w:lvl>
+    <w:lvl w:ilvl="7">
+      <w:start w:val="1"/>
+      <w:numFmt w:val="decimal"/>
+      <w:lvlText w:val="%1.%2.%3.%4.%5.%6.%7.%8."/>
+      <w:lvlJc w:val="left"/>
+      <w:pPr>
+        <w:ind w:left="3744" w:hanging="1224"/>
+      </w:pPr>
+    </w:lvl>
+    <w:lvl w:ilvl="8">
+      <w:start w:val="1"/>
+      <w:numFmt w:val="decimal"/>
+      <w:lvlText w:val="%1.%2.%3.%4.%5.%6.%7.%8.%9."/>
+      <w:lvlJc w:val="left"/>
+      <w:pPr>
+        <w:ind w:left="4320" w:hanging="1440"/>
+      </w:pPr>
+    </w:lvl>
+  </w:abstractNum>
+  <w:abstractNum w:abstractNumId="2">
+    <w:nsid w:val="0C942AFA"/>
+    <w:multiLevelType w:val="hybridMultilevel"/>
+    <w:tmpl w:val="FA02E418"/>
+    <w:lvl w:ilvl="0" w:tplc="0419000F">
+      <w:start w:val="1"/>
+      <w:numFmt w:val="decimal"/>
+      <w:lvlText w:val="%1."/>
+      <w:lvlJc w:val="left"/>
+      <w:pPr>
+        <w:ind w:left="1146" w:hanging="360"/>
+      </w:pPr>
+    </w:lvl>
+    <w:lvl w:ilvl="1" w:tplc="04190019" w:tentative="1">
+      <w:start w:val="1"/>
+      <w:numFmt w:val="lowerLetter"/>
+      <w:lvlText w:val="%2."/>
+      <w:lvlJc w:val="left"/>
+      <w:pPr>
+        <w:ind w:left="1866" w:hanging="360"/>
+      </w:pPr>
+    </w:lvl>
+    <w:lvl w:ilvl="2" w:tplc="0419001B" w:tentative="1">
+      <w:start w:val="1"/>
+      <w:numFmt w:val="lowerRoman"/>
+      <w:lvlText w:val="%3."/>
+      <w:lvlJc w:val="right"/>
+      <w:pPr>
+        <w:ind w:left="2586" w:hanging="180"/>
+      </w:pPr>
+    </w:lvl>
+    <w:lvl w:ilvl="3" w:tplc="0419000F" w:tentative="1">
+      <w:start w:val="1"/>
+      <w:numFmt w:val="decimal"/>
+      <w:lvlText w:val="%4."/>
+      <w:lvlJc w:val="left"/>
+      <w:pPr>
+        <w:ind w:left="3306" w:hanging="360"/>
+      </w:pPr>
+    </w:lvl>
+    <w:lvl w:ilvl="4" w:tplc="04190019" w:tentative="1">
+      <w:start w:val="1"/>
+      <w:numFmt w:val="lowerLetter"/>
+      <w:lvlText w:val="%5."/>
+      <w:lvlJc w:val="left"/>
+      <w:pPr>
+        <w:ind w:left="4026" w:hanging="360"/>
+      </w:pPr>
+    </w:lvl>
+    <w:lvl w:ilvl="5" w:tplc="0419001B" w:tentative="1">
+      <w:start w:val="1"/>
+      <w:numFmt w:val="lowerRoman"/>
+      <w:lvlText w:val="%6."/>
+      <w:lvlJc w:val="right"/>
+      <w:pPr>
+        <w:ind w:left="4746" w:hanging="180"/>
+      </w:pPr>
+    </w:lvl>
+    <w:lvl w:ilvl="6" w:tplc="0419000F" w:tentative="1">
+      <w:start w:val="1"/>
+      <w:numFmt w:val="decimal"/>
+      <w:lvlText w:val="%7."/>
+      <w:lvlJc w:val="left"/>
+      <w:pPr>
+        <w:ind w:left="5466" w:hanging="360"/>
+      </w:pPr>
+    </w:lvl>
+    <w:lvl w:ilvl="7" w:tplc="04190019" w:tentative="1">
+      <w:start w:val="1"/>
+      <w:numFmt w:val="lowerLetter"/>
+      <w:lvlText w:val="%8."/>
+      <w:lvlJc w:val="left"/>
+      <w:pPr>
+        <w:ind w:left="6186" w:hanging="360"/>
+      </w:pPr>
+    </w:lvl>
+    <w:lvl w:ilvl="8" w:tplc="0419001B" w:tentative="1">
+      <w:start w:val="1"/>
+      <w:numFmt w:val="lowerRoman"/>
+      <w:lvlText w:val="%9."/>
+      <w:lvlJc w:val="right"/>
+      <w:pPr>
+        <w:ind w:left="6906" w:hanging="180"/>
+      </w:pPr>
+    </w:lvl>
+  </w:abstractNum>
   <w:abstractNum w:abstractNumId="3">
-    <w:nsid w:val="2BAA5046"/>
+    <w:nsid w:val="0D4003F5"/>
     <w:multiLevelType w:val="hybridMultilevel"/>
-    <w:tmpl w:val="B13490BA"/>
+    <w:tmpl w:val="0EB82CF6"/>
     <w:lvl w:ilvl="0" w:tplc="04190001">
       <w:start w:val="1"/>
       <w:numFmt w:val="bullet"/>
       <w:lvlText w:val=""/>
       <w:lvlJc w:val="left"/>
       <w:pPr>
-        <w:ind w:left="720" w:hanging="360"/>
+        <w:ind w:left="1146" w:hanging="360"/>
       </w:pPr>
       <w:rPr>
         <w:rFonts w:ascii="Symbol" w:hAnsi="Symbol" w:hint="default"/>
@@ -17047,7 +18519,7 @@
       <w:lvlText w:val="o"/>
       <w:lvlJc w:val="left"/>
       <w:pPr>
-        <w:ind w:left="1440" w:hanging="360"/>
+        <w:ind w:left="1866" w:hanging="360"/>
       </w:pPr>
       <w:rPr>
         <w:rFonts w:ascii="Courier New" w:hAnsi="Courier New" w:cs="Courier New" w:hint="default"/>
@@ -17059,7 +18531,7 @@
       <w:lvlText w:val=""/>
       <w:lvlJc w:val="left"/>
       <w:pPr>
-        <w:ind w:left="2160" w:hanging="360"/>
+        <w:ind w:left="2586" w:hanging="360"/>
       </w:pPr>
       <w:rPr>
         <w:rFonts w:ascii="Wingdings" w:hAnsi="Wingdings" w:hint="default"/>
@@ -17071,7 +18543,7 @@
       <w:lvlText w:val=""/>
       <w:lvlJc w:val="left"/>
       <w:pPr>
-        <w:ind w:left="2880" w:hanging="360"/>
+        <w:ind w:left="3306" w:hanging="360"/>
       </w:pPr>
       <w:rPr>
         <w:rFonts w:ascii="Symbol" w:hAnsi="Symbol" w:hint="default"/>
@@ -17083,7 +18555,7 @@
       <w:lvlText w:val="o"/>
       <w:lvlJc w:val="left"/>
       <w:pPr>
-        <w:ind w:left="3600" w:hanging="360"/>
+        <w:ind w:left="4026" w:hanging="360"/>
       </w:pPr>
       <w:rPr>
         <w:rFonts w:ascii="Courier New" w:hAnsi="Courier New" w:cs="Courier New" w:hint="default"/>
@@ -17095,7 +18567,7 @@
       <w:lvlText w:val=""/>
       <w:lvlJc w:val="left"/>
       <w:pPr>
-        <w:ind w:left="4320" w:hanging="360"/>
+        <w:ind w:left="4746" w:hanging="360"/>
       </w:pPr>
       <w:rPr>
         <w:rFonts w:ascii="Wingdings" w:hAnsi="Wingdings" w:hint="default"/>
@@ -17107,7 +18579,7 @@
       <w:lvlText w:val=""/>
       <w:lvlJc w:val="left"/>
       <w:pPr>
-        <w:ind w:left="5040" w:hanging="360"/>
+        <w:ind w:left="5466" w:hanging="360"/>
       </w:pPr>
       <w:rPr>
         <w:rFonts w:ascii="Symbol" w:hAnsi="Symbol" w:hint="default"/>
@@ -17119,7 +18591,7 @@
       <w:lvlText w:val="o"/>
       <w:lvlJc w:val="left"/>
       <w:pPr>
-        <w:ind w:left="5760" w:hanging="360"/>
+        <w:ind w:left="6186" w:hanging="360"/>
       </w:pPr>
       <w:rPr>
         <w:rFonts w:ascii="Courier New" w:hAnsi="Courier New" w:cs="Courier New" w:hint="default"/>
@@ -17131,7 +18603,7 @@
       <w:lvlText w:val=""/>
       <w:lvlJc w:val="left"/>
       <w:pPr>
-        <w:ind w:left="6480" w:hanging="360"/>
+        <w:ind w:left="6906" w:hanging="360"/>
       </w:pPr>
       <w:rPr>
         <w:rFonts w:ascii="Wingdings" w:hAnsi="Wingdings" w:hint="default"/>
@@ -17139,16 +18611,16 @@
     </w:lvl>
   </w:abstractNum>
   <w:abstractNum w:abstractNumId="4">
-    <w:nsid w:val="2C83484F"/>
+    <w:nsid w:val="2BAA5046"/>
     <w:multiLevelType w:val="hybridMultilevel"/>
-    <w:tmpl w:val="240404BE"/>
+    <w:tmpl w:val="B13490BA"/>
     <w:lvl w:ilvl="0" w:tplc="04190001">
       <w:start w:val="1"/>
       <w:numFmt w:val="bullet"/>
       <w:lvlText w:val=""/>
       <w:lvlJc w:val="left"/>
       <w:pPr>
-        <w:ind w:left="1146" w:hanging="360"/>
+        <w:ind w:left="720" w:hanging="360"/>
       </w:pPr>
       <w:rPr>
         <w:rFonts w:ascii="Symbol" w:hAnsi="Symbol" w:hint="default"/>
@@ -17160,7 +18632,7 @@
       <w:lvlText w:val="o"/>
       <w:lvlJc w:val="left"/>
       <w:pPr>
-        <w:ind w:left="1866" w:hanging="360"/>
+        <w:ind w:left="1440" w:hanging="360"/>
       </w:pPr>
       <w:rPr>
         <w:rFonts w:ascii="Courier New" w:hAnsi="Courier New" w:cs="Courier New" w:hint="default"/>
@@ -17172,7 +18644,7 @@
       <w:lvlText w:val=""/>
       <w:lvlJc w:val="left"/>
       <w:pPr>
-        <w:ind w:left="2586" w:hanging="360"/>
+        <w:ind w:left="2160" w:hanging="360"/>
       </w:pPr>
       <w:rPr>
         <w:rFonts w:ascii="Wingdings" w:hAnsi="Wingdings" w:hint="default"/>
@@ -17184,7 +18656,7 @@
       <w:lvlText w:val=""/>
       <w:lvlJc w:val="left"/>
       <w:pPr>
-        <w:ind w:left="3306" w:hanging="360"/>
+        <w:ind w:left="2880" w:hanging="360"/>
       </w:pPr>
       <w:rPr>
         <w:rFonts w:ascii="Symbol" w:hAnsi="Symbol" w:hint="default"/>
@@ -17196,7 +18668,7 @@
       <w:lvlText w:val="o"/>
       <w:lvlJc w:val="left"/>
       <w:pPr>
-        <w:ind w:left="4026" w:hanging="360"/>
+        <w:ind w:left="3600" w:hanging="360"/>
       </w:pPr>
       <w:rPr>
         <w:rFonts w:ascii="Courier New" w:hAnsi="Courier New" w:cs="Courier New" w:hint="default"/>
@@ -17208,7 +18680,7 @@
       <w:lvlText w:val=""/>
       <w:lvlJc w:val="left"/>
       <w:pPr>
-        <w:ind w:left="4746" w:hanging="360"/>
+        <w:ind w:left="4320" w:hanging="360"/>
       </w:pPr>
       <w:rPr>
         <w:rFonts w:ascii="Wingdings" w:hAnsi="Wingdings" w:hint="default"/>
@@ -17220,7 +18692,7 @@
       <w:lvlText w:val=""/>
       <w:lvlJc w:val="left"/>
       <w:pPr>
-        <w:ind w:left="5466" w:hanging="360"/>
+        <w:ind w:left="5040" w:hanging="360"/>
       </w:pPr>
       <w:rPr>
         <w:rFonts w:ascii="Symbol" w:hAnsi="Symbol" w:hint="default"/>
@@ -17232,7 +18704,7 @@
       <w:lvlText w:val="o"/>
       <w:lvlJc w:val="left"/>
       <w:pPr>
-        <w:ind w:left="6186" w:hanging="360"/>
+        <w:ind w:left="5760" w:hanging="360"/>
       </w:pPr>
       <w:rPr>
         <w:rFonts w:ascii="Courier New" w:hAnsi="Courier New" w:cs="Courier New" w:hint="default"/>
@@ -17244,7 +18716,7 @@
       <w:lvlText w:val=""/>
       <w:lvlJc w:val="left"/>
       <w:pPr>
-        <w:ind w:left="6906" w:hanging="360"/>
+        <w:ind w:left="6480" w:hanging="360"/>
       </w:pPr>
       <w:rPr>
         <w:rFonts w:ascii="Wingdings" w:hAnsi="Wingdings" w:hint="default"/>
@@ -17252,9 +18724,9 @@
     </w:lvl>
   </w:abstractNum>
   <w:abstractNum w:abstractNumId="5">
-    <w:nsid w:val="31BA6F03"/>
+    <w:nsid w:val="2C83484F"/>
     <w:multiLevelType w:val="hybridMultilevel"/>
-    <w:tmpl w:val="424CD0CA"/>
+    <w:tmpl w:val="240404BE"/>
     <w:lvl w:ilvl="0" w:tplc="04190001">
       <w:start w:val="1"/>
       <w:numFmt w:val="bullet"/>
@@ -17365,6 +18837,119 @@
     </w:lvl>
   </w:abstractNum>
   <w:abstractNum w:abstractNumId="6">
+    <w:nsid w:val="31BA6F03"/>
+    <w:multiLevelType w:val="hybridMultilevel"/>
+    <w:tmpl w:val="424CD0CA"/>
+    <w:lvl w:ilvl="0" w:tplc="04190001">
+      <w:start w:val="1"/>
+      <w:numFmt w:val="bullet"/>
+      <w:lvlText w:val=""/>
+      <w:lvlJc w:val="left"/>
+      <w:pPr>
+        <w:ind w:left="1146" w:hanging="360"/>
+      </w:pPr>
+      <w:rPr>
+        <w:rFonts w:ascii="Symbol" w:hAnsi="Symbol" w:hint="default"/>
+      </w:rPr>
+    </w:lvl>
+    <w:lvl w:ilvl="1" w:tplc="04190003" w:tentative="1">
+      <w:start w:val="1"/>
+      <w:numFmt w:val="bullet"/>
+      <w:lvlText w:val="o"/>
+      <w:lvlJc w:val="left"/>
+      <w:pPr>
+        <w:ind w:left="1866" w:hanging="360"/>
+      </w:pPr>
+      <w:rPr>
+        <w:rFonts w:ascii="Courier New" w:hAnsi="Courier New" w:cs="Courier New" w:hint="default"/>
+      </w:rPr>
+    </w:lvl>
+    <w:lvl w:ilvl="2" w:tplc="04190005" w:tentative="1">
+      <w:start w:val="1"/>
+      <w:numFmt w:val="bullet"/>
+      <w:lvlText w:val=""/>
+      <w:lvlJc w:val="left"/>
+      <w:pPr>
+        <w:ind w:left="2586" w:hanging="360"/>
+      </w:pPr>
+      <w:rPr>
+        <w:rFonts w:ascii="Wingdings" w:hAnsi="Wingdings" w:hint="default"/>
+      </w:rPr>
+    </w:lvl>
+    <w:lvl w:ilvl="3" w:tplc="04190001" w:tentative="1">
+      <w:start w:val="1"/>
+      <w:numFmt w:val="bullet"/>
+      <w:lvlText w:val=""/>
+      <w:lvlJc w:val="left"/>
+      <w:pPr>
+        <w:ind w:left="3306" w:hanging="360"/>
+      </w:pPr>
+      <w:rPr>
+        <w:rFonts w:ascii="Symbol" w:hAnsi="Symbol" w:hint="default"/>
+      </w:rPr>
+    </w:lvl>
+    <w:lvl w:ilvl="4" w:tplc="04190003" w:tentative="1">
+      <w:start w:val="1"/>
+      <w:numFmt w:val="bullet"/>
+      <w:lvlText w:val="o"/>
+      <w:lvlJc w:val="left"/>
+      <w:pPr>
+        <w:ind w:left="4026" w:hanging="360"/>
+      </w:pPr>
+      <w:rPr>
+        <w:rFonts w:ascii="Courier New" w:hAnsi="Courier New" w:cs="Courier New" w:hint="default"/>
+      </w:rPr>
+    </w:lvl>
+    <w:lvl w:ilvl="5" w:tplc="04190005" w:tentative="1">
+      <w:start w:val="1"/>
+      <w:numFmt w:val="bullet"/>
+      <w:lvlText w:val=""/>
+      <w:lvlJc w:val="left"/>
+      <w:pPr>
+        <w:ind w:left="4746" w:hanging="360"/>
+      </w:pPr>
+      <w:rPr>
+        <w:rFonts w:ascii="Wingdings" w:hAnsi="Wingdings" w:hint="default"/>
+      </w:rPr>
+    </w:lvl>
+    <w:lvl w:ilvl="6" w:tplc="04190001" w:tentative="1">
+      <w:start w:val="1"/>
+      <w:numFmt w:val="bullet"/>
+      <w:lvlText w:val=""/>
+      <w:lvlJc w:val="left"/>
+      <w:pPr>
+        <w:ind w:left="5466" w:hanging="360"/>
+      </w:pPr>
+      <w:rPr>
+        <w:rFonts w:ascii="Symbol" w:hAnsi="Symbol" w:hint="default"/>
+      </w:rPr>
+    </w:lvl>
+    <w:lvl w:ilvl="7" w:tplc="04190003" w:tentative="1">
+      <w:start w:val="1"/>
+      <w:numFmt w:val="bullet"/>
+      <w:lvlText w:val="o"/>
+      <w:lvlJc w:val="left"/>
+      <w:pPr>
+        <w:ind w:left="6186" w:hanging="360"/>
+      </w:pPr>
+      <w:rPr>
+        <w:rFonts w:ascii="Courier New" w:hAnsi="Courier New" w:cs="Courier New" w:hint="default"/>
+      </w:rPr>
+    </w:lvl>
+    <w:lvl w:ilvl="8" w:tplc="04190005" w:tentative="1">
+      <w:start w:val="1"/>
+      <w:numFmt w:val="bullet"/>
+      <w:lvlText w:val=""/>
+      <w:lvlJc w:val="left"/>
+      <w:pPr>
+        <w:ind w:left="6906" w:hanging="360"/>
+      </w:pPr>
+      <w:rPr>
+        <w:rFonts w:ascii="Wingdings" w:hAnsi="Wingdings" w:hint="default"/>
+      </w:rPr>
+    </w:lvl>
+  </w:abstractNum>
+  <w:abstractNum w:abstractNumId="7">
     <w:nsid w:val="3D5656EE"/>
     <w:multiLevelType w:val="multilevel"/>
     <w:tmpl w:val="AC4C7D76"/>
@@ -17492,7 +19077,7 @@
       </w:rPr>
     </w:lvl>
   </w:abstractNum>
-  <w:abstractNum w:abstractNumId="7">
+  <w:abstractNum w:abstractNumId="8">
     <w:nsid w:val="3EA5764C"/>
     <w:multiLevelType w:val="hybridMultilevel"/>
     <w:tmpl w:val="132CDC26"/>
@@ -17578,7 +19163,7 @@
       </w:pPr>
     </w:lvl>
   </w:abstractNum>
-  <w:abstractNum w:abstractNumId="8">
+  <w:abstractNum w:abstractNumId="9">
     <w:nsid w:val="40757B88"/>
     <w:multiLevelType w:val="hybridMultilevel"/>
     <w:tmpl w:val="084EE4B4"/>
@@ -17667,7 +19252,7 @@
       </w:pPr>
     </w:lvl>
   </w:abstractNum>
-  <w:abstractNum w:abstractNumId="9">
+  <w:abstractNum w:abstractNumId="10">
     <w:nsid w:val="423F23CC"/>
     <w:multiLevelType w:val="hybridMultilevel"/>
     <w:tmpl w:val="0D7A4E5A"/>
@@ -17780,7 +19365,7 @@
       </w:rPr>
     </w:lvl>
   </w:abstractNum>
-  <w:abstractNum w:abstractNumId="10">
+  <w:abstractNum w:abstractNumId="11">
     <w:nsid w:val="484E1F4F"/>
     <w:multiLevelType w:val="hybridMultilevel"/>
     <w:tmpl w:val="8126073A"/>
@@ -17893,7 +19478,7 @@
       </w:rPr>
     </w:lvl>
   </w:abstractNum>
-  <w:abstractNum w:abstractNumId="11">
+  <w:abstractNum w:abstractNumId="12">
     <w:nsid w:val="4D410D1E"/>
     <w:multiLevelType w:val="multilevel"/>
     <w:tmpl w:val="2B444ADE"/>
@@ -18021,7 +19606,7 @@
       </w:rPr>
     </w:lvl>
   </w:abstractNum>
-  <w:abstractNum w:abstractNumId="12">
+  <w:abstractNum w:abstractNumId="13">
     <w:nsid w:val="4D8531D4"/>
     <w:multiLevelType w:val="multilevel"/>
     <w:tmpl w:val="62A01FA0"/>
@@ -18149,7 +19734,7 @@
       </w:rPr>
     </w:lvl>
   </w:abstractNum>
-  <w:abstractNum w:abstractNumId="13">
+  <w:abstractNum w:abstractNumId="14">
     <w:nsid w:val="59B66E9D"/>
     <w:multiLevelType w:val="hybridMultilevel"/>
     <w:tmpl w:val="9ADEE5FA"/>
@@ -18262,7 +19847,7 @@
       </w:rPr>
     </w:lvl>
   </w:abstractNum>
-  <w:abstractNum w:abstractNumId="14">
+  <w:abstractNum w:abstractNumId="15">
     <w:nsid w:val="5D0E27D7"/>
     <w:multiLevelType w:val="multilevel"/>
     <w:tmpl w:val="0419001D"/>
@@ -18348,7 +19933,7 @@
       </w:pPr>
     </w:lvl>
   </w:abstractNum>
-  <w:abstractNum w:abstractNumId="15">
+  <w:abstractNum w:abstractNumId="16">
     <w:nsid w:val="6A631B04"/>
     <w:multiLevelType w:val="hybridMultilevel"/>
     <w:tmpl w:val="44BC76FC"/>
@@ -18461,7 +20046,7 @@
       </w:rPr>
     </w:lvl>
   </w:abstractNum>
-  <w:abstractNum w:abstractNumId="16">
+  <w:abstractNum w:abstractNumId="17">
     <w:nsid w:val="773D206B"/>
     <w:multiLevelType w:val="hybridMultilevel"/>
     <w:tmpl w:val="CE1EE6DA"/>
@@ -18574,7 +20159,7 @@
       </w:rPr>
     </w:lvl>
   </w:abstractNum>
-  <w:abstractNum w:abstractNumId="17">
+  <w:abstractNum w:abstractNumId="18">
     <w:nsid w:val="7DB024B4"/>
     <w:multiLevelType w:val="multilevel"/>
     <w:tmpl w:val="0F822A74"/>
@@ -18705,10 +20290,10 @@
     </w:lvl>
   </w:abstractNum>
   <w:num w:numId="1">
-    <w:abstractNumId w:val="6"/>
+    <w:abstractNumId w:val="7"/>
   </w:num>
   <w:num w:numId="2">
-    <w:abstractNumId w:val="6"/>
+    <w:abstractNumId w:val="7"/>
     <w:lvlOverride w:ilvl="0">
       <w:startOverride w:val="1"/>
     </w:lvlOverride>
@@ -18738,22 +20323,22 @@
     </w:lvlOverride>
   </w:num>
   <w:num w:numId="3">
+    <w:abstractNumId w:val="13"/>
+  </w:num>
+  <w:num w:numId="4">
     <w:abstractNumId w:val="12"/>
   </w:num>
-  <w:num w:numId="4">
-    <w:abstractNumId w:val="11"/>
-  </w:num>
   <w:num w:numId="5">
-    <w:abstractNumId w:val="14"/>
+    <w:abstractNumId w:val="15"/>
   </w:num>
   <w:num w:numId="6">
-    <w:abstractNumId w:val="17"/>
+    <w:abstractNumId w:val="18"/>
   </w:num>
   <w:num w:numId="7">
-    <w:abstractNumId w:val="0"/>
+    <w:abstractNumId w:val="1"/>
   </w:num>
   <w:num w:numId="8">
-    <w:abstractNumId w:val="0"/>
+    <w:abstractNumId w:val="1"/>
     <w:lvlOverride w:ilvl="0">
       <w:startOverride w:val="1"/>
     </w:lvlOverride>
@@ -18783,40 +20368,43 @@
     </w:lvlOverride>
   </w:num>
   <w:num w:numId="9">
+    <w:abstractNumId w:val="4"/>
+  </w:num>
+  <w:num w:numId="10">
+    <w:abstractNumId w:val="8"/>
+  </w:num>
+  <w:num w:numId="11">
+    <w:abstractNumId w:val="10"/>
+  </w:num>
+  <w:num w:numId="12">
+    <w:abstractNumId w:val="9"/>
+  </w:num>
+  <w:num w:numId="13">
+    <w:abstractNumId w:val="11"/>
+  </w:num>
+  <w:num w:numId="14">
+    <w:abstractNumId w:val="2"/>
+  </w:num>
+  <w:num w:numId="15">
     <w:abstractNumId w:val="3"/>
   </w:num>
-  <w:num w:numId="10">
-    <w:abstractNumId w:val="7"/>
-  </w:num>
-  <w:num w:numId="11">
-    <w:abstractNumId w:val="9"/>
-  </w:num>
-  <w:num w:numId="12">
-    <w:abstractNumId w:val="8"/>
-  </w:num>
-  <w:num w:numId="13">
-    <w:abstractNumId w:val="10"/>
-  </w:num>
-  <w:num w:numId="14">
-    <w:abstractNumId w:val="1"/>
-  </w:num>
-  <w:num w:numId="15">
-    <w:abstractNumId w:val="2"/>
-  </w:num>
   <w:num w:numId="16">
-    <w:abstractNumId w:val="13"/>
+    <w:abstractNumId w:val="14"/>
   </w:num>
   <w:num w:numId="17">
+    <w:abstractNumId w:val="17"/>
+  </w:num>
+  <w:num w:numId="18">
+    <w:abstractNumId w:val="5"/>
+  </w:num>
+  <w:num w:numId="19">
+    <w:abstractNumId w:val="6"/>
+  </w:num>
+  <w:num w:numId="20">
     <w:abstractNumId w:val="16"/>
   </w:num>
-  <w:num w:numId="18">
-    <w:abstractNumId w:val="4"/>
-  </w:num>
-  <w:num w:numId="19">
-    <w:abstractNumId w:val="5"/>
-  </w:num>
-  <w:num w:numId="20">
-    <w:abstractNumId w:val="15"/>
+  <w:num w:numId="21">
+    <w:abstractNumId w:val="0"/>
   </w:num>
 </w:numbering>
 </file>
@@ -19739,7 +21327,7 @@
 </file>
 
 <file path=customXml/itemProps1.xml><?xml version="1.0" encoding="utf-8"?>
-<ds:datastoreItem xmlns:ds="http://schemas.openxmlformats.org/officeDocument/2006/customXml" ds:itemID="{5EE3CCD5-8932-4E79-B8ED-D14650BD6C14}">
+<ds:datastoreItem xmlns:ds="http://schemas.openxmlformats.org/officeDocument/2006/customXml" ds:itemID="{8AD066D2-38D8-43FE-92C3-0293FBDDD5EB}">
   <ds:schemaRefs>
     <ds:schemaRef ds:uri="http://schemas.openxmlformats.org/officeDocument/2006/bibliography"/>
   </ds:schemaRefs>
